--- a/exports/marketing/bizsoft-dzen-01-karta-sotrudnika.docx
+++ b/exports/marketing/bizsoft-dzen-01-karta-sotrudnika.docx
@@ -1616,7 +1616,7 @@
                 <w:sz w:val="19"/>
                 <w:szCs w:val="19"/>
               </w:rPr>
-              <w:t xml:space="preserve">6 000–9 000 знаков с пробелами (≈900–1300 слов) при лимите платформы 100 000</w:t>
+              <w:t xml:space="preserve">ориентир 5 000–9 000 знаков при лимите платформы 100 000</w:t>
             </w:r>
           </w:p>
         </w:tc>
@@ -2073,7 +2073,22 @@
         <w:spacing w:after="160" w:line="300"/>
       </w:pPr>
       <w:r>
-        <w:t xml:space="preserve">Меньше 4 000 знаков — материал не удерживает и не даёт дочитываний. Больше 10 000 — падает доля дочитавших, а именно она определяет дальнейшие показы.</w:t>
+        <w:rPr>
+          <w:b/>
+          <w:bCs/>
+        </w:rPr>
+        <w:t xml:space="preserve">Длину определяет полнота ответа, а не норматив.</w:t>
+      </w:r>
+      <w:r>
+        <w:t xml:space="preserve"> 5 000–9 000 — рабочий ориентир, а не правило: материал заканчивается там, где вопрос закрыт. Универсальные «пороги дочитываемости» из чужих руководств мы не используем — у нас нет данных, которые бы их подтверждали.</w:t>
+      </w:r>
+    </w:p>
+    <w:p>
+      <w:pPr>
+        <w:spacing w:after="160" w:line="300"/>
+      </w:pPr>
+      <w:r>
+        <w:t xml:space="preserve">Собственную зависимость выведем сами: после 20–30 публикаций канала станет видно, как объём связан с дочитываниями, временем чтения, CTR карточки и переходами на сайт. До этого момента любые нормативы длины — заимствованная эвристика, и в регламенте им не место.</w:t>
       </w:r>
     </w:p>
     <w:p>
@@ -2083,167 +2098,72 @@
         <w:spacing w:after="140" w:before="280"/>
       </w:pPr>
       <w:r>
-        <w:t xml:space="preserve">2. Структура материала</w:t>
-      </w:r>
-    </w:p>
-    <w:p>
-      <w:pPr>
-        <w:pStyle w:val="ListParagraph"/>
-        <w:numPr>
-          <w:ilvl w:val="0"/>
-          <w:numId w:val="2"/>
-        </w:numPr>
-        <w:spacing w:after="80" w:line="300"/>
-      </w:pPr>
-      <w:r>
-        <w:rPr>
-          <w:b/>
-          <w:bCs/>
-        </w:rPr>
-        <w:t xml:space="preserve">Заголовок.</w:t>
-      </w:r>
-      <w:r>
-        <w:t xml:space="preserve"> Конкретное утверждение, без капса, эмодзи и обещаний, которых нет в тексте. Ключевая фраза — по возможности в первой половине. Держим ближе к рекомендации площадки (15–25 символов), удлиняем только ради смысла.</w:t>
-      </w:r>
-    </w:p>
-    <w:p>
-      <w:pPr>
-        <w:pStyle w:val="ListParagraph"/>
-        <w:numPr>
-          <w:ilvl w:val="0"/>
-          <w:numId w:val="2"/>
-        </w:numPr>
-        <w:spacing w:after="80" w:line="300"/>
-      </w:pPr>
-      <w:r>
-        <w:rPr>
-          <w:b/>
-          <w:bCs/>
-        </w:rPr>
-        <w:t xml:space="preserve">Первый абзац (2–4 предложения).</w:t>
-      </w:r>
-      <w:r>
-        <w:t xml:space="preserve"> Из него Дзен соберёт описание карточки, и отредактировать это описание нельзя — значит абзац пишется как самостоятельный анонс: ситуация читателя и что он получит. Ссылок и раскачки здесь нет.</w:t>
-      </w:r>
-    </w:p>
-    <w:p>
-      <w:pPr>
-        <w:pStyle w:val="ListParagraph"/>
-        <w:numPr>
-          <w:ilvl w:val="0"/>
-          <w:numId w:val="2"/>
-        </w:numPr>
-        <w:spacing w:after="80" w:line="300"/>
-      </w:pPr>
-      <w:r>
-        <w:rPr>
-          <w:b/>
-          <w:bCs/>
-        </w:rPr>
-        <w:t xml:space="preserve">Второй абзац.</w:t>
-      </w:r>
-      <w:r>
-        <w:t xml:space="preserve"> Раскрытие, кто мы: «мы поставляем зарубежное ПО российским компаниям». Аффилиация в начале, а не в подвале.</w:t>
-      </w:r>
-    </w:p>
-    <w:p>
-      <w:pPr>
-        <w:pStyle w:val="ListParagraph"/>
-        <w:numPr>
-          <w:ilvl w:val="0"/>
-          <w:numId w:val="2"/>
-        </w:numPr>
-        <w:spacing w:after="80" w:line="300"/>
-      </w:pPr>
-      <w:r>
-        <w:rPr>
-          <w:b/>
-          <w:bCs/>
-        </w:rPr>
-        <w:t xml:space="preserve">Тело.</w:t>
-      </w:r>
-      <w:r>
-        <w:t xml:space="preserve"> 4–7 смысловых блоков с подзаголовками. Каждый блок отвечает на один вопрос читателя.</w:t>
-      </w:r>
-    </w:p>
-    <w:p>
-      <w:pPr>
-        <w:pStyle w:val="ListParagraph"/>
-        <w:numPr>
-          <w:ilvl w:val="0"/>
-          <w:numId w:val="2"/>
-        </w:numPr>
-        <w:spacing w:after="80" w:line="300"/>
-      </w:pPr>
-      <w:r>
-        <w:rPr>
-          <w:b/>
-          <w:bCs/>
-        </w:rPr>
-        <w:t xml:space="preserve">Практическая часть.</w:t>
-      </w:r>
-      <w:r>
-        <w:t xml:space="preserve"> Чеклист, порядок действий или методика расчёта — то, что можно применить, ничего не покупая. Это ядро полезности.</w:t>
-      </w:r>
-    </w:p>
-    <w:p>
-      <w:pPr>
-        <w:pStyle w:val="ListParagraph"/>
-        <w:numPr>
-          <w:ilvl w:val="0"/>
-          <w:numId w:val="2"/>
-        </w:numPr>
-        <w:spacing w:after="80" w:line="300"/>
-      </w:pPr>
-      <w:r>
-        <w:rPr>
-          <w:b/>
-          <w:bCs/>
-        </w:rPr>
-        <w:t xml:space="preserve">Как это решается.</w:t>
-      </w:r>
-      <w:r>
-        <w:t xml:space="preserve"> Механика с оформлением на юрлицо. Здесь допустимы ссылки на сайт.</w:t>
-      </w:r>
-    </w:p>
-    <w:p>
-      <w:pPr>
-        <w:pStyle w:val="ListParagraph"/>
-        <w:numPr>
-          <w:ilvl w:val="0"/>
-          <w:numId w:val="2"/>
-        </w:numPr>
-        <w:spacing w:after="80" w:line="300"/>
-      </w:pPr>
-      <w:r>
-        <w:rPr>
-          <w:b/>
-          <w:bCs/>
-        </w:rPr>
-        <w:t xml:space="preserve">Итог.</w:t>
-      </w:r>
-      <w:r>
-        <w:t xml:space="preserve"> 3–5 строк без нового смысла.</w:t>
-      </w:r>
-    </w:p>
-    <w:p>
-      <w:pPr>
-        <w:pStyle w:val="ListParagraph"/>
-        <w:numPr>
-          <w:ilvl w:val="0"/>
-          <w:numId w:val="2"/>
-        </w:numPr>
-        <w:spacing w:after="80" w:line="300"/>
-      </w:pPr>
-      <w:r>
-        <w:rPr>
-          <w:b/>
-          <w:bCs/>
-        </w:rPr>
-        <w:t xml:space="preserve">Вопрос читателю.</w:t>
-      </w:r>
-      <w:r>
-        <w:t xml:space="preserve"> Одна строка, приглашающая к комментарию.</w:t>
+        <w:t xml:space="preserve">1а. Модель материала</w:t>
+      </w:r>
+    </w:p>
+    <w:p>
+      <w:pPr>
+        <w:spacing w:after="160" w:line="300"/>
+      </w:pPr>
+      <w:r>
+        <w:t xml:space="preserve">Одна конструкция для всех публикаций канала:</w:t>
+      </w:r>
+    </w:p>
+    <w:p>
+      <w:pPr>
+        <w:spacing w:after="160" w:line="300"/>
+      </w:pPr>
+      <w:r>
+        <w:t xml:space="preserve">``</w:t>
+      </w:r>
+      <w:r>
+        <w:rPr>
+          <w:rFonts w:ascii="Consolas" w:cs="Consolas" w:eastAsia="Consolas" w:hAnsi="Consolas"/>
+          <w:sz w:val="20"/>
+          <w:szCs w:val="20"/>
+        </w:rPr>
+        <w:t xml:space="preserve"> реальный вопрос B2B-покупателя → лучший самостоятельный ответ на этот вопрос → собственная методика или экспертиза BIZSoft → одно естественное упоминание источника → одна контекстная ссылка на более глубокий материал </w:t>
+      </w:r>
+      <w:r>
+        <w:t xml:space="preserve">``</w:t>
+      </w:r>
+    </w:p>
+    <w:p>
+      <w:pPr>
+        <w:spacing w:after="160" w:line="300"/>
+      </w:pPr>
+      <w:r>
+        <w:t xml:space="preserve">Она работает одновременно на читателя, на Яндекс, на брендовые упоминания и на вероятность того, что BIZSoft попадёт в ответ AI-системы. Ссылка здесь — следствие полезности, а не цель материала.</w:t>
+      </w:r>
+    </w:p>
+    <w:p>
+      <w:pPr>
+        <w:spacing w:after="160" w:line="300"/>
+      </w:pPr>
+      <w:r>
+        <w:rPr>
+          <w:b/>
+          <w:bCs/>
+        </w:rPr>
+        <w:t xml:space="preserve">Блок для цитирования.</w:t>
+      </w:r>
+      <w:r>
+        <w:t xml:space="preserve"> В каждом материале — короткий формализованный фрагмент сразу после вступления: прямой ответ на вопрос заголовка, список из 3–5 пунктов и вывод одной фразой. Он пишется так, чтобы его можно было извлечь дословно, без остального текста. Это то, что AI-система процитирует, а читатель прочитает, если дальше не пойдёт.</w:t>
+      </w:r>
+    </w:p>
+    <w:p>
+      <w:pPr>
+        <w:spacing w:after="160" w:line="300"/>
+      </w:pPr>
+      <w:r>
+        <w:rPr>
+          <w:b/>
+          <w:bCs/>
+        </w:rPr>
+        <w:t xml:space="preserve">Собственная методика важнее лишнего вхождения ключа.</w:t>
+      </w:r>
+      <w:r>
+        <w:t xml:space="preserve"> Названная и объяснённая методика («совокупная стоимость корпоративной подписки», её компоненты, порядок расчёта) превращает BIZSoft в источник подхода, а не в очередного продавца лицензий. Такую сущность цитируют; перечисление преимуществ — нет.</w:t>
       </w:r>
     </w:p>
     <w:p>
@@ -2253,6 +2173,216 @@
         <w:spacing w:after="140" w:before="280"/>
       </w:pPr>
       <w:r>
+        <w:t xml:space="preserve">2. Структура материала</w:t>
+      </w:r>
+    </w:p>
+    <w:p>
+      <w:pPr>
+        <w:pStyle w:val="ListParagraph"/>
+        <w:numPr>
+          <w:ilvl w:val="0"/>
+          <w:numId w:val="2"/>
+        </w:numPr>
+        <w:spacing w:after="80" w:line="300"/>
+      </w:pPr>
+      <w:r>
+        <w:rPr>
+          <w:b/>
+          <w:bCs/>
+        </w:rPr>
+        <w:t xml:space="preserve">Заголовок.</w:t>
+      </w:r>
+      <w:r>
+        <w:t xml:space="preserve"> Конкретное утверждение, без капса, эмодзи и обещаний, которых нет в тексте. Ключевая фраза — по возможности в первой половине. Держим ближе к рекомендации площадки (15–25 символов), удлиняем только ради смысла.</w:t>
+      </w:r>
+    </w:p>
+    <w:p>
+      <w:pPr>
+        <w:pStyle w:val="ListParagraph"/>
+        <w:numPr>
+          <w:ilvl w:val="0"/>
+          <w:numId w:val="2"/>
+        </w:numPr>
+        <w:spacing w:after="80" w:line="300"/>
+      </w:pPr>
+      <w:r>
+        <w:rPr>
+          <w:b/>
+          <w:bCs/>
+        </w:rPr>
+        <w:t xml:space="preserve">Первый абзац (2–4 предложения).</w:t>
+      </w:r>
+      <w:r>
+        <w:t xml:space="preserve"> Из него Дзен соберёт описание карточки, и отредактировать это описание нельзя — значит абзац пишется как самостоятельный анонс: ситуация читателя и что он получит. Ссылок и раскачки здесь нет.</w:t>
+      </w:r>
+    </w:p>
+    <w:p>
+      <w:pPr>
+        <w:pStyle w:val="ListParagraph"/>
+        <w:numPr>
+          <w:ilvl w:val="0"/>
+          <w:numId w:val="2"/>
+        </w:numPr>
+        <w:spacing w:after="80" w:line="300"/>
+      </w:pPr>
+      <w:r>
+        <w:rPr>
+          <w:b/>
+          <w:bCs/>
+        </w:rPr>
+        <w:t xml:space="preserve">Второй абзац.</w:t>
+      </w:r>
+      <w:r>
+        <w:t xml:space="preserve"> Раскрытие, кто мы: «мы поставляем зарубежное ПО российским компаниям». Аффилиация в начале, а не в подвале.</w:t>
+      </w:r>
+    </w:p>
+    <w:p>
+      <w:pPr>
+        <w:pStyle w:val="ListParagraph"/>
+        <w:numPr>
+          <w:ilvl w:val="0"/>
+          <w:numId w:val="2"/>
+        </w:numPr>
+        <w:spacing w:after="80" w:line="300"/>
+      </w:pPr>
+      <w:r>
+        <w:rPr>
+          <w:b/>
+          <w:bCs/>
+        </w:rPr>
+        <w:t xml:space="preserve">Блок для цитирования.</w:t>
+      </w:r>
+      <w:r>
+        <w:t xml:space="preserve"> Прямой ответ, список из 3–5 пунктов, вывод одной фразой. См. раздел 1а.</w:t>
+      </w:r>
+    </w:p>
+    <w:p>
+      <w:pPr>
+        <w:pStyle w:val="ListParagraph"/>
+        <w:numPr>
+          <w:ilvl w:val="0"/>
+          <w:numId w:val="2"/>
+        </w:numPr>
+        <w:spacing w:after="80" w:line="300"/>
+      </w:pPr>
+      <w:r>
+        <w:rPr>
+          <w:b/>
+          <w:bCs/>
+        </w:rPr>
+        <w:t xml:space="preserve">Тело.</w:t>
+      </w:r>
+      <w:r>
+        <w:t xml:space="preserve"> 4–7 смысловых блоков с подзаголовками. Каждый блок отвечает на один вопрос читателя.</w:t>
+      </w:r>
+    </w:p>
+    <w:p>
+      <w:pPr>
+        <w:pStyle w:val="ListParagraph"/>
+        <w:numPr>
+          <w:ilvl w:val="0"/>
+          <w:numId w:val="2"/>
+        </w:numPr>
+        <w:spacing w:after="80" w:line="300"/>
+      </w:pPr>
+      <w:r>
+        <w:rPr>
+          <w:b/>
+          <w:bCs/>
+        </w:rPr>
+        <w:t xml:space="preserve">Практическая часть.</w:t>
+      </w:r>
+      <w:r>
+        <w:t xml:space="preserve"> Чеклист, порядок действий или методика расчёта — то, что можно применить, ничего не покупая. Это ядро полезности.</w:t>
+      </w:r>
+    </w:p>
+    <w:p>
+      <w:pPr>
+        <w:pStyle w:val="ListParagraph"/>
+        <w:numPr>
+          <w:ilvl w:val="0"/>
+          <w:numId w:val="2"/>
+        </w:numPr>
+        <w:spacing w:after="80" w:line="300"/>
+      </w:pPr>
+      <w:r>
+        <w:rPr>
+          <w:b/>
+          <w:bCs/>
+        </w:rPr>
+        <w:t xml:space="preserve">Как это решается.</w:t>
+      </w:r>
+      <w:r>
+        <w:t xml:space="preserve"> Механика с оформлением на юрлицо. Здесь допустимы ссылки на сайт.</w:t>
+      </w:r>
+    </w:p>
+    <w:p>
+      <w:pPr>
+        <w:pStyle w:val="ListParagraph"/>
+        <w:numPr>
+          <w:ilvl w:val="0"/>
+          <w:numId w:val="2"/>
+        </w:numPr>
+        <w:spacing w:after="80" w:line="300"/>
+      </w:pPr>
+      <w:r>
+        <w:rPr>
+          <w:b/>
+          <w:bCs/>
+        </w:rPr>
+        <w:t xml:space="preserve">Итог.</w:t>
+      </w:r>
+      <w:r>
+        <w:t xml:space="preserve"> 3–5 строк без нового смысла.</w:t>
+      </w:r>
+    </w:p>
+    <w:p>
+      <w:pPr>
+        <w:pStyle w:val="ListParagraph"/>
+        <w:numPr>
+          <w:ilvl w:val="0"/>
+          <w:numId w:val="2"/>
+        </w:numPr>
+        <w:spacing w:after="80" w:line="300"/>
+      </w:pPr>
+      <w:r>
+        <w:rPr>
+          <w:b/>
+          <w:bCs/>
+        </w:rPr>
+        <w:t xml:space="preserve">Вопрос читателю.</w:t>
+      </w:r>
+      <w:r>
+        <w:t xml:space="preserve"> Не «а как у вас?», а конкретный вопрос с вариантами ответа: он даёт содержательные комментарии и темы следующих материалов.</w:t>
+      </w:r>
+    </w:p>
+    <w:p>
+      <w:pPr>
+        <w:pStyle w:val="ListParagraph"/>
+        <w:numPr>
+          <w:ilvl w:val="0"/>
+          <w:numId w:val="2"/>
+        </w:numPr>
+        <w:spacing w:after="80" w:line="300"/>
+      </w:pPr>
+      <w:r>
+        <w:rPr>
+          <w:b/>
+          <w:bCs/>
+        </w:rPr>
+        <w:t xml:space="preserve">Подпись канала.</w:t>
+      </w:r>
+      <w:r>
+        <w:t xml:space="preserve"> Одна строка: «BIZSoft — поставщик зарубежного ПО и AI-сервисов для российских компаний». Упоминать бренд по тексту чаще, чем в двух местах, не нужно.</w:t>
+      </w:r>
+    </w:p>
+    <w:p>
+      <w:pPr>
+        <w:pStyle w:val="Heading3"/>
+        <w:keepNext/>
+        <w:spacing w:after="140" w:before="280"/>
+      </w:pPr>
+      <w:r>
         <w:t xml:space="preserve">3. Ссылки</w:t>
       </w:r>
     </w:p>
@@ -2270,10 +2400,30 @@
           <w:b/>
           <w:bCs/>
         </w:rPr>
-        <w:t xml:space="preserve">Не более двух</w:t>
-      </w:r>
-      <w:r>
-        <w:t xml:space="preserve"> ссылок на biz-soft.pro на материал.</w:t>
+        <w:t xml:space="preserve">Первые материалы канала — одна ссылка.</w:t>
+      </w:r>
+      <w:r>
+        <w:t xml:space="preserve"> Для нового канала одна контекстная ссылка выглядит естественнее двух ссылок на собственный коммерческий сайт. Задача сейчас — не число backlinks, а качество профиля: полезная статья → тематически релевантная страница biz-soft.pro. Вторая ссылка появляется тогда, когда материал без неё теряет смысл.</w:t>
+      </w:r>
+    </w:p>
+    <w:p>
+      <w:pPr>
+        <w:pStyle w:val="ListParagraph"/>
+        <w:numPr>
+          <w:ilvl w:val="0"/>
+          <w:numId w:val="1"/>
+        </w:numPr>
+        <w:spacing w:after="80" w:line="300"/>
+      </w:pPr>
+      <w:r>
+        <w:rPr>
+          <w:b/>
+          <w:bCs/>
+        </w:rPr>
+        <w:t xml:space="preserve">Потолок — две</w:t>
+      </w:r>
+      <w:r>
+        <w:t xml:space="preserve"> ссылки на материал в любом случае.</w:t>
       </w:r>
     </w:p>
     <w:p>
@@ -2546,6 +2696,46 @@
         <w:spacing w:after="80" w:line="300"/>
       </w:pPr>
       <w:r>
+        <w:rPr>
+          <w:b/>
+          <w:bCs/>
+        </w:rPr>
+        <w:t xml:space="preserve">Количественные обобщения без источника:</w:t>
+      </w:r>
+      <w:r>
+        <w:t xml:space="preserve"> «в большинстве компаний», «регулярно оказывается», «чаще всего», «почти всегда». Либо цифра со ссылкой на собственные данные («в N инвентаризациях, проведённых нами в 2025–2026 годах»), либо честное «на практике встречается». Бездоказательное обобщение снижает доверие читателя и цитируемость материала в AI-ответах.</w:t>
+      </w:r>
+    </w:p>
+    <w:p>
+      <w:pPr>
+        <w:pStyle w:val="ListParagraph"/>
+        <w:numPr>
+          <w:ilvl w:val="0"/>
+          <w:numId w:val="1"/>
+        </w:numPr>
+        <w:spacing w:after="80" w:line="300"/>
+      </w:pPr>
+      <w:r>
+        <w:rPr>
+          <w:b/>
+          <w:bCs/>
+        </w:rPr>
+        <w:t xml:space="preserve">Юридические абсолюты:</w:t>
+      </w:r>
+      <w:r>
+        <w:t xml:space="preserve"> «нельзя», «невозможно», «не примет». Способ оплаты и комплект документов зависят от страны, банка, сервиса и учётной политики конкретной компании. Абсолют в тексте поставщика читается как искусственно созданная безальтернативность — и справедливо.</w:t>
+      </w:r>
+    </w:p>
+    <w:p>
+      <w:pPr>
+        <w:pStyle w:val="ListParagraph"/>
+        <w:numPr>
+          <w:ilvl w:val="0"/>
+          <w:numId w:val="1"/>
+        </w:numPr>
+        <w:spacing w:after="80" w:line="300"/>
+      </w:pPr>
+      <w:r>
         <w:t xml:space="preserve">Юридические утверждения без оговорки. Вопросы налогов и учёта формулируем как «уточните у бухгалтера», а не как консультацию.</w:t>
       </w:r>
     </w:p>
@@ -2756,7 +2946,46 @@
         <w:spacing w:after="80" w:line="300"/>
       </w:pPr>
       <w:r>
-        <w:t xml:space="preserve">[ ] Не более 2 ссылок, обе — из sitemap, не в первом экране.</w:t>
+        <w:t xml:space="preserve">[ ] Есть блок для цитирования: прямой ответ + список + вывод.</w:t>
+      </w:r>
+    </w:p>
+    <w:p>
+      <w:pPr>
+        <w:pStyle w:val="ListParagraph"/>
+        <w:numPr>
+          <w:ilvl w:val="0"/>
+          <w:numId w:val="1"/>
+        </w:numPr>
+        <w:spacing w:after="80" w:line="300"/>
+      </w:pPr>
+      <w:r>
+        <w:t xml:space="preserve">[ ] Нет количественных обобщений без источника и юридических абсолютов.</w:t>
+      </w:r>
+    </w:p>
+    <w:p>
+      <w:pPr>
+        <w:pStyle w:val="ListParagraph"/>
+        <w:numPr>
+          <w:ilvl w:val="0"/>
+          <w:numId w:val="1"/>
+        </w:numPr>
+        <w:spacing w:after="80" w:line="300"/>
+      </w:pPr>
+      <w:r>
+        <w:t xml:space="preserve">[ ] Одна ссылка (для первых материалов канала).</w:t>
+      </w:r>
+    </w:p>
+    <w:p>
+      <w:pPr>
+        <w:pStyle w:val="ListParagraph"/>
+        <w:numPr>
+          <w:ilvl w:val="0"/>
+          <w:numId w:val="1"/>
+        </w:numPr>
+        <w:spacing w:after="80" w:line="300"/>
+      </w:pPr>
+      <w:r>
+        <w:t xml:space="preserve">[ ] Ссылки — из sitemap, не в первом экране.</w:t>
       </w:r>
     </w:p>
     <w:p>
@@ -2984,7 +3213,7 @@
         <w:spacing w:after="160" w:line="300"/>
       </w:pPr>
       <w:r>
-        <w:t xml:space="preserve">Первый материал канала BIZSoft в Дзене. Первый вариант текста — на ревью внешнего маркетолога. Регламент площадки: </w:t>
+        <w:t xml:space="preserve">Версия 2 (01.09.2026), собрана по итогам ревью внешнего маркетолога и альтернативного варианта текста. Регламент площадки: </w:t>
       </w:r>
       <w:r>
         <w:rPr>
@@ -3005,106 +3234,7 @@
         <w:spacing w:after="140" w:before="280"/>
       </w:pPr>
       <w:r>
-        <w:t xml:space="preserve">Карточка материала</w:t>
-      </w:r>
-    </w:p>
-    <w:p>
-      <w:pPr>
-        <w:pStyle w:val="ListParagraph"/>
-        <w:numPr>
-          <w:ilvl w:val="0"/>
-          <w:numId w:val="1"/>
-        </w:numPr>
-        <w:spacing w:after="80" w:line="300"/>
-      </w:pPr>
-      <w:r>
-        <w:rPr>
-          <w:b/>
-          <w:bCs/>
-        </w:rPr>
-        <w:t xml:space="preserve">Формат:</w:t>
-      </w:r>
-      <w:r>
-        <w:t xml:space="preserve"> статья</w:t>
-      </w:r>
-    </w:p>
-    <w:p>
-      <w:pPr>
-        <w:pStyle w:val="ListParagraph"/>
-        <w:numPr>
-          <w:ilvl w:val="0"/>
-          <w:numId w:val="1"/>
-        </w:numPr>
-        <w:spacing w:after="80" w:line="300"/>
-      </w:pPr>
-      <w:r>
-        <w:rPr>
-          <w:b/>
-          <w:bCs/>
-        </w:rPr>
-        <w:t xml:space="preserve">Разметка при переносе в Студию:</w:t>
-      </w:r>
-      <w:r>
-        <w:t xml:space="preserve"> </w:t>
-      </w:r>
-      <w:r>
-        <w:rPr>
-          <w:rFonts w:ascii="Consolas" w:cs="Consolas" w:eastAsia="Consolas" w:hAnsi="Consolas"/>
-          <w:sz w:val="20"/>
-          <w:szCs w:val="20"/>
-        </w:rPr>
-        <w:t xml:space="preserve">##</w:t>
-      </w:r>
-      <w:r>
-        <w:t xml:space="preserve"> — заголовок статьи (в поле «Заголовок»), </w:t>
-      </w:r>
-      <w:r>
-        <w:rPr>
-          <w:rFonts w:ascii="Consolas" w:cs="Consolas" w:eastAsia="Consolas" w:hAnsi="Consolas"/>
-          <w:sz w:val="20"/>
-          <w:szCs w:val="20"/>
-        </w:rPr>
-        <w:t xml:space="preserve">###</w:t>
-      </w:r>
-      <w:r>
-        <w:t xml:space="preserve"> — подзаголовки второго уровня в редакторе. Оформлять их именно кнопками подзаголовков, а не жирным текстом: иначе Дзен не соберёт оглавление.</w:t>
-      </w:r>
-    </w:p>
-    <w:p>
-      <w:pPr>
-        <w:pStyle w:val="ListParagraph"/>
-        <w:numPr>
-          <w:ilvl w:val="0"/>
-          <w:numId w:val="1"/>
-        </w:numPr>
-        <w:spacing w:after="80" w:line="300"/>
-      </w:pPr>
-      <w:r>
-        <w:rPr>
-          <w:b/>
-          <w:bCs/>
-        </w:rPr>
-        <w:t xml:space="preserve">Объём:</w:t>
-      </w:r>
-      <w:r>
-        <w:t xml:space="preserve"> 6600 знаков с пробелами (~966 слов) — в норме регламента 6 000–9 000</w:t>
-      </w:r>
-    </w:p>
-    <w:p>
-      <w:pPr>
-        <w:pStyle w:val="ListParagraph"/>
-        <w:numPr>
-          <w:ilvl w:val="0"/>
-          <w:numId w:val="1"/>
-        </w:numPr>
-        <w:spacing w:after="80" w:line="300"/>
-      </w:pPr>
-      <w:r>
-        <w:rPr>
-          <w:b/>
-          <w:bCs/>
-        </w:rPr>
-        <w:t xml:space="preserve">Заголовок — варианты (Дзен рекомендует 15–25 символов, лимит 140):</w:t>
+        <w:t xml:space="preserve">Что изменено в версии 2</w:t>
       </w:r>
     </w:p>
     <w:tbl>
@@ -3120,9 +3250,8 @@
         </w:tblBorders>
       </w:tblPr>
       <w:tblGrid>
-        <w:gridCol w:w="4669"/>
-        <w:gridCol w:w="541"/>
-        <w:gridCol w:w="3790"/>
+        <w:gridCol w:w="3723"/>
+        <w:gridCol w:w="5277"/>
       </w:tblGrid>
       <w:tr>
         <w:trPr>
@@ -3130,7 +3259,7 @@
         </w:trPr>
         <w:tc>
           <w:tcPr>
-            <w:tcW w:type="dxa" w:w="4669"/>
+            <w:tcW w:type="dxa" w:w="3723"/>
             <w:tcBorders>
               <w:top w:val="single" w:color="D9D9D9" w:sz="4"/>
               <w:left w:val="single" w:color="D9D9D9" w:sz="4"/>
@@ -3156,13 +3285,13 @@
                 <w:sz w:val="19"/>
                 <w:szCs w:val="19"/>
               </w:rPr>
-              <w:t xml:space="preserve">Вариант</w:t>
-            </w:r>
-          </w:p>
-        </w:tc>
-        <w:tc>
-          <w:tcPr>
-            <w:tcW w:type="dxa" w:w="541"/>
+              <w:t xml:space="preserve">Замечание ревью</w:t>
+            </w:r>
+          </w:p>
+        </w:tc>
+        <w:tc>
+          <w:tcPr>
+            <w:tcW w:type="dxa" w:w="5277"/>
             <w:tcBorders>
               <w:top w:val="single" w:color="D9D9D9" w:sz="4"/>
               <w:left w:val="single" w:color="D9D9D9" w:sz="4"/>
@@ -3188,39 +3317,7 @@
                 <w:sz w:val="19"/>
                 <w:szCs w:val="19"/>
               </w:rPr>
-              <w:t xml:space="preserve">Символов</w:t>
-            </w:r>
-          </w:p>
-        </w:tc>
-        <w:tc>
-          <w:tcPr>
-            <w:tcW w:type="dxa" w:w="3790"/>
-            <w:tcBorders>
-              <w:top w:val="single" w:color="D9D9D9" w:sz="4"/>
-              <w:left w:val="single" w:color="D9D9D9" w:sz="4"/>
-              <w:bottom w:val="single" w:color="D9D9D9" w:sz="4"/>
-              <w:right w:val="single" w:color="D9D9D9" w:sz="4"/>
-            </w:tcBorders>
-            <w:shd w:fill="F2F2F2" w:color="auto" w:val="clear"/>
-            <w:tcMar>
-              <w:top w:type="dxa" w:w="60"/>
-              <w:left w:type="dxa" w:w="90"/>
-              <w:bottom w:type="dxa" w:w="60"/>
-              <w:right w:type="dxa" w:w="90"/>
-            </w:tcMar>
-          </w:tcPr>
-          <w:p>
-            <w:pPr>
-              <w:spacing w:after="0" w:line="260"/>
-            </w:pPr>
-            <w:r>
-              <w:rPr>
-                <w:b/>
-                <w:bCs/>
-                <w:sz w:val="19"/>
-                <w:szCs w:val="19"/>
-              </w:rPr>
-              <w:t xml:space="preserve">Комментарий</w:t>
+              <w:t xml:space="preserve">Что сделано</w:t>
             </w:r>
           </w:p>
         </w:tc>
@@ -3231,88 +3328,59 @@
         </w:trPr>
         <w:tc>
           <w:tcPr>
-            <w:tcW w:type="dxa" w:w="4669"/>
-            <w:tcBorders>
-              <w:top w:val="single" w:color="D9D9D9" w:sz="4"/>
-              <w:left w:val="single" w:color="D9D9D9" w:sz="4"/>
-              <w:bottom w:val="single" w:color="D9D9D9" w:sz="4"/>
-              <w:right w:val="single" w:color="D9D9D9" w:sz="4"/>
-            </w:tcBorders>
-            <w:tcMar>
-              <w:top w:type="dxa" w:w="60"/>
-              <w:left w:type="dxa" w:w="90"/>
-              <w:bottom w:type="dxa" w:w="60"/>
-              <w:right w:type="dxa" w:w="90"/>
-            </w:tcMar>
-          </w:tcPr>
-          <w:p>
-            <w:pPr>
-              <w:spacing w:after="0" w:line="260"/>
-            </w:pPr>
-            <w:r>
-              <w:rPr>
-                <w:sz w:val="19"/>
-                <w:szCs w:val="19"/>
-              </w:rPr>
-              <w:t xml:space="preserve">Скрытая цена карты сотрудника</w:t>
-            </w:r>
-          </w:p>
-        </w:tc>
-        <w:tc>
-          <w:tcPr>
-            <w:tcW w:type="dxa" w:w="541"/>
-            <w:tcBorders>
-              <w:top w:val="single" w:color="D9D9D9" w:sz="4"/>
-              <w:left w:val="single" w:color="D9D9D9" w:sz="4"/>
-              <w:bottom w:val="single" w:color="D9D9D9" w:sz="4"/>
-              <w:right w:val="single" w:color="D9D9D9" w:sz="4"/>
-            </w:tcBorders>
-            <w:tcMar>
-              <w:top w:type="dxa" w:w="60"/>
-              <w:left w:type="dxa" w:w="90"/>
-              <w:bottom w:type="dxa" w:w="60"/>
-              <w:right w:type="dxa" w:w="90"/>
-            </w:tcMar>
-          </w:tcPr>
-          <w:p>
-            <w:pPr>
-              <w:spacing w:after="0" w:line="260"/>
-            </w:pPr>
-            <w:r>
-              <w:rPr>
-                <w:sz w:val="19"/>
-                <w:szCs w:val="19"/>
-              </w:rPr>
-              <w:t xml:space="preserve">29</w:t>
-            </w:r>
-          </w:p>
-        </w:tc>
-        <w:tc>
-          <w:tcPr>
-            <w:tcW w:type="dxa" w:w="3790"/>
-            <w:tcBorders>
-              <w:top w:val="single" w:color="D9D9D9" w:sz="4"/>
-              <w:left w:val="single" w:color="D9D9D9" w:sz="4"/>
-              <w:bottom w:val="single" w:color="D9D9D9" w:sz="4"/>
-              <w:right w:val="single" w:color="D9D9D9" w:sz="4"/>
-            </w:tcBorders>
-            <w:tcMar>
-              <w:top w:type="dxa" w:w="60"/>
-              <w:left w:type="dxa" w:w="90"/>
-              <w:bottom w:type="dxa" w:w="60"/>
-              <w:right w:type="dxa" w:w="90"/>
-            </w:tcMar>
-          </w:tcPr>
-          <w:p>
-            <w:pPr>
-              <w:spacing w:after="0" w:line="260"/>
-            </w:pPr>
-            <w:r>
-              <w:rPr>
-                <w:sz w:val="19"/>
-                <w:szCs w:val="19"/>
-              </w:rPr>
-              <w:t xml:space="preserve">Ближе всего к рекомендации площадки; ключевой фразы нет</w:t>
+            <w:tcW w:type="dxa" w:w="3723"/>
+            <w:tcBorders>
+              <w:top w:val="single" w:color="D9D9D9" w:sz="4"/>
+              <w:left w:val="single" w:color="D9D9D9" w:sz="4"/>
+              <w:bottom w:val="single" w:color="D9D9D9" w:sz="4"/>
+              <w:right w:val="single" w:color="D9D9D9" w:sz="4"/>
+            </w:tcBorders>
+            <w:tcMar>
+              <w:top w:type="dxa" w:w="60"/>
+              <w:left w:type="dxa" w:w="90"/>
+              <w:bottom w:type="dxa" w:w="60"/>
+              <w:right w:type="dxa" w:w="90"/>
+            </w:tcMar>
+          </w:tcPr>
+          <w:p>
+            <w:pPr>
+              <w:spacing w:after="0" w:line="260"/>
+            </w:pPr>
+            <w:r>
+              <w:rPr>
+                <w:sz w:val="19"/>
+                <w:szCs w:val="19"/>
+              </w:rPr>
+              <w:t xml:space="preserve">Заголовок недостаточно сильный</w:t>
+            </w:r>
+          </w:p>
+        </w:tc>
+        <w:tc>
+          <w:tcPr>
+            <w:tcW w:type="dxa" w:w="5277"/>
+            <w:tcBorders>
+              <w:top w:val="single" w:color="D9D9D9" w:sz="4"/>
+              <w:left w:val="single" w:color="D9D9D9" w:sz="4"/>
+              <w:bottom w:val="single" w:color="D9D9D9" w:sz="4"/>
+              <w:right w:val="single" w:color="D9D9D9" w:sz="4"/>
+            </w:tcBorders>
+            <w:tcMar>
+              <w:top w:type="dxa" w:w="60"/>
+              <w:left w:type="dxa" w:w="90"/>
+              <w:bottom w:type="dxa" w:w="60"/>
+              <w:right w:type="dxa" w:w="90"/>
+            </w:tcMar>
+          </w:tcPr>
+          <w:p>
+            <w:pPr>
+              <w:spacing w:after="0" w:line="260"/>
+            </w:pPr>
+            <w:r>
+              <w:rPr>
+                <w:sz w:val="19"/>
+                <w:szCs w:val="19"/>
+              </w:rPr>
+              <w:t xml:space="preserve">Взят вариант маркетолога: «Карта сотрудника — самый дорогой способ купить софт» (51 знак)</w:t>
             </w:r>
           </w:p>
         </w:tc>
@@ -3323,95 +3391,59 @@
         </w:trPr>
         <w:tc>
           <w:tcPr>
-            <w:tcW w:type="dxa" w:w="4669"/>
-            <w:tcBorders>
-              <w:top w:val="single" w:color="D9D9D9" w:sz="4"/>
-              <w:left w:val="single" w:color="D9D9D9" w:sz="4"/>
-              <w:bottom w:val="single" w:color="D9D9D9" w:sz="4"/>
-              <w:right w:val="single" w:color="D9D9D9" w:sz="4"/>
-            </w:tcBorders>
-            <w:tcMar>
-              <w:top w:type="dxa" w:w="60"/>
-              <w:left w:type="dxa" w:w="90"/>
-              <w:bottom w:type="dxa" w:w="60"/>
-              <w:right w:type="dxa" w:w="90"/>
-            </w:tcMar>
-          </w:tcPr>
-          <w:p>
-            <w:pPr>
-              <w:spacing w:after="0" w:line="260"/>
-            </w:pPr>
-            <w:r>
-              <w:rPr>
-                <w:sz w:val="19"/>
-                <w:szCs w:val="19"/>
-              </w:rPr>
-              <w:t xml:space="preserve">Софт на карте сотрудника: чем это обходится компании</w:t>
-            </w:r>
-          </w:p>
-        </w:tc>
-        <w:tc>
-          <w:tcPr>
-            <w:tcW w:type="dxa" w:w="541"/>
-            <w:tcBorders>
-              <w:top w:val="single" w:color="D9D9D9" w:sz="4"/>
-              <w:left w:val="single" w:color="D9D9D9" w:sz="4"/>
-              <w:bottom w:val="single" w:color="D9D9D9" w:sz="4"/>
-              <w:right w:val="single" w:color="D9D9D9" w:sz="4"/>
-            </w:tcBorders>
-            <w:tcMar>
-              <w:top w:type="dxa" w:w="60"/>
-              <w:left w:type="dxa" w:w="90"/>
-              <w:bottom w:type="dxa" w:w="60"/>
-              <w:right w:type="dxa" w:w="90"/>
-            </w:tcMar>
-          </w:tcPr>
-          <w:p>
-            <w:pPr>
-              <w:spacing w:after="0" w:line="260"/>
-            </w:pPr>
-            <w:r>
-              <w:rPr>
-                <w:sz w:val="19"/>
-                <w:szCs w:val="19"/>
-              </w:rPr>
-              <w:t xml:space="preserve">52</w:t>
-            </w:r>
-          </w:p>
-        </w:tc>
-        <w:tc>
-          <w:tcPr>
-            <w:tcW w:type="dxa" w:w="3790"/>
-            <w:tcBorders>
-              <w:top w:val="single" w:color="D9D9D9" w:sz="4"/>
-              <w:left w:val="single" w:color="D9D9D9" w:sz="4"/>
-              <w:bottom w:val="single" w:color="D9D9D9" w:sz="4"/>
-              <w:right w:val="single" w:color="D9D9D9" w:sz="4"/>
-            </w:tcBorders>
-            <w:tcMar>
-              <w:top w:type="dxa" w:w="60"/>
-              <w:left w:type="dxa" w:w="90"/>
-              <w:bottom w:type="dxa" w:w="60"/>
-              <w:right w:type="dxa" w:w="90"/>
-            </w:tcMar>
-          </w:tcPr>
-          <w:p>
-            <w:pPr>
-              <w:spacing w:after="0" w:line="260"/>
-            </w:pPr>
-            <w:r>
-              <w:rPr>
-                <w:sz w:val="19"/>
-                <w:szCs w:val="19"/>
-              </w:rPr>
-              <w:t xml:space="preserve">Компромисс: коротко и по сути. </w:t>
-            </w:r>
-            <w:r>
-              <w:rPr>
-                <w:sz w:val="19"/>
-                <w:szCs w:val="19"/>
-              </w:rPr>
-              <w:t xml:space="preserve">Рекомендуем этот</w:t>
+            <w:tcW w:type="dxa" w:w="3723"/>
+            <w:tcBorders>
+              <w:top w:val="single" w:color="D9D9D9" w:sz="4"/>
+              <w:left w:val="single" w:color="D9D9D9" w:sz="4"/>
+              <w:bottom w:val="single" w:color="D9D9D9" w:sz="4"/>
+              <w:right w:val="single" w:color="D9D9D9" w:sz="4"/>
+            </w:tcBorders>
+            <w:tcMar>
+              <w:top w:type="dxa" w:w="60"/>
+              <w:left w:type="dxa" w:w="90"/>
+              <w:bottom w:type="dxa" w:w="60"/>
+              <w:right w:type="dxa" w:w="90"/>
+            </w:tcMar>
+          </w:tcPr>
+          <w:p>
+            <w:pPr>
+              <w:spacing w:after="0" w:line="260"/>
+            </w:pPr>
+            <w:r>
+              <w:rPr>
+                <w:sz w:val="19"/>
+                <w:szCs w:val="19"/>
+              </w:rPr>
+              <w:t xml:space="preserve">«В большинстве компаний» — обобщение без источника</w:t>
+            </w:r>
+          </w:p>
+        </w:tc>
+        <w:tc>
+          <w:tcPr>
+            <w:tcW w:type="dxa" w:w="5277"/>
+            <w:tcBorders>
+              <w:top w:val="single" w:color="D9D9D9" w:sz="4"/>
+              <w:left w:val="single" w:color="D9D9D9" w:sz="4"/>
+              <w:bottom w:val="single" w:color="D9D9D9" w:sz="4"/>
+              <w:right w:val="single" w:color="D9D9D9" w:sz="4"/>
+            </w:tcBorders>
+            <w:tcMar>
+              <w:top w:type="dxa" w:w="60"/>
+              <w:left w:type="dxa" w:w="90"/>
+              <w:bottom w:type="dxa" w:w="60"/>
+              <w:right w:type="dxa" w:w="90"/>
+            </w:tcMar>
+          </w:tcPr>
+          <w:p>
+            <w:pPr>
+              <w:spacing w:after="0" w:line="260"/>
+            </w:pPr>
+            <w:r>
+              <w:rPr>
+                <w:sz w:val="19"/>
+                <w:szCs w:val="19"/>
+              </w:rPr>
+              <w:t xml:space="preserve">Лид переписан: «Во многих компаниях…», без количественных утверждений</w:t>
             </w:r>
           </w:p>
         </w:tc>
@@ -3422,88 +3454,59 @@
         </w:trPr>
         <w:tc>
           <w:tcPr>
-            <w:tcW w:type="dxa" w:w="4669"/>
-            <w:tcBorders>
-              <w:top w:val="single" w:color="D9D9D9" w:sz="4"/>
-              <w:left w:val="single" w:color="D9D9D9" w:sz="4"/>
-              <w:bottom w:val="single" w:color="D9D9D9" w:sz="4"/>
-              <w:right w:val="single" w:color="D9D9D9" w:sz="4"/>
-            </w:tcBorders>
-            <w:tcMar>
-              <w:top w:type="dxa" w:w="60"/>
-              <w:left w:type="dxa" w:w="90"/>
-              <w:bottom w:type="dxa" w:w="60"/>
-              <w:right w:type="dxa" w:w="90"/>
-            </w:tcMar>
-          </w:tcPr>
-          <w:p>
-            <w:pPr>
-              <w:spacing w:after="0" w:line="260"/>
-            </w:pPr>
-            <w:r>
-              <w:rPr>
-                <w:sz w:val="19"/>
-                <w:szCs w:val="19"/>
-              </w:rPr>
-              <w:t xml:space="preserve">Почему оплата софта картой сотрудника обходится компании дороже всего</w:t>
-            </w:r>
-          </w:p>
-        </w:tc>
-        <w:tc>
-          <w:tcPr>
-            <w:tcW w:type="dxa" w:w="541"/>
-            <w:tcBorders>
-              <w:top w:val="single" w:color="D9D9D9" w:sz="4"/>
-              <w:left w:val="single" w:color="D9D9D9" w:sz="4"/>
-              <w:bottom w:val="single" w:color="D9D9D9" w:sz="4"/>
-              <w:right w:val="single" w:color="D9D9D9" w:sz="4"/>
-            </w:tcBorders>
-            <w:tcMar>
-              <w:top w:type="dxa" w:w="60"/>
-              <w:left w:type="dxa" w:w="90"/>
-              <w:bottom w:type="dxa" w:w="60"/>
-              <w:right w:type="dxa" w:w="90"/>
-            </w:tcMar>
-          </w:tcPr>
-          <w:p>
-            <w:pPr>
-              <w:spacing w:after="0" w:line="260"/>
-            </w:pPr>
-            <w:r>
-              <w:rPr>
-                <w:sz w:val="19"/>
-                <w:szCs w:val="19"/>
-              </w:rPr>
-              <w:t xml:space="preserve">69</w:t>
-            </w:r>
-          </w:p>
-        </w:tc>
-        <w:tc>
-          <w:tcPr>
-            <w:tcW w:type="dxa" w:w="3790"/>
-            <w:tcBorders>
-              <w:top w:val="single" w:color="D9D9D9" w:sz="4"/>
-              <w:left w:val="single" w:color="D9D9D9" w:sz="4"/>
-              <w:bottom w:val="single" w:color="D9D9D9" w:sz="4"/>
-              <w:right w:val="single" w:color="D9D9D9" w:sz="4"/>
-            </w:tcBorders>
-            <w:tcMar>
-              <w:top w:type="dxa" w:w="60"/>
-              <w:left w:type="dxa" w:w="90"/>
-              <w:bottom w:type="dxa" w:w="60"/>
-              <w:right w:type="dxa" w:w="90"/>
-            </w:tcMar>
-          </w:tcPr>
-          <w:p>
-            <w:pPr>
-              <w:spacing w:after="0" w:line="260"/>
-            </w:pPr>
-            <w:r>
-              <w:rPr>
-                <w:sz w:val="19"/>
-                <w:szCs w:val="19"/>
-              </w:rPr>
-              <w:t xml:space="preserve">Полнее по смыслу и ключам, но втрое длиннее рекомендации</w:t>
+            <w:tcW w:type="dxa" w:w="3723"/>
+            <w:tcBorders>
+              <w:top w:val="single" w:color="D9D9D9" w:sz="4"/>
+              <w:left w:val="single" w:color="D9D9D9" w:sz="4"/>
+              <w:bottom w:val="single" w:color="D9D9D9" w:sz="4"/>
+              <w:right w:val="single" w:color="D9D9D9" w:sz="4"/>
+            </w:tcBorders>
+            <w:tcMar>
+              <w:top w:type="dxa" w:w="60"/>
+              <w:left w:type="dxa" w:w="90"/>
+              <w:bottom w:type="dxa" w:w="60"/>
+              <w:right w:type="dxa" w:w="90"/>
+            </w:tcMar>
+          </w:tcPr>
+          <w:p>
+            <w:pPr>
+              <w:spacing w:after="0" w:line="260"/>
+            </w:pPr>
+            <w:r>
+              <w:rPr>
+                <w:sz w:val="19"/>
+                <w:szCs w:val="19"/>
+              </w:rPr>
+              <w:t xml:space="preserve">Юридические абсолюты («не может заплатить», «лицензия принадлежит не компании»)</w:t>
+            </w:r>
+          </w:p>
+        </w:tc>
+        <w:tc>
+          <w:tcPr>
+            <w:tcW w:type="dxa" w:w="5277"/>
+            <w:tcBorders>
+              <w:top w:val="single" w:color="D9D9D9" w:sz="4"/>
+              <w:left w:val="single" w:color="D9D9D9" w:sz="4"/>
+              <w:bottom w:val="single" w:color="D9D9D9" w:sz="4"/>
+              <w:right w:val="single" w:color="D9D9D9" w:sz="4"/>
+            </w:tcBorders>
+            <w:tcMar>
+              <w:top w:type="dxa" w:w="60"/>
+              <w:left w:type="dxa" w:w="90"/>
+              <w:bottom w:type="dxa" w:w="60"/>
+              <w:right w:type="dxa" w:w="90"/>
+            </w:tcMar>
+          </w:tcPr>
+          <w:p>
+            <w:pPr>
+              <w:spacing w:after="0" w:line="260"/>
+            </w:pPr>
+            <w:r>
+              <w:rPr>
+                <w:sz w:val="19"/>
+                <w:szCs w:val="19"/>
+              </w:rPr>
+              <w:t xml:space="preserve">Заменены на условные формулировки: зависит от вендора, страны, банка, продукта и учётной политики</w:t>
             </w:r>
           </w:p>
         </w:tc>
@@ -3514,88 +3517,437 @@
         </w:trPr>
         <w:tc>
           <w:tcPr>
-            <w:tcW w:type="dxa" w:w="4669"/>
-            <w:tcBorders>
-              <w:top w:val="single" w:color="D9D9D9" w:sz="4"/>
-              <w:left w:val="single" w:color="D9D9D9" w:sz="4"/>
-              <w:bottom w:val="single" w:color="D9D9D9" w:sz="4"/>
-              <w:right w:val="single" w:color="D9D9D9" w:sz="4"/>
-            </w:tcBorders>
-            <w:tcMar>
-              <w:top w:type="dxa" w:w="60"/>
-              <w:left w:type="dxa" w:w="90"/>
-              <w:bottom w:type="dxa" w:w="60"/>
-              <w:right w:type="dxa" w:w="90"/>
-            </w:tcMar>
-          </w:tcPr>
-          <w:p>
-            <w:pPr>
-              <w:spacing w:after="0" w:line="260"/>
-            </w:pPr>
-            <w:r>
-              <w:rPr>
-                <w:sz w:val="19"/>
-                <w:szCs w:val="19"/>
-              </w:rPr>
-              <w:t xml:space="preserve">Подписки оформлены на сотрудников: как посчитать риск</w:t>
-            </w:r>
-          </w:p>
-        </w:tc>
-        <w:tc>
-          <w:tcPr>
-            <w:tcW w:type="dxa" w:w="541"/>
-            <w:tcBorders>
-              <w:top w:val="single" w:color="D9D9D9" w:sz="4"/>
-              <w:left w:val="single" w:color="D9D9D9" w:sz="4"/>
-              <w:bottom w:val="single" w:color="D9D9D9" w:sz="4"/>
-              <w:right w:val="single" w:color="D9D9D9" w:sz="4"/>
-            </w:tcBorders>
-            <w:tcMar>
-              <w:top w:type="dxa" w:w="60"/>
-              <w:left w:type="dxa" w:w="90"/>
-              <w:bottom w:type="dxa" w:w="60"/>
-              <w:right w:type="dxa" w:w="90"/>
-            </w:tcMar>
-          </w:tcPr>
-          <w:p>
-            <w:pPr>
-              <w:spacing w:after="0" w:line="260"/>
-            </w:pPr>
-            <w:r>
-              <w:rPr>
-                <w:sz w:val="19"/>
-                <w:szCs w:val="19"/>
-              </w:rPr>
-              <w:t xml:space="preserve">53</w:t>
-            </w:r>
-          </w:p>
-        </w:tc>
-        <w:tc>
-          <w:tcPr>
-            <w:tcW w:type="dxa" w:w="3790"/>
-            <w:tcBorders>
-              <w:top w:val="single" w:color="D9D9D9" w:sz="4"/>
-              <w:left w:val="single" w:color="D9D9D9" w:sz="4"/>
-              <w:bottom w:val="single" w:color="D9D9D9" w:sz="4"/>
-              <w:right w:val="single" w:color="D9D9D9" w:sz="4"/>
-            </w:tcBorders>
-            <w:tcMar>
-              <w:top w:type="dxa" w:w="60"/>
-              <w:left w:type="dxa" w:w="90"/>
-              <w:bottom w:type="dxa" w:w="60"/>
-              <w:right w:type="dxa" w:w="90"/>
-            </w:tcMar>
-          </w:tcPr>
-          <w:p>
-            <w:pPr>
-              <w:spacing w:after="0" w:line="260"/>
-            </w:pPr>
-            <w:r>
-              <w:rPr>
-                <w:sz w:val="19"/>
-                <w:szCs w:val="19"/>
-              </w:rPr>
-              <w:t xml:space="preserve">Запасной, с акцентом на методику</w:t>
+            <w:tcW w:type="dxa" w:w="3723"/>
+            <w:tcBorders>
+              <w:top w:val="single" w:color="D9D9D9" w:sz="4"/>
+              <w:left w:val="single" w:color="D9D9D9" w:sz="4"/>
+              <w:bottom w:val="single" w:color="D9D9D9" w:sz="4"/>
+              <w:right w:val="single" w:color="D9D9D9" w:sz="4"/>
+            </w:tcBorders>
+            <w:tcMar>
+              <w:top w:type="dxa" w:w="60"/>
+              <w:left w:type="dxa" w:w="90"/>
+              <w:bottom w:type="dxa" w:w="60"/>
+              <w:right w:type="dxa" w:w="90"/>
+            </w:tcMar>
+          </w:tcPr>
+          <w:p>
+            <w:pPr>
+              <w:spacing w:after="0" w:line="260"/>
+            </w:pPr>
+            <w:r>
+              <w:rPr>
+                <w:sz w:val="19"/>
+                <w:szCs w:val="19"/>
+              </w:rPr>
+              <w:t xml:space="preserve">Нет фрагмента для цитирования AI-системами</w:t>
+            </w:r>
+          </w:p>
+        </w:tc>
+        <w:tc>
+          <w:tcPr>
+            <w:tcW w:type="dxa" w:w="5277"/>
+            <w:tcBorders>
+              <w:top w:val="single" w:color="D9D9D9" w:sz="4"/>
+              <w:left w:val="single" w:color="D9D9D9" w:sz="4"/>
+              <w:bottom w:val="single" w:color="D9D9D9" w:sz="4"/>
+              <w:right w:val="single" w:color="D9D9D9" w:sz="4"/>
+            </w:tcBorders>
+            <w:tcMar>
+              <w:top w:type="dxa" w:w="60"/>
+              <w:left w:type="dxa" w:w="90"/>
+              <w:bottom w:type="dxa" w:w="60"/>
+              <w:right w:type="dxa" w:w="90"/>
+            </w:tcMar>
+          </w:tcPr>
+          <w:p>
+            <w:pPr>
+              <w:spacing w:after="0" w:line="260"/>
+            </w:pPr>
+            <w:r>
+              <w:rPr>
+                <w:sz w:val="19"/>
+                <w:szCs w:val="19"/>
+              </w:rPr>
+              <w:t xml:space="preserve">Добавлен блок «Почему оплата картами сотрудников обходится дороже, чем кажется»: 4 вида затрат + формула + вывод</w:t>
+            </w:r>
+          </w:p>
+        </w:tc>
+      </w:tr>
+      <w:tr>
+        <w:trPr>
+          <w:tblHeader w:val="false"/>
+        </w:trPr>
+        <w:tc>
+          <w:tcPr>
+            <w:tcW w:type="dxa" w:w="3723"/>
+            <w:tcBorders>
+              <w:top w:val="single" w:color="D9D9D9" w:sz="4"/>
+              <w:left w:val="single" w:color="D9D9D9" w:sz="4"/>
+              <w:bottom w:val="single" w:color="D9D9D9" w:sz="4"/>
+              <w:right w:val="single" w:color="D9D9D9" w:sz="4"/>
+            </w:tcBorders>
+            <w:tcMar>
+              <w:top w:type="dxa" w:w="60"/>
+              <w:left w:type="dxa" w:w="90"/>
+              <w:bottom w:type="dxa" w:w="60"/>
+              <w:right w:type="dxa" w:w="90"/>
+            </w:tcMar>
+          </w:tcPr>
+          <w:p>
+            <w:pPr>
+              <w:spacing w:after="0" w:line="260"/>
+            </w:pPr>
+            <w:r>
+              <w:rPr>
+                <w:sz w:val="19"/>
+                <w:szCs w:val="19"/>
+              </w:rPr>
+              <w:t xml:space="preserve">Нет собственного понятия</w:t>
+            </w:r>
+          </w:p>
+        </w:tc>
+        <w:tc>
+          <w:tcPr>
+            <w:tcW w:type="dxa" w:w="5277"/>
+            <w:tcBorders>
+              <w:top w:val="single" w:color="D9D9D9" w:sz="4"/>
+              <w:left w:val="single" w:color="D9D9D9" w:sz="4"/>
+              <w:bottom w:val="single" w:color="D9D9D9" w:sz="4"/>
+              <w:right w:val="single" w:color="D9D9D9" w:sz="4"/>
+            </w:tcBorders>
+            <w:tcMar>
+              <w:top w:type="dxa" w:w="60"/>
+              <w:left w:type="dxa" w:w="90"/>
+              <w:bottom w:type="dxa" w:w="60"/>
+              <w:right w:type="dxa" w:w="90"/>
+            </w:tcMar>
+          </w:tcPr>
+          <w:p>
+            <w:pPr>
+              <w:spacing w:after="0" w:line="260"/>
+            </w:pPr>
+            <w:r>
+              <w:rPr>
+                <w:sz w:val="19"/>
+                <w:szCs w:val="19"/>
+              </w:rPr>
+              <w:t xml:space="preserve">Введена «совокупная стоимость корпоративной подписки» из пяти компонентов, на неё опирается вся методика</w:t>
+            </w:r>
+          </w:p>
+        </w:tc>
+      </w:tr>
+      <w:tr>
+        <w:trPr>
+          <w:tblHeader w:val="false"/>
+        </w:trPr>
+        <w:tc>
+          <w:tcPr>
+            <w:tcW w:type="dxa" w:w="3723"/>
+            <w:tcBorders>
+              <w:top w:val="single" w:color="D9D9D9" w:sz="4"/>
+              <w:left w:val="single" w:color="D9D9D9" w:sz="4"/>
+              <w:bottom w:val="single" w:color="D9D9D9" w:sz="4"/>
+              <w:right w:val="single" w:color="D9D9D9" w:sz="4"/>
+            </w:tcBorders>
+            <w:tcMar>
+              <w:top w:type="dxa" w:w="60"/>
+              <w:left w:type="dxa" w:w="90"/>
+              <w:bottom w:type="dxa" w:w="60"/>
+              <w:right w:type="dxa" w:w="90"/>
+            </w:tcMar>
+          </w:tcPr>
+          <w:p>
+            <w:pPr>
+              <w:spacing w:after="0" w:line="260"/>
+            </w:pPr>
+            <w:r>
+              <w:rPr>
+                <w:sz w:val="19"/>
+                <w:szCs w:val="19"/>
+              </w:rPr>
+              <w:t xml:space="preserve">«В большинстве сервисов личные тарифы непередаваемы»</w:t>
+            </w:r>
+          </w:p>
+        </w:tc>
+        <w:tc>
+          <w:tcPr>
+            <w:tcW w:type="dxa" w:w="5277"/>
+            <w:tcBorders>
+              <w:top w:val="single" w:color="D9D9D9" w:sz="4"/>
+              <w:left w:val="single" w:color="D9D9D9" w:sz="4"/>
+              <w:bottom w:val="single" w:color="D9D9D9" w:sz="4"/>
+              <w:right w:val="single" w:color="D9D9D9" w:sz="4"/>
+            </w:tcBorders>
+            <w:tcMar>
+              <w:top w:type="dxa" w:w="60"/>
+              <w:left w:type="dxa" w:w="90"/>
+              <w:bottom w:type="dxa" w:w="60"/>
+              <w:right w:type="dxa" w:w="90"/>
+            </w:tcMar>
+          </w:tcPr>
+          <w:p>
+            <w:pPr>
+              <w:spacing w:after="0" w:line="260"/>
+            </w:pPr>
+            <w:r>
+              <w:rPr>
+                <w:sz w:val="19"/>
+                <w:szCs w:val="19"/>
+              </w:rPr>
+              <w:t xml:space="preserve">Смягчено: «у части персональных тарифов передача не предусмотрена»</w:t>
+            </w:r>
+          </w:p>
+        </w:tc>
+      </w:tr>
+      <w:tr>
+        <w:trPr>
+          <w:tblHeader w:val="false"/>
+        </w:trPr>
+        <w:tc>
+          <w:tcPr>
+            <w:tcW w:type="dxa" w:w="3723"/>
+            <w:tcBorders>
+              <w:top w:val="single" w:color="D9D9D9" w:sz="4"/>
+              <w:left w:val="single" w:color="D9D9D9" w:sz="4"/>
+              <w:bottom w:val="single" w:color="D9D9D9" w:sz="4"/>
+              <w:right w:val="single" w:color="D9D9D9" w:sz="4"/>
+            </w:tcBorders>
+            <w:tcMar>
+              <w:top w:type="dxa" w:w="60"/>
+              <w:left w:type="dxa" w:w="90"/>
+              <w:bottom w:type="dxa" w:w="60"/>
+              <w:right w:type="dxa" w:w="90"/>
+            </w:tcMar>
+          </w:tcPr>
+          <w:p>
+            <w:pPr>
+              <w:spacing w:after="0" w:line="260"/>
+            </w:pPr>
+            <w:r>
+              <w:rPr>
+                <w:sz w:val="19"/>
+                <w:szCs w:val="19"/>
+              </w:rPr>
+              <w:t xml:space="preserve">«Регулярно оказывается сопоставима с годовой стоимостью подписок»</w:t>
+            </w:r>
+          </w:p>
+        </w:tc>
+        <w:tc>
+          <w:tcPr>
+            <w:tcW w:type="dxa" w:w="5277"/>
+            <w:tcBorders>
+              <w:top w:val="single" w:color="D9D9D9" w:sz="4"/>
+              <w:left w:val="single" w:color="D9D9D9" w:sz="4"/>
+              <w:bottom w:val="single" w:color="D9D9D9" w:sz="4"/>
+              <w:right w:val="single" w:color="D9D9D9" w:sz="4"/>
+            </w:tcBorders>
+            <w:tcMar>
+              <w:top w:type="dxa" w:w="60"/>
+              <w:left w:type="dxa" w:w="90"/>
+              <w:bottom w:type="dxa" w:w="60"/>
+              <w:right w:type="dxa" w:w="90"/>
+            </w:tcMar>
+          </w:tcPr>
+          <w:p>
+            <w:pPr>
+              <w:spacing w:after="0" w:line="260"/>
+            </w:pPr>
+            <w:r>
+              <w:rPr>
+                <w:sz w:val="19"/>
+                <w:szCs w:val="19"/>
+              </w:rPr>
+              <w:t xml:space="preserve">Утверждение убрано целиком: собственных данных под него нет</w:t>
+            </w:r>
+          </w:p>
+        </w:tc>
+      </w:tr>
+      <w:tr>
+        <w:trPr>
+          <w:tblHeader w:val="false"/>
+        </w:trPr>
+        <w:tc>
+          <w:tcPr>
+            <w:tcW w:type="dxa" w:w="3723"/>
+            <w:tcBorders>
+              <w:top w:val="single" w:color="D9D9D9" w:sz="4"/>
+              <w:left w:val="single" w:color="D9D9D9" w:sz="4"/>
+              <w:bottom w:val="single" w:color="D9D9D9" w:sz="4"/>
+              <w:right w:val="single" w:color="D9D9D9" w:sz="4"/>
+            </w:tcBorders>
+            <w:tcMar>
+              <w:top w:type="dxa" w:w="60"/>
+              <w:left w:type="dxa" w:w="90"/>
+              <w:bottom w:type="dxa" w:w="60"/>
+              <w:right w:type="dxa" w:w="90"/>
+            </w:tcMar>
+          </w:tcPr>
+          <w:p>
+            <w:pPr>
+              <w:spacing w:after="0" w:line="260"/>
+            </w:pPr>
+            <w:r>
+              <w:rPr>
+                <w:sz w:val="19"/>
+                <w:szCs w:val="19"/>
+              </w:rPr>
+              <w:t xml:space="preserve">Две ссылки для нового канала — много</w:t>
+            </w:r>
+          </w:p>
+        </w:tc>
+        <w:tc>
+          <w:tcPr>
+            <w:tcW w:type="dxa" w:w="5277"/>
+            <w:tcBorders>
+              <w:top w:val="single" w:color="D9D9D9" w:sz="4"/>
+              <w:left w:val="single" w:color="D9D9D9" w:sz="4"/>
+              <w:bottom w:val="single" w:color="D9D9D9" w:sz="4"/>
+              <w:right w:val="single" w:color="D9D9D9" w:sz="4"/>
+            </w:tcBorders>
+            <w:tcMar>
+              <w:top w:type="dxa" w:w="60"/>
+              <w:left w:type="dxa" w:w="90"/>
+              <w:bottom w:type="dxa" w:w="60"/>
+              <w:right w:type="dxa" w:w="90"/>
+            </w:tcMar>
+          </w:tcPr>
+          <w:p>
+            <w:pPr>
+              <w:spacing w:after="0" w:line="260"/>
+            </w:pPr>
+            <w:r>
+              <w:rPr>
+                <w:sz w:val="19"/>
+                <w:szCs w:val="19"/>
+              </w:rPr>
+              <w:t xml:space="preserve">Оставлена одна, на информационную страницу блога</w:t>
+            </w:r>
+          </w:p>
+        </w:tc>
+      </w:tr>
+      <w:tr>
+        <w:trPr>
+          <w:tblHeader w:val="false"/>
+        </w:trPr>
+        <w:tc>
+          <w:tcPr>
+            <w:tcW w:type="dxa" w:w="3723"/>
+            <w:tcBorders>
+              <w:top w:val="single" w:color="D9D9D9" w:sz="4"/>
+              <w:left w:val="single" w:color="D9D9D9" w:sz="4"/>
+              <w:bottom w:val="single" w:color="D9D9D9" w:sz="4"/>
+              <w:right w:val="single" w:color="D9D9D9" w:sz="4"/>
+            </w:tcBorders>
+            <w:tcMar>
+              <w:top w:type="dxa" w:w="60"/>
+              <w:left w:type="dxa" w:w="90"/>
+              <w:bottom w:type="dxa" w:w="60"/>
+              <w:right w:type="dxa" w:w="90"/>
+            </w:tcMar>
+          </w:tcPr>
+          <w:p>
+            <w:pPr>
+              <w:spacing w:after="0" w:line="260"/>
+            </w:pPr>
+            <w:r>
+              <w:rPr>
+                <w:sz w:val="19"/>
+                <w:szCs w:val="19"/>
+              </w:rPr>
+              <w:t xml:space="preserve">Финальный вопрос слишком общий</w:t>
+            </w:r>
+          </w:p>
+        </w:tc>
+        <w:tc>
+          <w:tcPr>
+            <w:tcW w:type="dxa" w:w="5277"/>
+            <w:tcBorders>
+              <w:top w:val="single" w:color="D9D9D9" w:sz="4"/>
+              <w:left w:val="single" w:color="D9D9D9" w:sz="4"/>
+              <w:bottom w:val="single" w:color="D9D9D9" w:sz="4"/>
+              <w:right w:val="single" w:color="D9D9D9" w:sz="4"/>
+            </w:tcBorders>
+            <w:tcMar>
+              <w:top w:type="dxa" w:w="60"/>
+              <w:left w:type="dxa" w:w="90"/>
+              <w:bottom w:type="dxa" w:w="60"/>
+              <w:right w:type="dxa" w:w="90"/>
+            </w:tcMar>
+          </w:tcPr>
+          <w:p>
+            <w:pPr>
+              <w:spacing w:after="0" w:line="260"/>
+            </w:pPr>
+            <w:r>
+              <w:rPr>
+                <w:sz w:val="19"/>
+                <w:szCs w:val="19"/>
+              </w:rPr>
+              <w:t xml:space="preserve">Дан с вариантами ответа: оплата, документы, перенос аккаунтов, стоимость тарифов</w:t>
+            </w:r>
+          </w:p>
+        </w:tc>
+      </w:tr>
+      <w:tr>
+        <w:trPr>
+          <w:tblHeader w:val="false"/>
+        </w:trPr>
+        <w:tc>
+          <w:tcPr>
+            <w:tcW w:type="dxa" w:w="3723"/>
+            <w:tcBorders>
+              <w:top w:val="single" w:color="D9D9D9" w:sz="4"/>
+              <w:left w:val="single" w:color="D9D9D9" w:sz="4"/>
+              <w:bottom w:val="single" w:color="D9D9D9" w:sz="4"/>
+              <w:right w:val="single" w:color="D9D9D9" w:sz="4"/>
+            </w:tcBorders>
+            <w:tcMar>
+              <w:top w:type="dxa" w:w="60"/>
+              <w:left w:type="dxa" w:w="90"/>
+              <w:bottom w:type="dxa" w:w="60"/>
+              <w:right w:type="dxa" w:w="90"/>
+            </w:tcMar>
+          </w:tcPr>
+          <w:p>
+            <w:pPr>
+              <w:spacing w:after="0" w:line="260"/>
+            </w:pPr>
+            <w:r>
+              <w:rPr>
+                <w:sz w:val="19"/>
+                <w:szCs w:val="19"/>
+              </w:rPr>
+              <w:t xml:space="preserve">Нет подписи канала</w:t>
+            </w:r>
+          </w:p>
+        </w:tc>
+        <w:tc>
+          <w:tcPr>
+            <w:tcW w:type="dxa" w:w="5277"/>
+            <w:tcBorders>
+              <w:top w:val="single" w:color="D9D9D9" w:sz="4"/>
+              <w:left w:val="single" w:color="D9D9D9" w:sz="4"/>
+              <w:bottom w:val="single" w:color="D9D9D9" w:sz="4"/>
+              <w:right w:val="single" w:color="D9D9D9" w:sz="4"/>
+            </w:tcBorders>
+            <w:tcMar>
+              <w:top w:type="dxa" w:w="60"/>
+              <w:left w:type="dxa" w:w="90"/>
+              <w:bottom w:type="dxa" w:w="60"/>
+              <w:right w:type="dxa" w:w="90"/>
+            </w:tcMar>
+          </w:tcPr>
+          <w:p>
+            <w:pPr>
+              <w:spacing w:after="0" w:line="260"/>
+            </w:pPr>
+            <w:r>
+              <w:rPr>
+                <w:sz w:val="19"/>
+                <w:szCs w:val="19"/>
+              </w:rPr>
+              <w:t xml:space="preserve">Добавлена одной строкой в конце</w:t>
             </w:r>
           </w:p>
         </w:tc>
@@ -3611,196 +3963,244 @@
         <w:spacing w:after="160" w:line="300"/>
       </w:pPr>
       <w:r>
-        <w:t xml:space="preserve">Ни в одном варианте нет капса, эмодзи, «?», «!» и ссылок — по требованиям к карточкам это ограничивает показ.</w:t>
-      </w:r>
-    </w:p>
-    <w:p>
-      <w:pPr>
-        <w:pStyle w:val="ListParagraph"/>
-        <w:numPr>
-          <w:ilvl w:val="0"/>
-          <w:numId w:val="1"/>
-        </w:numPr>
-        <w:spacing w:after="80" w:line="300"/>
-      </w:pPr>
-      <w:r>
-        <w:rPr>
-          <w:b/>
-          <w:bCs/>
-        </w:rPr>
-        <w:t xml:space="preserve">Первые два предложения = описание карточки.</w:t>
-      </w:r>
-      <w:r>
-        <w:t xml:space="preserve"> Дзен генерирует его автоматически из начала текста, отредактировать нельзя. Текущее начало («В большинстве компаний, где сотрудники пользуются зарубежными сервисами, подписки оплачены личными картами…») проверено на роль анонса.</w:t>
-      </w:r>
-    </w:p>
-    <w:p>
-      <w:pPr>
-        <w:pStyle w:val="ListParagraph"/>
-        <w:numPr>
-          <w:ilvl w:val="0"/>
-          <w:numId w:val="1"/>
-        </w:numPr>
-        <w:spacing w:after="80" w:line="300"/>
-      </w:pPr>
-      <w:r>
-        <w:rPr>
-          <w:b/>
-          <w:bCs/>
-        </w:rPr>
-        <w:t xml:space="preserve">Обложка:</w:t>
-      </w:r>
-      <w:r>
-        <w:t xml:space="preserve"> ≥ 820 × 460 (ширина любой картинки в тексте — от 300 px, вес до 30 Мб). Сюжет: рабочий стол с картой и ноутбуком либо схема «сотрудник → сервис → компания». </w:t>
-      </w:r>
-      <w:r>
-        <w:rPr>
-          <w:b/>
-          <w:bCs/>
-        </w:rPr>
-        <w:t xml:space="preserve">Без логотипов и фирменной стилистики вендоров</w:t>
-      </w:r>
-      <w:r>
-        <w:t xml:space="preserve"> — площадка запрещает использовать чужие бренд-атрибуты. Без стоковых «улыбок в офисе».</w:t>
-      </w:r>
-    </w:p>
-    <w:p>
-      <w:pPr>
-        <w:pStyle w:val="ListParagraph"/>
-        <w:numPr>
-          <w:ilvl w:val="0"/>
-          <w:numId w:val="1"/>
-        </w:numPr>
-        <w:spacing w:after="80" w:line="300"/>
-      </w:pPr>
-      <w:r>
-        <w:rPr>
-          <w:b/>
-          <w:bCs/>
-        </w:rPr>
-        <w:t xml:space="preserve">Теги:</w:t>
-      </w:r>
-      <w:r>
-        <w:t xml:space="preserve"> лицензии на ПО, зарубежное ПО, оплата подписок, бухгалтерия, IT-закупки</w:t>
-      </w:r>
-    </w:p>
-    <w:p>
-      <w:pPr>
-        <w:pStyle w:val="ListParagraph"/>
-        <w:numPr>
-          <w:ilvl w:val="0"/>
-          <w:numId w:val="1"/>
-        </w:numPr>
-        <w:spacing w:after="80" w:line="300"/>
-      </w:pPr>
-      <w:r>
-        <w:rPr>
-          <w:b/>
-          <w:bCs/>
-        </w:rPr>
-        <w:t xml:space="preserve">Ключевые фразы:</w:t>
-      </w:r>
-      <w:r>
-        <w:t xml:space="preserve"> оплата софта картой сотрудника; компенсация расходов сотруднику на подписку; лицензии на юрлицо; подписки на зарубежное ПО для компании; как оформить подписку на организацию</w:t>
-      </w:r>
-    </w:p>
-    <w:p>
-      <w:pPr>
-        <w:pStyle w:val="ListParagraph"/>
-        <w:numPr>
-          <w:ilvl w:val="0"/>
-          <w:numId w:val="1"/>
-        </w:numPr>
-        <w:spacing w:after="80" w:line="300"/>
-      </w:pPr>
-      <w:r>
-        <w:rPr>
-          <w:b/>
-          <w:bCs/>
-        </w:rPr>
-        <w:t xml:space="preserve">Ссылки (2, обе не в первом экране):</w:t>
-      </w:r>
-    </w:p>
-    <w:p>
-      <w:pPr>
-        <w:pStyle w:val="ListParagraph"/>
-        <w:numPr>
-          <w:ilvl w:val="0"/>
-          <w:numId w:val="2"/>
-        </w:numPr>
-        <w:spacing w:after="80" w:line="300"/>
-      </w:pPr>
+        <w:t xml:space="preserve">Из альтернативного варианта взяты: структура практической части (таблица инвентаризации с полями + шесть проверок), разделение подписок на три группы по критичности, шаг «назначьте владельца процесса» и блок «когда переводить не нужно». Текст при этом уплотнён: в альтернативе много однострочных абзацев и списков, разбитых на отдельные строки, — в ленте Дзена это читается рвано.</w:t>
+      </w:r>
+    </w:p>
+    <w:p>
+      <w:pPr>
+        <w:pStyle w:val="Heading3"/>
+        <w:keepNext/>
+        <w:spacing w:after="140" w:before="280"/>
+      </w:pPr>
+      <w:r>
+        <w:t xml:space="preserve">Карточка материала</w:t>
+      </w:r>
+    </w:p>
+    <w:p>
+      <w:pPr>
+        <w:pStyle w:val="ListParagraph"/>
+        <w:numPr>
+          <w:ilvl w:val="0"/>
+          <w:numId w:val="1"/>
+        </w:numPr>
+        <w:spacing w:after="80" w:line="300"/>
+      </w:pPr>
+      <w:r>
+        <w:rPr>
+          <w:b/>
+          <w:bCs/>
+        </w:rPr>
+        <w:t xml:space="preserve">Формат:</w:t>
+      </w:r>
+      <w:r>
+        <w:t xml:space="preserve"> статья</w:t>
+      </w:r>
+    </w:p>
+    <w:p>
+      <w:pPr>
+        <w:pStyle w:val="ListParagraph"/>
+        <w:numPr>
+          <w:ilvl w:val="0"/>
+          <w:numId w:val="1"/>
+        </w:numPr>
+        <w:spacing w:after="80" w:line="300"/>
+      </w:pPr>
+      <w:r>
+        <w:rPr>
+          <w:b/>
+          <w:bCs/>
+        </w:rPr>
+        <w:t xml:space="preserve">Разметка при переносе в Студию:</w:t>
+      </w:r>
+      <w:r>
+        <w:t xml:space="preserve"> </w:t>
+      </w:r>
       <w:r>
         <w:rPr>
           <w:rFonts w:ascii="Consolas" w:cs="Consolas" w:eastAsia="Consolas" w:hAnsi="Consolas"/>
           <w:sz w:val="20"/>
           <w:szCs w:val="20"/>
         </w:rPr>
-        <w:t xml:space="preserve">/blog/kak-kupit-zarubezhnoe-po-dlya-yurlica</w:t>
-      </w:r>
-      <w:r>
-        <w:t xml:space="preserve"> — безанкорная («разбирали пошагово»)</w:t>
-      </w:r>
-    </w:p>
-    <w:p>
-      <w:pPr>
-        <w:pStyle w:val="ListParagraph"/>
-        <w:numPr>
-          <w:ilvl w:val="0"/>
-          <w:numId w:val="2"/>
-        </w:numPr>
-        <w:spacing w:after="80" w:line="300"/>
-      </w:pPr>
+        <w:t xml:space="preserve">##</w:t>
+      </w:r>
+      <w:r>
+        <w:t xml:space="preserve"> — заголовок статьи (поле «Заголовок»), </w:t>
+      </w:r>
       <w:r>
         <w:rPr>
           <w:rFonts w:ascii="Consolas" w:cs="Consolas" w:eastAsia="Consolas" w:hAnsi="Consolas"/>
           <w:sz w:val="20"/>
           <w:szCs w:val="20"/>
         </w:rPr>
-        <w:t xml:space="preserve">/solutions/po-dlya-yurlic-po-schetu</w:t>
-      </w:r>
-      <w:r>
-        <w:t xml:space="preserve"> — точный анкор «оплата ПО для юрлиц по счёту», один раз</w:t>
-      </w:r>
-    </w:p>
-    <w:p>
-      <w:pPr>
-        <w:pStyle w:val="ListParagraph"/>
-        <w:numPr>
-          <w:ilvl w:val="0"/>
-          <w:numId w:val="1"/>
-        </w:numPr>
-        <w:spacing w:after="80" w:line="300"/>
-      </w:pPr>
-      <w:r>
-        <w:rPr>
-          <w:b/>
-          <w:bCs/>
-        </w:rPr>
-        <w:t xml:space="preserve">Аффилиация:</w:t>
-      </w:r>
-      <w:r>
-        <w:t xml:space="preserve"> раскрыта во втором абзаце</w:t>
-      </w:r>
-    </w:p>
-    <w:p>
-      <w:pPr>
-        <w:pStyle w:val="ListParagraph"/>
-        <w:numPr>
-          <w:ilvl w:val="0"/>
-          <w:numId w:val="1"/>
-        </w:numPr>
-        <w:spacing w:after="80" w:line="300"/>
-      </w:pPr>
-      <w:r>
-        <w:rPr>
-          <w:b/>
-          <w:bCs/>
-        </w:rPr>
-        <w:t xml:space="preserve">Пометка «Партнёрский материал»:</w:t>
-      </w:r>
-      <w:r>
-        <w:t xml:space="preserve"> не ставим — по справке она про нативную рекламу у сторонних авторов. Решение зафиксировать после сверки </w:t>
+        <w:t xml:space="preserve">###</w:t>
+      </w:r>
+      <w:r>
+        <w:t xml:space="preserve"> — подзаголовки второго уровня. Оформлять кнопками подзаголовков, иначе не соберётся оглавление.</w:t>
+      </w:r>
+    </w:p>
+    <w:p>
+      <w:pPr>
+        <w:pStyle w:val="ListParagraph"/>
+        <w:numPr>
+          <w:ilvl w:val="0"/>
+          <w:numId w:val="1"/>
+        </w:numPr>
+        <w:spacing w:after="80" w:line="300"/>
+      </w:pPr>
+      <w:r>
+        <w:rPr>
+          <w:b/>
+          <w:bCs/>
+        </w:rPr>
+        <w:t xml:space="preserve">Объём:</w:t>
+      </w:r>
+      <w:r>
+        <w:t xml:space="preserve"> 9 300 знаков с пробелами (~1 240 слов). Чуть выше ориентира 5 000–9 000 — осознанно: методика расчёта и блок «когда не нужно» и есть то, ради чего материал читают.</w:t>
+      </w:r>
+    </w:p>
+    <w:p>
+      <w:pPr>
+        <w:pStyle w:val="ListParagraph"/>
+        <w:numPr>
+          <w:ilvl w:val="0"/>
+          <w:numId w:val="1"/>
+        </w:numPr>
+        <w:spacing w:after="80" w:line="300"/>
+      </w:pPr>
+      <w:r>
+        <w:rPr>
+          <w:b/>
+          <w:bCs/>
+        </w:rPr>
+        <w:t xml:space="preserve">Заголовок:</w:t>
+      </w:r>
+      <w:r>
+        <w:t xml:space="preserve"> Карта сотрудника — самый дорогой способ купить софт (51 знак)</w:t>
+      </w:r>
+    </w:p>
+    <w:p>
+      <w:pPr>
+        <w:spacing w:after="160" w:line="300"/>
+      </w:pPr>
+      <w:r>
+        <w:t xml:space="preserve">Отступление от рекомендации площадки (15–25 символов) сознательное. </w:t>
+      </w:r>
+      <w:r>
+        <w:rPr>
+          <w:b/>
+          <w:bCs/>
+        </w:rPr>
+        <w:t xml:space="preserve">Риск, который стоит держать в уме:</w:t>
+      </w:r>
+      <w:r>
+        <w:t xml:space="preserve"> заголовок утверждает абсолют, а текст в разделе «Когда переводить на компанию не нужно» этот абсолют сам же ограничивает. Формально это не кликбейт — тезис в статье разбирается, — но если Дзен ограничит показ карточки, первым кандидатом на замену будет «Почему компании дорого оплачивать софт картами сотрудников» (58 знаков).</w:t>
+      </w:r>
+    </w:p>
+    <w:p>
+      <w:pPr>
+        <w:pStyle w:val="ListParagraph"/>
+        <w:numPr>
+          <w:ilvl w:val="0"/>
+          <w:numId w:val="1"/>
+        </w:numPr>
+        <w:spacing w:after="80" w:line="300"/>
+      </w:pPr>
+      <w:r>
+        <w:rPr>
+          <w:b/>
+          <w:bCs/>
+        </w:rPr>
+        <w:t xml:space="preserve">Первые два предложения = описание карточки</w:t>
+      </w:r>
+      <w:r>
+        <w:t xml:space="preserve"> (генерируется автоматически, не редактируется): «Во многих компаниях зарубежный софт оплачивают картами сотрудников. Дизайнер сам продлевает графический редактор, разработчик — AI-сервис, маркетолог — подписку на стоки, а компания затем компенсирует расходы».</w:t>
+      </w:r>
+    </w:p>
+    <w:p>
+      <w:pPr>
+        <w:pStyle w:val="ListParagraph"/>
+        <w:numPr>
+          <w:ilvl w:val="0"/>
+          <w:numId w:val="1"/>
+        </w:numPr>
+        <w:spacing w:after="80" w:line="300"/>
+      </w:pPr>
+      <w:r>
+        <w:rPr>
+          <w:b/>
+          <w:bCs/>
+        </w:rPr>
+        <w:t xml:space="preserve">Обложка:</w:t>
+      </w:r>
+      <w:r>
+        <w:t xml:space="preserve"> ≥ 820 × 460 (ширина картинок в тексте — от 300 px, вес до 30 Мб). Сюжет: таблица учёта подписок или схема «сотрудник → сервис → компания». </w:t>
+      </w:r>
+      <w:r>
+        <w:rPr>
+          <w:b/>
+          <w:bCs/>
+        </w:rPr>
+        <w:t xml:space="preserve">Без логотипов и фирменной стилистики вендоров.</w:t>
+      </w:r>
+    </w:p>
+    <w:p>
+      <w:pPr>
+        <w:pStyle w:val="ListParagraph"/>
+        <w:numPr>
+          <w:ilvl w:val="0"/>
+          <w:numId w:val="1"/>
+        </w:numPr>
+        <w:spacing w:after="80" w:line="300"/>
+      </w:pPr>
+      <w:r>
+        <w:rPr>
+          <w:b/>
+          <w:bCs/>
+        </w:rPr>
+        <w:t xml:space="preserve">Теги:</w:t>
+      </w:r>
+      <w:r>
+        <w:t xml:space="preserve"> лицензии на ПО, зарубежное ПО, оплата подписок, бухгалтерия, IT-закупки</w:t>
+      </w:r>
+    </w:p>
+    <w:p>
+      <w:pPr>
+        <w:pStyle w:val="ListParagraph"/>
+        <w:numPr>
+          <w:ilvl w:val="0"/>
+          <w:numId w:val="1"/>
+        </w:numPr>
+        <w:spacing w:after="80" w:line="300"/>
+      </w:pPr>
+      <w:r>
+        <w:rPr>
+          <w:b/>
+          <w:bCs/>
+        </w:rPr>
+        <w:t xml:space="preserve">Ключевые фразы:</w:t>
+      </w:r>
+      <w:r>
+        <w:t xml:space="preserve"> оплата софта картой сотрудника; компенсация расходов сотруднику на подписку; подписки на зарубежное ПО для компании; совокупная стоимость подписки; инвентаризация подписок</w:t>
+      </w:r>
+    </w:p>
+    <w:p>
+      <w:pPr>
+        <w:pStyle w:val="ListParagraph"/>
+        <w:numPr>
+          <w:ilvl w:val="0"/>
+          <w:numId w:val="1"/>
+        </w:numPr>
+        <w:spacing w:after="80" w:line="300"/>
+      </w:pPr>
+      <w:r>
+        <w:rPr>
+          <w:b/>
+          <w:bCs/>
+        </w:rPr>
+        <w:t xml:space="preserve">Ссылка — одна:</w:t>
+      </w:r>
+      <w:r>
+        <w:t xml:space="preserve"> </w:t>
       </w:r>
       <w:r>
         <w:rPr>
@@ -3808,98 +4208,51 @@
           <w:sz w:val="20"/>
           <w:szCs w:val="20"/>
         </w:rPr>
-        <w:t xml:space="preserve">requirements/rules.html</w:t>
-      </w:r>
-      <w:r>
-        <w:t xml:space="preserve">.</w:t>
-      </w:r>
-    </w:p>
-    <w:p>
-      <w:pPr>
-        <w:pStyle w:val="ListParagraph"/>
-        <w:numPr>
-          <w:ilvl w:val="0"/>
-          <w:numId w:val="1"/>
-        </w:numPr>
-        <w:spacing w:after="80" w:line="300"/>
-      </w:pPr>
-      <w:r>
-        <w:rPr>
-          <w:b/>
-          <w:bCs/>
-        </w:rPr>
-        <w:t xml:space="preserve">Что проверить маркетологу:</w:t>
-      </w:r>
-    </w:p>
-    <w:p>
-      <w:pPr>
-        <w:pStyle w:val="ListParagraph"/>
-        <w:numPr>
-          <w:ilvl w:val="0"/>
-          <w:numId w:val="2"/>
-        </w:numPr>
-        <w:spacing w:after="80" w:line="300"/>
-      </w:pPr>
-      <w:r>
-        <w:t xml:space="preserve">выбор заголовка из четырёх вариантов — насколько оправдано отступление от рекомендованных площадкой 15–25 символов;</w:t>
-      </w:r>
-    </w:p>
-    <w:p>
-      <w:pPr>
-        <w:pStyle w:val="ListParagraph"/>
-        <w:numPr>
-          <w:ilvl w:val="0"/>
-          <w:numId w:val="2"/>
-        </w:numPr>
-        <w:spacing w:after="80" w:line="300"/>
-      </w:pPr>
-      <w:r>
-        <w:t xml:space="preserve">первые два предложения в роли несменяемого описания карточки;</w:t>
-      </w:r>
-    </w:p>
-    <w:p>
-      <w:pPr>
-        <w:pStyle w:val="ListParagraph"/>
-        <w:numPr>
-          <w:ilvl w:val="0"/>
-          <w:numId w:val="2"/>
-        </w:numPr>
-        <w:spacing w:after="80" w:line="300"/>
-      </w:pPr>
-      <w:r>
-        <w:t xml:space="preserve">момент появления первой ссылки (сейчас — после 60% текста);</w:t>
-      </w:r>
-    </w:p>
-    <w:p>
-      <w:pPr>
-        <w:pStyle w:val="ListParagraph"/>
-        <w:numPr>
-          <w:ilvl w:val="0"/>
-          <w:numId w:val="2"/>
-        </w:numPr>
-        <w:spacing w:after="80" w:line="300"/>
-      </w:pPr>
-      <w:r>
-        <w:t xml:space="preserve">тональность блоков «Как это решается» и «Честно об ограничениях»;</w:t>
-      </w:r>
-    </w:p>
-    <w:p>
-      <w:pPr>
-        <w:pStyle w:val="ListParagraph"/>
-        <w:numPr>
-          <w:ilvl w:val="0"/>
-          <w:numId w:val="2"/>
-        </w:numPr>
-        <w:spacing w:after="80" w:line="300"/>
-      </w:pPr>
-      <w:r>
-        <w:t xml:space="preserve">хватает ли практической части, чтобы материал был полезен без покупки.</w:t>
-      </w:r>
-    </w:p>
-    <w:p>
-      <w:pPr>
-        <w:spacing w:after="200"/>
-      </w:pPr>
+        <w:t xml:space="preserve">/blog/kak-kupit-zarubezhnoe-po-dlya-yurlica</w:t>
+      </w:r>
+      <w:r>
+        <w:t xml:space="preserve">, анкор «разбирали пошагово», в шаге 3 практической части (после ~75% текста).</w:t>
+      </w:r>
+    </w:p>
+    <w:p>
+      <w:pPr>
+        <w:pStyle w:val="ListParagraph"/>
+        <w:numPr>
+          <w:ilvl w:val="0"/>
+          <w:numId w:val="1"/>
+        </w:numPr>
+        <w:spacing w:after="80" w:line="300"/>
+      </w:pPr>
+      <w:r>
+        <w:rPr>
+          <w:b/>
+          <w:bCs/>
+        </w:rPr>
+        <w:t xml:space="preserve">Аффилиация:</w:t>
+      </w:r>
+      <w:r>
+        <w:t xml:space="preserve"> раскрыта во втором абзаце</w:t>
+      </w:r>
+    </w:p>
+    <w:p>
+      <w:pPr>
+        <w:pStyle w:val="ListParagraph"/>
+        <w:numPr>
+          <w:ilvl w:val="0"/>
+          <w:numId w:val="1"/>
+        </w:numPr>
+        <w:spacing w:after="80" w:line="300"/>
+      </w:pPr>
+      <w:r>
+        <w:rPr>
+          <w:b/>
+          <w:bCs/>
+        </w:rPr>
+        <w:t xml:space="preserve">Пометка «Партнёрский материал»:</w:t>
+      </w:r>
+      <w:r>
+        <w:t xml:space="preserve"> не ставим — по справке она про нативную рекламу у сторонних авторов.</w:t>
+      </w:r>
     </w:p>
     <w:p>
       <w:pPr>
@@ -3908,23 +4261,54 @@
         <w:spacing w:after="140" w:before="280"/>
       </w:pPr>
       <w:r>
-        <w:t xml:space="preserve">Софт на карте сотрудника: чем это обходится компании</w:t>
-      </w:r>
-    </w:p>
-    <w:p>
-      <w:pPr>
-        <w:spacing w:after="160" w:line="300"/>
-      </w:pPr>
-      <w:r>
-        <w:t xml:space="preserve">В большинстве компаний, где сотрудники пользуются зарубежными сервисами, подписки оплачены личными картами. Дизайнер платит за графический редактор, разработчик — за AI-ассистента, маркетолог — за сток. Компания раз в месяц возвращает деньги, и все считают вопрос закрытым.</w:t>
-      </w:r>
-    </w:p>
-    <w:p>
-      <w:pPr>
-        <w:spacing w:after="160" w:line="300"/>
-      </w:pPr>
-      <w:r>
-        <w:t xml:space="preserve">Мы в BIZSoft оформляем зарубежные лицензии на российские юрлица и видим, чем это заканчивается — обычно через год и обычно не вовремя. Сразу оговоримся: у нас коммерческий интерес в другой схеме, поэтому дальше мы стараемся считать, а не убеждать. Методика расчёта ниже применима независимо от того, работаете вы с нами или нет.</w:t>
+        <w:t xml:space="preserve">Открытый вопрос к руководителю</w:t>
+      </w:r>
+    </w:p>
+    <w:p>
+      <w:pPr>
+        <w:spacing w:after="160" w:line="300"/>
+      </w:pPr>
+      <w:r>
+        <w:t xml:space="preserve">В разделе 4 («Подписками перестают управлять») и в методике есть место под собственные данные BIZSoft: «в N инвентаризациях, проведённых нами в 2025–2026 годах, находилось столько-то неиспользуемых лицензий». Если такая статистика есть — её стоит подставить: это самая ценная часть материала и для поиска, и для цитирования AI-системами. Пока данных нет, текст обходится без количественных утверждений.</w:t>
+      </w:r>
+    </w:p>
+    <w:p>
+      <w:pPr>
+        <w:spacing w:after="200"/>
+      </w:pPr>
+    </w:p>
+    <w:p>
+      <w:pPr>
+        <w:pStyle w:val="Heading3"/>
+        <w:keepNext/>
+        <w:spacing w:after="140" w:before="280"/>
+      </w:pPr>
+      <w:r>
+        <w:t xml:space="preserve">Карта сотрудника — самый дорогой способ купить софт</w:t>
+      </w:r>
+    </w:p>
+    <w:p>
+      <w:pPr>
+        <w:spacing w:after="160" w:line="300"/>
+      </w:pPr>
+      <w:r>
+        <w:t xml:space="preserve">Во многих компаниях зарубежный софт оплачивают картами сотрудников. Дизайнер сам продлевает графический редактор, разработчик — AI-сервис, маркетолог — подписку на стоки, а компания затем компенсирует расходы. На первый взгляд это самый простой способ. Но по мере роста числа подписок у него появляется скрытая стоимость.</w:t>
+      </w:r>
+    </w:p>
+    <w:p>
+      <w:pPr>
+        <w:spacing w:after="160" w:line="300"/>
+      </w:pPr>
+      <w:r>
+        <w:t xml:space="preserve">Мы в BIZSoft оформляем зарубежные лицензии и подписки для российских компаний, то есть коммерчески заинтересованы в корпоративной схеме покупки. Говорим об этом сразу. Проблема при этом существует независимо от поставщика: когда рабочий софт распределён между личными аккаунтами и картами сотрудников, компания постепенно теряет контроль над доступами, расходами и продлениями.</w:t>
+      </w:r>
+    </w:p>
+    <w:p>
+      <w:pPr>
+        <w:spacing w:after="160" w:line="300"/>
+      </w:pPr>
+      <w:r>
+        <w:t xml:space="preserve">Ниже — способ самостоятельно проверить, во сколько эта схема обходится именно вашей компании, и понять, где она дорога, а где остаётся разумной.</w:t>
       </w:r>
     </w:p>
     <w:p>
@@ -3934,15 +4318,105 @@
         <w:spacing w:after="140" w:before="280"/>
       </w:pPr>
       <w:r>
-        <w:t xml:space="preserve">Что происходит на самом деле</w:t>
-      </w:r>
-    </w:p>
-    <w:p>
-      <w:pPr>
-        <w:spacing w:after="160" w:line="300"/>
-      </w:pPr>
-      <w:r>
-        <w:t xml:space="preserve">Когда подписка оплачена личной картой, компания не покупает лицензию. Она компенсирует сотруднику его личную покупку. Юридически это разные вещи, и разница проявляется в четырёх местах.</w:t>
+        <w:t xml:space="preserve">Почему оплата картами сотрудников обходится дороже, чем кажется</w:t>
+      </w:r>
+    </w:p>
+    <w:p>
+      <w:pPr>
+        <w:spacing w:after="160" w:line="300"/>
+      </w:pPr>
+      <w:r>
+        <w:t xml:space="preserve">У такой модели есть как минимум четыре вида скрытых затрат:</w:t>
+      </w:r>
+    </w:p>
+    <w:p>
+      <w:pPr>
+        <w:pStyle w:val="ListParagraph"/>
+        <w:numPr>
+          <w:ilvl w:val="0"/>
+          <w:numId w:val="2"/>
+        </w:numPr>
+        <w:spacing w:after="80" w:line="300"/>
+      </w:pPr>
+      <w:r>
+        <w:t xml:space="preserve">риск потери доступа к рабочему аккаунту;</w:t>
+      </w:r>
+    </w:p>
+    <w:p>
+      <w:pPr>
+        <w:pStyle w:val="ListParagraph"/>
+        <w:numPr>
+          <w:ilvl w:val="0"/>
+          <w:numId w:val="2"/>
+        </w:numPr>
+        <w:spacing w:after="80" w:line="300"/>
+      </w:pPr>
+      <w:r>
+        <w:t xml:space="preserve">простой при сбое оплаты или продления;</w:t>
+      </w:r>
+    </w:p>
+    <w:p>
+      <w:pPr>
+        <w:pStyle w:val="ListParagraph"/>
+        <w:numPr>
+          <w:ilvl w:val="0"/>
+          <w:numId w:val="2"/>
+        </w:numPr>
+        <w:spacing w:after="80" w:line="300"/>
+      </w:pPr>
+      <w:r>
+        <w:t xml:space="preserve">административные затраты на оформление и подтверждение расходов;</w:t>
+      </w:r>
+    </w:p>
+    <w:p>
+      <w:pPr>
+        <w:pStyle w:val="ListParagraph"/>
+        <w:numPr>
+          <w:ilvl w:val="0"/>
+          <w:numId w:val="2"/>
+        </w:numPr>
+        <w:spacing w:after="80" w:line="300"/>
+      </w:pPr>
+      <w:r>
+        <w:t xml:space="preserve">неиспользуемые и дублирующиеся подписки.</w:t>
+      </w:r>
+    </w:p>
+    <w:p>
+      <w:pPr>
+        <w:spacing w:after="160" w:line="300"/>
+      </w:pPr>
+      <w:r>
+        <w:t xml:space="preserve">Поэтому сравнивать способы покупки ПО только по цене лицензии некорректно. Считать нужно </w:t>
+      </w:r>
+      <w:r>
+        <w:rPr>
+          <w:b/>
+          <w:bCs/>
+        </w:rPr>
+        <w:t xml:space="preserve">совокупную стоимость корпоративной подписки</w:t>
+      </w:r>
+      <w:r>
+        <w:t xml:space="preserve">:</w:t>
+      </w:r>
+    </w:p>
+    <w:p>
+      <w:pPr>
+        <w:spacing w:after="160" w:line="300"/>
+      </w:pPr>
+      <w:r>
+        <w:rPr>
+          <w:b/>
+          <w:bCs/>
+        </w:rPr>
+        <w:t xml:space="preserve">стоимость лицензии + стоимость возможного простоя + стоимость восстановления доступа + неиспользуемые лицензии + административные расходы.</w:t>
+      </w:r>
+    </w:p>
+    <w:p>
+      <w:pPr>
+        <w:spacing w:after="160" w:line="300"/>
+      </w:pPr>
+      <w:r>
+        <w:t xml:space="preserve">Самый быстрый способ оплаты не обязательно оказывается самым дешёвым способом владения сервисом.</w:t>
       </w:r>
     </w:p>
     <w:p>
@@ -3952,31 +4426,65 @@
         <w:spacing w:after="140" w:before="280"/>
       </w:pPr>
       <w:r>
-        <w:t xml:space="preserve">1. Лицензия принадлежит не компании</w:t>
-      </w:r>
-    </w:p>
-    <w:p>
-      <w:pPr>
-        <w:spacing w:after="160" w:line="300"/>
-      </w:pPr>
-      <w:r>
-        <w:t xml:space="preserve">Аккаунт зарегистрирован на личную почту сотрудника. Всё, что накоплено внутри сервиса — проекты, шаблоны, настройки, история, файлы в облаке, — привязано к этому аккаунту.</w:t>
-      </w:r>
-    </w:p>
-    <w:p>
-      <w:pPr>
-        <w:spacing w:after="160" w:line="300"/>
-      </w:pPr>
-      <w:r>
-        <w:t xml:space="preserve">Пока человек работает, разницы не видно. Когда он уходит, компания обнаруживает, что доступа нет, а материалы за два года лежат в чужом личном кабинете. Передать аккаунт нельзя: в большинстве сервисов личные тарифы непередаваемы, а восстановление через поддержку упирается в то, что владелец учётной записи — физическое лицо.</w:t>
-      </w:r>
-    </w:p>
-    <w:p>
-      <w:pPr>
-        <w:spacing w:after="160" w:line="300"/>
-      </w:pPr>
-      <w:r>
-        <w:t xml:space="preserve">Посчитайте по своей компании: сколько рабочих часов уйдёт на восстановление того, что лежит в личных аккаунтах уходящих сотрудников. Обычно это первая статья расходов, которую недооценивают.</w:t>
+        <w:t xml:space="preserve">1. Рабочим аккаунтом распоряжается сотрудник, а не компания</w:t>
+      </w:r>
+    </w:p>
+    <w:p>
+      <w:pPr>
+        <w:spacing w:after="160" w:line="300"/>
+      </w:pPr>
+      <w:r>
+        <w:t xml:space="preserve">Дизайнер оформил подписку на личную почту и платит своей картой. Пока он работает, разницы не видно. Но внутри аккаунта накапливаются проекты, шаблоны, настройки, история работы и облачные файлы — всё то, ради чего сервис и покупался.</w:t>
+      </w:r>
+    </w:p>
+    <w:p>
+      <w:pPr>
+        <w:spacing w:after="160" w:line="300"/>
+      </w:pPr>
+      <w:r>
+        <w:t xml:space="preserve">Когда сотрудник уходит, выясняется, что доступ к рабочему сервису связан с его личной учётной записью. Дальше всё зависит от продукта: где-то владельца аккаунта можно сменить, где-то проекты переносятся в корпоративное пространство, где-то нужно обращение в поддержку. У части персональных тарифов передача учётной записи правилами сервиса не предусмотрена вовсе.</w:t>
+      </w:r>
+    </w:p>
+    <w:p>
+      <w:pPr>
+        <w:spacing w:after="160" w:line="300"/>
+      </w:pPr>
+      <w:r>
+        <w:t xml:space="preserve">Два вопроса для внутреннего аудита:</w:t>
+      </w:r>
+    </w:p>
+    <w:p>
+      <w:pPr>
+        <w:pStyle w:val="ListParagraph"/>
+        <w:numPr>
+          <w:ilvl w:val="0"/>
+          <w:numId w:val="1"/>
+        </w:numPr>
+        <w:spacing w:after="80" w:line="300"/>
+      </w:pPr>
+      <w:r>
+        <w:t xml:space="preserve">сколько критичных для работы сервисов сейчас зарегистрировано на личные адреса сотрудников;</w:t>
+      </w:r>
+    </w:p>
+    <w:p>
+      <w:pPr>
+        <w:pStyle w:val="ListParagraph"/>
+        <w:numPr>
+          <w:ilvl w:val="0"/>
+          <w:numId w:val="1"/>
+        </w:numPr>
+        <w:spacing w:after="80" w:line="300"/>
+      </w:pPr>
+      <w:r>
+        <w:t xml:space="preserve">что произойдёт с данными, если завтра один из этих сотрудников уйдёт.</w:t>
+      </w:r>
+    </w:p>
+    <w:p>
+      <w:pPr>
+        <w:spacing w:after="160" w:line="300"/>
+      </w:pPr>
+      <w:r>
+        <w:t xml:space="preserve">Даже приблизительный ответ показывает часть скрытой стоимости модели.</w:t>
       </w:r>
     </w:p>
     <w:p>
@@ -3986,31 +4494,96 @@
         <w:spacing w:after="140" w:before="280"/>
       </w:pPr>
       <w:r>
-        <w:t xml:space="preserve">2. Расход трудно подтвердить</w:t>
-      </w:r>
-    </w:p>
-    <w:p>
-      <w:pPr>
-        <w:spacing w:after="160" w:line="300"/>
-      </w:pPr>
-      <w:r>
-        <w:t xml:space="preserve">Списание с карты и письмо от сервиса на английском — не первичный документ. У компании нет ни договора, ни счёта, ни акта.</w:t>
-      </w:r>
-    </w:p>
-    <w:p>
-      <w:pPr>
-        <w:spacing w:after="160" w:line="300"/>
-      </w:pPr>
-      <w:r>
-        <w:t xml:space="preserve">Дальше начинается зона, которую стоит обсудить с бухгалтером: как проводится компенсация, чем подтверждается производственный характер расхода, какие последствия возникают, если подтверждающих документов нет. Ответ зависит от того, как именно оформлена выплата в вашей компании, и универсального решения здесь нет.</w:t>
-      </w:r>
-    </w:p>
-    <w:p>
-      <w:pPr>
-        <w:spacing w:after="160" w:line="300"/>
-      </w:pPr>
-      <w:r>
-        <w:t xml:space="preserve">Практический вывод простой: чем больше сумма и чем регулярнее платежи, тем раньше стоит задать эти вопросы бухгалтеру, а не после закрытия года.</w:t>
+        <w:t xml:space="preserve">2. Компенсация превращается в отдельный процесс</w:t>
+      </w:r>
+    </w:p>
+    <w:p>
+      <w:pPr>
+        <w:spacing w:after="160" w:line="300"/>
+      </w:pPr>
+      <w:r>
+        <w:t xml:space="preserve">Когда человек покупает подписку сам, а компания возвращает ему деньги, появляется не только технический, но и бухгалтерский процесс. Есть платёж, письмо от сервиса, чек или иной документ — но достаточность этого комплекта для учёта зависит от ситуации, способа покупки и внутренних правил компании. Универсального ответа здесь нет, поэтому порядок оформления таких расходов стоит заранее согласовать со своей бухгалтерией.</w:t>
+      </w:r>
+    </w:p>
+    <w:p>
+      <w:pPr>
+        <w:spacing w:after="160" w:line="300"/>
+      </w:pPr>
+      <w:r>
+        <w:t xml:space="preserve">Чем больше регулярных подписок проходит через сотрудников, тем важнее понимать:</w:t>
+      </w:r>
+    </w:p>
+    <w:p>
+      <w:pPr>
+        <w:pStyle w:val="ListParagraph"/>
+        <w:numPr>
+          <w:ilvl w:val="0"/>
+          <w:numId w:val="1"/>
+        </w:numPr>
+        <w:spacing w:after="80" w:line="300"/>
+      </w:pPr>
+      <w:r>
+        <w:t xml:space="preserve">кто согласовывает покупку;</w:t>
+      </w:r>
+    </w:p>
+    <w:p>
+      <w:pPr>
+        <w:pStyle w:val="ListParagraph"/>
+        <w:numPr>
+          <w:ilvl w:val="0"/>
+          <w:numId w:val="1"/>
+        </w:numPr>
+        <w:spacing w:after="80" w:line="300"/>
+      </w:pPr>
+      <w:r>
+        <w:t xml:space="preserve">какие документы нужно предоставить;</w:t>
+      </w:r>
+    </w:p>
+    <w:p>
+      <w:pPr>
+        <w:pStyle w:val="ListParagraph"/>
+        <w:numPr>
+          <w:ilvl w:val="0"/>
+          <w:numId w:val="1"/>
+        </w:numPr>
+        <w:spacing w:after="80" w:line="300"/>
+      </w:pPr>
+      <w:r>
+        <w:t xml:space="preserve">чем подтверждается производственная необходимость;</w:t>
+      </w:r>
+    </w:p>
+    <w:p>
+      <w:pPr>
+        <w:pStyle w:val="ListParagraph"/>
+        <w:numPr>
+          <w:ilvl w:val="0"/>
+          <w:numId w:val="1"/>
+        </w:numPr>
+        <w:spacing w:after="80" w:line="300"/>
+      </w:pPr>
+      <w:r>
+        <w:t xml:space="preserve">кто следит за датой продления;</w:t>
+      </w:r>
+    </w:p>
+    <w:p>
+      <w:pPr>
+        <w:pStyle w:val="ListParagraph"/>
+        <w:numPr>
+          <w:ilvl w:val="0"/>
+          <w:numId w:val="1"/>
+        </w:numPr>
+        <w:spacing w:after="80" w:line="300"/>
+      </w:pPr>
+      <w:r>
+        <w:t xml:space="preserve">что происходит при изменении курса или стоимости тарифа.</w:t>
+      </w:r>
+    </w:p>
+    <w:p>
+      <w:pPr>
+        <w:spacing w:after="160" w:line="300"/>
+      </w:pPr>
+      <w:r>
+        <w:t xml:space="preserve">Один платёж через сотрудника — мелочь. Три десятка регулярных подписок — уже процесс, которым кто-то должен заниматься.</w:t>
       </w:r>
     </w:p>
     <w:p>
@@ -4020,23 +4593,43 @@
         <w:spacing w:after="140" w:before="280"/>
       </w:pPr>
       <w:r>
-        <w:t xml:space="preserve">3. Схема ломается в неудобный момент</w:t>
-      </w:r>
-    </w:p>
-    <w:p>
-      <w:pPr>
-        <w:spacing w:after="160" w:line="300"/>
-      </w:pPr>
-      <w:r>
-        <w:t xml:space="preserve">Платёж на зарубежный сервис с российской карты — операция с непредсказуемым результатом. Она может проходить полгода и перестать пройти в конкретный вторник.</w:t>
-      </w:r>
-    </w:p>
-    <w:p>
-      <w:pPr>
-        <w:spacing w:after="160" w:line="300"/>
-      </w:pPr>
-      <w:r>
-        <w:t xml:space="preserve">Подписка не продлевается — доступ отключается. Как правило, это выясняется в день, когда нужно сдать работу. Стоимость такого простоя считается просто: сколько человеко-часов встанет и на сколько сдвинется срок по проекту.</w:t>
+        <w:t xml:space="preserve">3. Сбой оплаты становится операционным риском</w:t>
+      </w:r>
+    </w:p>
+    <w:p>
+      <w:pPr>
+        <w:spacing w:after="160" w:line="300"/>
+      </w:pPr>
+      <w:r>
+        <w:t xml:space="preserve">Подписка продлевается месяцами, и к этому легко привыкнуть. Но причины отказа бывают разные: изменение правил банка, ограничения сервиса, истёкшая карта, нехватка средств, смена платёжного метода, требование повторно подтвердить операцию.</w:t>
+      </w:r>
+    </w:p>
+    <w:p>
+      <w:pPr>
+        <w:spacing w:after="160" w:line="300"/>
+      </w:pPr>
+      <w:r>
+        <w:t xml:space="preserve">Если речь о сервисе, без которого сотрудник не может работать, стоимость проблемы заметно больше стоимости подписки. Оценить её можно так:</w:t>
+      </w:r>
+    </w:p>
+    <w:p>
+      <w:pPr>
+        <w:spacing w:after="160" w:line="300"/>
+      </w:pPr>
+      <w:r>
+        <w:rPr>
+          <w:b/>
+          <w:bCs/>
+        </w:rPr>
+        <w:t xml:space="preserve">число сотрудников, которые не смогут работать × стоимость рабочего дня × время восстановления доступа.</w:t>
+      </w:r>
+    </w:p>
+    <w:p>
+      <w:pPr>
+        <w:spacing w:after="160" w:line="300"/>
+      </w:pPr>
+      <w:r>
+        <w:t xml:space="preserve">Для недорогого инструмента, которым ежедневно пользуется команда из десяти человек, один день простоя способен перекрыть всю годовую экономию между персональным и корпоративным тарифом.</w:t>
       </w:r>
     </w:p>
     <w:p>
@@ -4046,23 +4639,83 @@
         <w:spacing w:after="140" w:before="280"/>
       </w:pPr>
       <w:r>
-        <w:t xml:space="preserve">4. Никто не управляет составом подписок</w:t>
-      </w:r>
-    </w:p>
-    <w:p>
-      <w:pPr>
-        <w:spacing w:after="160" w:line="300"/>
-      </w:pPr>
-      <w:r>
-        <w:t xml:space="preserve">Через год после начала «оплаты картами» в компании из тридцати человек никто не может ответить, сколько подписок оплачивается, кем и на что.</w:t>
-      </w:r>
-    </w:p>
-    <w:p>
-      <w:pPr>
-        <w:spacing w:after="160" w:line="300"/>
-      </w:pPr>
-      <w:r>
-        <w:t xml:space="preserve">Мы регулярно видим одну и ту же картину при инвентаризации: два-три оплачиваемых аккаунта, которыми давно никто не пользуется; два человека, купившие разные сервисы под одну задачу; тариф уровня «для команды», оформленный на одного человека, потому что так было проще.</w:t>
+        <w:t xml:space="preserve">4. Подписками постепенно перестают управлять</w:t>
+      </w:r>
+    </w:p>
+    <w:p>
+      <w:pPr>
+        <w:spacing w:after="160" w:line="300"/>
+      </w:pPr>
+      <w:r>
+        <w:t xml:space="preserve">Децентрализованные покупки плохо видны. Один сотрудник оплачивает сервис для дизайна, второй купил другой продукт для той же задачи, третий продлевает инструмент, которым команда почти не пользуется. Каждая сумма небольшая, поэтому отдельно её никто не разбирает.</w:t>
+      </w:r>
+    </w:p>
+    <w:p>
+      <w:pPr>
+        <w:spacing w:after="160" w:line="300"/>
+      </w:pPr>
+      <w:r>
+        <w:t xml:space="preserve">Через год финансовому или IT-отделу уже трудно быстро ответить на четыре вопроса:</w:t>
+      </w:r>
+    </w:p>
+    <w:p>
+      <w:pPr>
+        <w:pStyle w:val="ListParagraph"/>
+        <w:numPr>
+          <w:ilvl w:val="0"/>
+          <w:numId w:val="1"/>
+        </w:numPr>
+        <w:spacing w:after="80" w:line="300"/>
+      </w:pPr>
+      <w:r>
+        <w:t xml:space="preserve">сколько программных и SaaS-подписок оплачивает компания;</w:t>
+      </w:r>
+    </w:p>
+    <w:p>
+      <w:pPr>
+        <w:pStyle w:val="ListParagraph"/>
+        <w:numPr>
+          <w:ilvl w:val="0"/>
+          <w:numId w:val="1"/>
+        </w:numPr>
+        <w:spacing w:after="80" w:line="300"/>
+      </w:pPr>
+      <w:r>
+        <w:t xml:space="preserve">кто ими реально пользуется;</w:t>
+      </w:r>
+    </w:p>
+    <w:p>
+      <w:pPr>
+        <w:pStyle w:val="ListParagraph"/>
+        <w:numPr>
+          <w:ilvl w:val="0"/>
+          <w:numId w:val="1"/>
+        </w:numPr>
+        <w:spacing w:after="80" w:line="300"/>
+      </w:pPr>
+      <w:r>
+        <w:t xml:space="preserve">какие из них критичны для работы;</w:t>
+      </w:r>
+    </w:p>
+    <w:p>
+      <w:pPr>
+        <w:pStyle w:val="ListParagraph"/>
+        <w:numPr>
+          <w:ilvl w:val="0"/>
+          <w:numId w:val="1"/>
+        </w:numPr>
+        <w:spacing w:after="80" w:line="300"/>
+      </w:pPr>
+      <w:r>
+        <w:t xml:space="preserve">за что платят по инерции.</w:t>
+      </w:r>
+    </w:p>
+    <w:p>
+      <w:pPr>
+        <w:spacing w:after="160" w:line="300"/>
+      </w:pPr>
+      <w:r>
+        <w:t xml:space="preserve">Здесь же обычно находится самая простая экономия — не в снижении цены лицензии, а в отключении того, чем никто не пользуется.</w:t>
       </w:r>
     </w:p>
     <w:p>
@@ -4072,15 +4725,35 @@
         <w:spacing w:after="140" w:before="280"/>
       </w:pPr>
       <w:r>
-        <w:t xml:space="preserve">Как посчитать, во что это обходится именно вам</w:t>
-      </w:r>
-    </w:p>
-    <w:p>
-      <w:pPr>
-        <w:spacing w:after="160" w:line="300"/>
-      </w:pPr>
-      <w:r>
-        <w:t xml:space="preserve">Методика на полчаса, без внешней помощи.</w:t>
+        <w:t xml:space="preserve">Как оценить эту схему за полчаса</w:t>
+      </w:r>
+    </w:p>
+    <w:p>
+      <w:pPr>
+        <w:spacing w:after="160" w:line="300"/>
+      </w:pPr>
+      <w:r>
+        <w:t xml:space="preserve">Консультанты и специальный софт не нужны. Сделайте таблицу, где по каждой подписке указано:</w:t>
+      </w:r>
+    </w:p>
+    <w:p>
+      <w:pPr>
+        <w:spacing w:after="160" w:line="300"/>
+      </w:pPr>
+      <w:r>
+        <w:rPr>
+          <w:b/>
+          <w:bCs/>
+        </w:rPr>
+        <w:t xml:space="preserve">сервис → пользователь → стоимость → период оплаты → владелец аккаунта → критичность → дата продления.</w:t>
+      </w:r>
+    </w:p>
+    <w:p>
+      <w:pPr>
+        <w:spacing w:after="160" w:line="300"/>
+      </w:pPr>
+      <w:r>
+        <w:t xml:space="preserve">Затем шесть проверок.</w:t>
       </w:r>
     </w:p>
     <w:p>
@@ -4097,10 +4770,10 @@
           <w:b/>
           <w:bCs/>
         </w:rPr>
-        <w:t xml:space="preserve">Соберите список.</w:t>
-      </w:r>
-      <w:r>
-        <w:t xml:space="preserve"> Попросите руководителей отделов выписать сервисы, которыми пользуется команда, и кто за них платит. Уже на этом шаге обычно находятся сервисы, о которых финансовый отдел не знал.</w:t>
+        <w:t xml:space="preserve">Соберите все подписки.</w:t>
+      </w:r>
+      <w:r>
+        <w:t xml:space="preserve"> Попросите руководителей подразделений перечислить сервисы, которыми пользуются сотрудники. Не ограничивайтесь данными бухгалтерии: часть продуктов покупалась самостоятельно с последующей компенсацией.</w:t>
       </w:r>
     </w:p>
     <w:p>
@@ -4117,10 +4790,10 @@
           <w:b/>
           <w:bCs/>
         </w:rPr>
-        <w:t xml:space="preserve">Сложите годовую сумму компенсаций.</w:t>
-      </w:r>
-      <w:r>
-        <w:t xml:space="preserve"> Это ваша видимая часть расходов.</w:t>
+        <w:t xml:space="preserve">Приведите расходы к году.</w:t>
+      </w:r>
+      <w:r>
+        <w:t xml:space="preserve"> Месячные платежи в годовом выражении выглядят совсем иначе.</w:t>
       </w:r>
     </w:p>
     <w:p>
@@ -4137,10 +4810,10 @@
           <w:b/>
           <w:bCs/>
         </w:rPr>
-        <w:t xml:space="preserve">Отметьте критичные сервисы.</w:t>
-      </w:r>
-      <w:r>
-        <w:t xml:space="preserve"> Те, без которых работа останавливается в тот же день.</w:t>
+        <w:t xml:space="preserve">Выделите критичные сервисы</w:t>
+      </w:r>
+      <w:r>
+        <w:t xml:space="preserve"> — те, без которых работа останавливается в тот же день. С них и начинайте.</w:t>
       </w:r>
     </w:p>
     <w:p>
@@ -4157,10 +4830,10 @@
           <w:b/>
           <w:bCs/>
         </w:rPr>
-        <w:t xml:space="preserve">По каждому критичному посчитайте стоимость одного дня простоя:</w:t>
-      </w:r>
-      <w:r>
-        <w:t xml:space="preserve"> количество людей × их дневная ставка. Это цена одного сбоя платежа.</w:t>
+        <w:t xml:space="preserve">Оцените стоимость дня простоя:</w:t>
+      </w:r>
+      <w:r>
+        <w:t xml:space="preserve"> число затронутых сотрудников × средняя стоимость рабочего дня. Бухгалтерская точность не нужна, важен порядок величины.</w:t>
       </w:r>
     </w:p>
     <w:p>
@@ -4177,10 +4850,10 @@
           <w:b/>
           <w:bCs/>
         </w:rPr>
-        <w:t xml:space="preserve">Посчитайте стоимость потери аккаунта:</w:t>
-      </w:r>
-      <w:r>
-        <w:t xml:space="preserve"> часы на восстановление данных и настройку заново при увольнении владельца.</w:t>
+        <w:t xml:space="preserve">Проверьте владельцев аккаунтов.</w:t>
+      </w:r>
+      <w:r>
+        <w:t xml:space="preserve"> Найдите сервисы, зарегистрированные на личную почту или зависящие от одного человека, и по каждому ответьте: можно ли передать доступ другому сотруднику без потери данных и истории.</w:t>
       </w:r>
     </w:p>
     <w:p>
@@ -4200,15 +4873,7 @@
         <w:t xml:space="preserve">Найдите неиспользуемое.</w:t>
       </w:r>
       <w:r>
-        <w:t xml:space="preserve"> Оплачиваемые аккаунты без активности за последние три месяца — прямая переплата.</w:t>
-      </w:r>
-    </w:p>
-    <w:p>
-      <w:pPr>
-        <w:spacing w:after="160" w:line="300"/>
-      </w:pPr>
-      <w:r>
-        <w:t xml:space="preserve">Сумма пунктов 4–6 — то, что не видно в бюджете, пока не случится. У компаний, с которыми мы работали, она регулярно оказывается сопоставима с годовой стоимостью самих подписок.</w:t>
+        <w:t xml:space="preserve"> Подписки без активности за последние месяцы и продукты, решающие одну задачу, — это уже не риск, а прямой расход.</w:t>
       </w:r>
     </w:p>
     <w:p>
@@ -4218,59 +4883,67 @@
         <w:spacing w:after="140" w:before="280"/>
       </w:pPr>
       <w:r>
-        <w:t xml:space="preserve">Что делать с этим дальше</w:t>
-      </w:r>
-    </w:p>
-    <w:p>
-      <w:pPr>
-        <w:spacing w:after="160" w:line="300"/>
-      </w:pPr>
-      <w:r>
-        <w:rPr>
-          <w:b/>
-          <w:bCs/>
-        </w:rPr>
-        <w:t xml:space="preserve">Шаг 1. Разделите сервисы на две группы.</w:t>
-      </w:r>
-      <w:r>
-        <w:t xml:space="preserve"> Критичные для работы и «хорошо бы иметь». Переводить на компанию нужно первую группу — со второй можно не спешить.</w:t>
-      </w:r>
-    </w:p>
-    <w:p>
-      <w:pPr>
-        <w:spacing w:after="160" w:line="300"/>
-      </w:pPr>
-      <w:r>
-        <w:rPr>
-          <w:b/>
-          <w:bCs/>
-        </w:rPr>
-        <w:t xml:space="preserve">Шаг 2. Проверьте, есть ли у сервиса корпоративный тариф.</w:t>
-      </w:r>
-      <w:r>
-        <w:t xml:space="preserve"> У большинства зарубежных сервисов есть командный уровень: общее рабочее пространство, админ-панель, управление местами. Он дороже личного в пересчёте на человека, но именно он даёт компании контроль над доступами.</w:t>
-      </w:r>
-    </w:p>
-    <w:p>
-      <w:pPr>
-        <w:spacing w:after="160" w:line="300"/>
-      </w:pPr>
-      <w:r>
-        <w:rPr>
-          <w:b/>
-          <w:bCs/>
-        </w:rPr>
-        <w:t xml:space="preserve">Шаг 3. Оформите лицензии на организацию.</w:t>
-      </w:r>
-      <w:r>
-        <w:t xml:space="preserve"> Российская компания не может заплатить зарубежному вендору с расчётного счёта напрямую: платёж не пройдёт, а документов, которые примет бухгалтерия, вендор не выставит. Рабочая схема — договор с российским поставщиком: счёт в рублях, оплата с расчётного счёта, доступ, закрывающие документы через ЭДО. Пошагово всю процедуру мы </w:t>
-      </w:r>
-      <w:hyperlink w:history="1" r:id="rIdkufcpk1jehfhgdqeo0kfs">
+        <w:t xml:space="preserve">Что делать после инвентаризации</w:t>
+      </w:r>
+    </w:p>
+    <w:p>
+      <w:pPr>
+        <w:spacing w:after="160" w:line="300"/>
+      </w:pPr>
+      <w:r>
+        <w:t xml:space="preserve">Переводить на корпоративную модель весь софт сразу не нужно. Разумнее начать с критичного.</w:t>
+      </w:r>
+    </w:p>
+    <w:p>
+      <w:pPr>
+        <w:spacing w:after="160" w:line="300"/>
+      </w:pPr>
+      <w:r>
+        <w:rPr>
+          <w:b/>
+          <w:bCs/>
+        </w:rPr>
+        <w:t xml:space="preserve">Шаг 1. Разделите подписки по критичности.</w:t>
+      </w:r>
+      <w:r>
+        <w:t xml:space="preserve"> Первая группа — инструменты, без которых основная работа невозможна. Вторая — полезные, но заменяемые. Третья — экспериментальные и редко используемые. Порядок наводим в первой.</w:t>
+      </w:r>
+    </w:p>
+    <w:p>
+      <w:pPr>
+        <w:spacing w:after="160" w:line="300"/>
+      </w:pPr>
+      <w:r>
+        <w:rPr>
+          <w:b/>
+          <w:bCs/>
+        </w:rPr>
+        <w:t xml:space="preserve">Шаг 2. Проверьте корпоративные тарифы.</w:t>
+      </w:r>
+      <w:r>
+        <w:t xml:space="preserve"> У многих сервисов командные планы отличаются от персональных не только ценой: централизованное управление пользователями, переназначение лицензий, единое рабочее пространство, контроль доступа. Но это не универсальное правило — возможности проверяются по конкретному продукту и тарифу.</w:t>
+      </w:r>
+    </w:p>
+    <w:p>
+      <w:pPr>
+        <w:spacing w:after="160" w:line="300"/>
+      </w:pPr>
+      <w:r>
+        <w:rPr>
+          <w:b/>
+          <w:bCs/>
+        </w:rPr>
+        <w:t xml:space="preserve">Шаг 3. Выберите способ покупки.</w:t>
+      </w:r>
+      <w:r>
+        <w:t xml:space="preserve"> Для российских компаний прямая покупка зарубежного ПО бывает организационно сложнее: доступность платежа зависит от вендора, страны, банка и способа оплаты, а комплект документов может не соответствовать требованиям конкретной бухгалтерии. Один из вариантов — оформление через российского поставщика: договор, счёт в рублях, получение лицензии или доступа и закрывающие документы. Процесс покупки зарубежного ПО для российского юрлица мы </w:t>
+      </w:r>
+      <w:hyperlink w:history="1" r:id="rIdgwgnbllbccsobvfoybfxj">
         <w:r>
           <w:rPr>
             <w:rStyle w:val="Hyperlink"/>
           </w:rPr>
-          <w:t xml:space="preserve">разбирали отдельно</w:t>
+          <w:t xml:space="preserve">разбирали пошагово</w:t>
         </w:r>
       </w:hyperlink>
       <w:r>
@@ -4290,22 +4963,22 @@
         <w:spacing w:after="160" w:line="300"/>
       </w:pPr>
       <w:r>
-        <w:t xml:space="preserve">Ключевое отличие от схемы с картой: право пользования принадлежит компании. При увольнении сотрудника место переназначается другому человеку, данные остаются внутри корпоративного пространства.</w:t>
-      </w:r>
-    </w:p>
-    <w:p>
-      <w:pPr>
-        <w:spacing w:after="160" w:line="300"/>
-      </w:pPr>
-      <w:r>
-        <w:rPr>
-          <w:b/>
-          <w:bCs/>
-        </w:rPr>
-        <w:t xml:space="preserve">Шаг 4. Введите правило.</w:t>
-      </w:r>
-      <w:r>
-        <w:t xml:space="preserve"> Новые сервисы заводятся только через ответственного, с фиксацией даты окончания подписки. Иначе через год вы вернётесь к тому же состоянию.</w:t>
+        <w:t xml:space="preserve">Важно здесь не наличие посредника, а результат: компания понимает, кто владеет рабочим доступом, когда заканчивается подписка, кто управляет лицензиями и какими документами подтверждена покупка.</w:t>
+      </w:r>
+    </w:p>
+    <w:p>
+      <w:pPr>
+        <w:spacing w:after="160" w:line="300"/>
+      </w:pPr>
+      <w:r>
+        <w:rPr>
+          <w:b/>
+          <w:bCs/>
+        </w:rPr>
+        <w:t xml:space="preserve">Шаг 4. Назначьте владельца процесса.</w:t>
+      </w:r>
+      <w:r>
+        <w:t xml:space="preserve"> Даже правильно оформленные корпоративные лицензии через год превратятся в тот же хаос, если за ними никто не следит. Достаточно фиксировать: сервис, ответственного, пользователей, тариф, стоимость, дату следующего продления и способ оплаты.</w:t>
       </w:r>
     </w:p>
     <w:p>
@@ -4315,102 +4988,31 @@
         <w:spacing w:after="140" w:before="280"/>
       </w:pPr>
       <w:r>
-        <w:t xml:space="preserve">Честно об ограничениях</w:t>
-      </w:r>
-    </w:p>
-    <w:p>
-      <w:pPr>
-        <w:spacing w:after="160" w:line="300"/>
-      </w:pPr>
-      <w:r>
-        <w:t xml:space="preserve">У перевода на юрлицо есть своя цена, и её стоит знать заранее.</w:t>
-      </w:r>
-    </w:p>
-    <w:p>
-      <w:pPr>
-        <w:pStyle w:val="ListParagraph"/>
-        <w:numPr>
-          <w:ilvl w:val="0"/>
-          <w:numId w:val="1"/>
-        </w:numPr>
-        <w:spacing w:after="80" w:line="300"/>
-      </w:pPr>
-      <w:r>
-        <w:t xml:space="preserve">Корпоративный тариф в пересчёте на одного пользователя дороже личного.</w:t>
-      </w:r>
-    </w:p>
-    <w:p>
-      <w:pPr>
-        <w:pStyle w:val="ListParagraph"/>
-        <w:numPr>
-          <w:ilvl w:val="0"/>
-          <w:numId w:val="1"/>
-        </w:numPr>
-        <w:spacing w:after="80" w:line="300"/>
-      </w:pPr>
-      <w:r>
-        <w:t xml:space="preserve">Оформление занимает время: договор и счёт — обычно рабочий день, доступ — чаще всего 1–3 рабочих дня. Это не «оплатил картой за минуту».</w:t>
-      </w:r>
-    </w:p>
-    <w:p>
-      <w:pPr>
-        <w:pStyle w:val="ListParagraph"/>
-        <w:numPr>
-          <w:ilvl w:val="0"/>
-          <w:numId w:val="1"/>
-        </w:numPr>
-        <w:spacing w:after="80" w:line="300"/>
-      </w:pPr>
-      <w:r>
-        <w:t xml:space="preserve">Часть сервисов имеет минимальный порог мест: командный тариф может начинаться от 2, 5 или больше пользователей, и купить меньше нельзя.</w:t>
-      </w:r>
-    </w:p>
-    <w:p>
-      <w:pPr>
-        <w:pStyle w:val="ListParagraph"/>
-        <w:numPr>
-          <w:ilvl w:val="0"/>
-          <w:numId w:val="1"/>
-        </w:numPr>
-        <w:spacing w:after="80" w:line="300"/>
-      </w:pPr>
-      <w:r>
-        <w:t xml:space="preserve">Не по каждой позиции это выполнимо. Нормальный поставщик говорит об этом до выставления счёта.</w:t>
-      </w:r>
-    </w:p>
-    <w:p>
-      <w:pPr>
-        <w:spacing w:after="160" w:line="300"/>
-      </w:pPr>
-      <w:r>
-        <w:t xml:space="preserve">Если у вас два человека и одна недорогая подписка — возможно, менять ничего не нужно. Схема с картой становится дорогой тогда, когда сервисов больше пяти, они критичны для работы или подписки стоят заметных денег.</w:t>
-      </w:r>
-    </w:p>
-    <w:p>
-      <w:pPr>
-        <w:spacing w:after="160" w:line="300"/>
-      </w:pPr>
-      <w:r>
-        <w:t xml:space="preserve">Условия и состав документов при оформлении на компанию мы описали на странице </w:t>
-      </w:r>
-      <w:hyperlink w:history="1" r:id="rId1x_00xybk7dm0e0_ilq1a">
-        <w:r>
-          <w:rPr>
-            <w:rStyle w:val="Hyperlink"/>
-          </w:rPr>
-          <w:t xml:space="preserve">оплата ПО для юрлиц по счёту</w:t>
-        </w:r>
-      </w:hyperlink>
-      <w:r>
-        <w:rPr>
-          <w:color w:val="767676"/>
-          <w:sz w:val="18"/>
-          <w:szCs w:val="18"/>
-        </w:rPr>
-        <w:t xml:space="preserve"> (https://biz-soft.pro/solutions/po-dlya-yurlic-po-schetu)</w:t>
-      </w:r>
-      <w:r>
-        <w:t xml:space="preserve">.</w:t>
+        <w:t xml:space="preserve">Когда переводить на компанию не нужно</w:t>
+      </w:r>
+    </w:p>
+    <w:p>
+      <w:pPr>
+        <w:spacing w:after="160" w:line="300"/>
+      </w:pPr>
+      <w:r>
+        <w:t xml:space="preserve">У корпоративной схемы тоже есть цена. Командный тариф в пересчёте на пользователя иногда дороже персонального. У части сервисов есть минимальное количество лицензий. Оформление через поставщика требует договора, счёта и времени на проведение платежа.</w:t>
+      </w:r>
+    </w:p>
+    <w:p>
+      <w:pPr>
+        <w:spacing w:after="160" w:line="300"/>
+      </w:pPr>
+      <w:r>
+        <w:t xml:space="preserve">Поэтому переводить каждую подписку подряд смысла нет. Если сервисом пользуется один человек, подписка недорогая, данные внутри аккаунта не критичны, а его остановка не влияет на работу компании — существующая схема вполне приемлема.</w:t>
+      </w:r>
+    </w:p>
+    <w:p>
+      <w:pPr>
+        <w:spacing w:after="160" w:line="300"/>
+      </w:pPr>
+      <w:r>
+        <w:t xml:space="preserve">Другое дело, когда регулярных подписок пять, десять или несколько десятков, внутри аккаунтов лежат рабочие данные, а на одном сервисе завязано несколько человек. Здесь считают не цену лицензии, а совокупную стоимость владения.</w:t>
       </w:r>
     </w:p>
     <w:p>
@@ -4428,19 +5030,39 @@
         <w:spacing w:after="160" w:line="300"/>
       </w:pPr>
       <w:r>
-        <w:t xml:space="preserve">Оплата картой сотрудника не бесплатна — просто её стоимость не попадает в бюджет. Она складывается из потерянных аккаунтов, простоев при сбоях платежей, неподтверждённых расходов и подписок, за которые платят по инерции. Провести инвентаризацию и посчитать эти четыре пункта можно за полчаса, и делать это лучше до, а не после увольнения человека, на чьей карте держится половина команды.</w:t>
-      </w:r>
-    </w:p>
-    <w:p>
-      <w:pPr>
-        <w:spacing w:after="160" w:line="300"/>
-      </w:pPr>
-      <w:r>
-        <w:rPr>
-          <w:b/>
-          <w:bCs/>
-        </w:rPr>
-        <w:t xml:space="preserve">А как устроено у вас — подписки оформлены на компанию или на сотрудников? Если переводили на юрлицо, с чем столкнулись?</w:t>
+        <w:t xml:space="preserve">Оплата софта картой сотрудника удобна именно тем, что не требует процесса. Но с ростом числа подписок появляются расходы, которых нет в строке «стоимость лицензии»: потеря контроля над аккаунтами, простои, административная работа, дублирующиеся и забытые сервисы.</w:t>
+      </w:r>
+    </w:p>
+    <w:p>
+      <w:pPr>
+        <w:spacing w:after="160" w:line="300"/>
+      </w:pPr>
+      <w:r>
+        <w:t xml:space="preserve">Первый шаг — не менять способ оплаты, а провести инвентаризацию: список подписок, критичность, владельцы аккаунтов, даты продления, фактическое использование. Полчаса работы. После этого видно, где личная карта остаётся разумным решением, а где её удобство обходится компании слишком дорого.</w:t>
+      </w:r>
+    </w:p>
+    <w:p>
+      <w:pPr>
+        <w:spacing w:after="160" w:line="300"/>
+      </w:pPr>
+      <w:r>
+        <w:rPr>
+          <w:b/>
+          <w:bCs/>
+        </w:rPr>
+        <w:t xml:space="preserve">А как устроено у вас: рабочие подписки оформлены на компанию или на сотрудников? Если уже переводили сервисы на корпоративную схему — напишите, что оказалось сложнее всего: оплата, документы, перенос аккаунтов или стоимость командных тарифов.</w:t>
+      </w:r>
+    </w:p>
+    <w:p>
+      <w:pPr>
+        <w:spacing w:after="160" w:line="300"/>
+      </w:pPr>
+      <w:r>
+        <w:rPr>
+          <w:i/>
+          <w:iCs/>
+        </w:rPr>
+        <w:t xml:space="preserve">BIZSoft — поставщик зарубежного ПО и AI-сервисов для российских компаний.</w:t>
       </w:r>
     </w:p>
     <w:sectPr>

--- a/exports/marketing/bizsoft-dzen-01-karta-sotrudnika.docx
+++ b/exports/marketing/bizsoft-dzen-01-karta-sotrudnika.docx
@@ -3174,6 +3174,39 @@
         <w:t xml:space="preserve">docs/seo/external-links-program.md</w:t>
       </w:r>
       <w:r>
+        <w:t xml:space="preserve">. Как мы пишем и где копим навык — </w:t>
+      </w:r>
+      <w:r>
+        <w:rPr>
+          <w:rFonts w:ascii="Consolas" w:cs="Consolas" w:eastAsia="Consolas" w:hAnsi="Consolas"/>
+          <w:sz w:val="20"/>
+          <w:szCs w:val="20"/>
+        </w:rPr>
+        <w:t xml:space="preserve">.claude/skills/bizsoft-content/SKILL.md</w:t>
+      </w:r>
+      <w:r>
+        <w:t xml:space="preserve"> и </w:t>
+      </w:r>
+      <w:r>
+        <w:rPr>
+          <w:rFonts w:ascii="Consolas" w:cs="Consolas" w:eastAsia="Consolas" w:hAnsi="Consolas"/>
+          <w:sz w:val="20"/>
+          <w:szCs w:val="20"/>
+        </w:rPr>
+        <w:t xml:space="preserve">docs/marketing/content-library/README.md</w:t>
+      </w:r>
+      <w:r>
+        <w:t xml:space="preserve">. Перед ревью прогонять </w:t>
+      </w:r>
+      <w:r>
+        <w:rPr>
+          <w:rFonts w:ascii="Consolas" w:cs="Consolas" w:eastAsia="Consolas" w:hAnsi="Consolas"/>
+          <w:sz w:val="20"/>
+          <w:szCs w:val="20"/>
+        </w:rPr>
+        <w:t xml:space="preserve">node scripts/marketing/lint-content.mjs &lt;файл&gt;</w:t>
+      </w:r>
+      <w:r>
         <w:t xml:space="preserve">.</w:t>
       </w:r>
     </w:p>
@@ -4938,7 +4971,7 @@
       <w:r>
         <w:t xml:space="preserve"> Для российских компаний прямая покупка зарубежного ПО бывает организационно сложнее: доступность платежа зависит от вендора, страны, банка и способа оплаты, а комплект документов может не соответствовать требованиям конкретной бухгалтерии. Один из вариантов — оформление через российского поставщика: договор, счёт в рублях, получение лицензии или доступа и закрывающие документы. Процесс покупки зарубежного ПО для российского юрлица мы </w:t>
       </w:r>
-      <w:hyperlink w:history="1" r:id="rIdgwgnbllbccsobvfoybfxj">
+      <w:hyperlink w:history="1" r:id="rIdl1auyfjhxf-i2d7xbkbje">
         <w:r>
           <w:rPr>
             <w:rStyle w:val="Hyperlink"/>

--- a/exports/marketing/bizsoft-dzen-01-karta-sotrudnika.docx
+++ b/exports/marketing/bizsoft-dzen-01-karta-sotrudnika.docx
@@ -2145,10 +2145,10 @@
           <w:b/>
           <w:bCs/>
         </w:rPr>
-        <w:t xml:space="preserve">Блок для цитирования.</w:t>
-      </w:r>
-      <w:r>
-        <w:t xml:space="preserve"> В каждом материале — короткий формализованный фрагмент сразу после вступления: прямой ответ на вопрос заголовка, список из 3–5 пунктов и вывод одной фразой. Он пишется так, чтобы его можно было извлечь дословно, без остального текста. Это то, что AI-система процитирует, а читатель прочитает, если дальше не пойдёт.</w:t>
+        <w:t xml:space="preserve">Два блока для цитирования.</w:t>
+      </w:r>
+      <w:r>
+        <w:t xml:space="preserve"> Первый — сразу после вступления: прямой ответ на вопрос заголовка, список из 3–5 пунктов и вывод одной фразой. Второй — после разбора проблемы, отдельным абзацем «Главный принцип: …», формулирующим подход целиком. Оба пишутся так, чтобы их можно было извлечь дословно, без остального текста. Это то, что процитирует AI-система, и то, что прочитает читатель, если дальше не пойдёт.</w:t>
       </w:r>
     </w:p>
     <w:p>
@@ -2250,10 +2250,10 @@
           <w:b/>
           <w:bCs/>
         </w:rPr>
-        <w:t xml:space="preserve">Блок для цитирования.</w:t>
-      </w:r>
-      <w:r>
-        <w:t xml:space="preserve"> Прямой ответ, список из 3–5 пунктов, вывод одной фразой. См. раздел 1а.</w:t>
+        <w:t xml:space="preserve">Первый блок для цитирования.</w:t>
+      </w:r>
+      <w:r>
+        <w:t xml:space="preserve"> Прямой ответ, список из 3–5 пунктов, вывод одной фразой. Второй — абзацем «Главный принцип» после разбора проблемы. См. раздел 1а.</w:t>
       </w:r>
     </w:p>
     <w:p>
@@ -2946,7 +2946,7 @@
         <w:spacing w:after="80" w:line="300"/>
       </w:pPr>
       <w:r>
-        <w:t xml:space="preserve">[ ] Есть блок для цитирования: прямой ответ + список + вывод.</w:t>
+        <w:t xml:space="preserve">[ ] Есть оба блока для цитирования: ответ после вступления и «главный принцип» после разбора.</w:t>
       </w:r>
     </w:p>
     <w:p>
@@ -3246,7 +3246,7 @@
         <w:spacing w:after="160" w:line="300"/>
       </w:pPr>
       <w:r>
-        <w:t xml:space="preserve">Версия 2 (01.09.2026), собрана по итогам ревью внешнего маркетолога и альтернативного варианта текста. Регламент площадки: </w:t>
+        <w:t xml:space="preserve">Версия 3 (01.09.2026). Второе ревью маркетолога: 8,8/10, «допустил бы к публикации после точечных правок» — все внесены. Регламент площадки: </w:t>
       </w:r>
       <w:r>
         <w:rPr>
@@ -3267,7 +3267,752 @@
         <w:spacing w:after="140" w:before="280"/>
       </w:pPr>
       <w:r>
-        <w:t xml:space="preserve">Что изменено в версии 2</w:t>
+        <w:t xml:space="preserve">Что изменено в версии 3 (второе ревью)</w:t>
+      </w:r>
+    </w:p>
+    <w:tbl>
+      <w:tblPr>
+        <w:tblW w:type="dxa" w:w="9000"/>
+        <w:tblBorders>
+          <w:top w:val="single" w:color="auto" w:sz="4"/>
+          <w:left w:val="single" w:color="auto" w:sz="4"/>
+          <w:bottom w:val="single" w:color="auto" w:sz="4"/>
+          <w:right w:val="single" w:color="auto" w:sz="4"/>
+          <w:insideH w:val="single" w:color="auto" w:sz="4"/>
+          <w:insideV w:val="single" w:color="auto" w:sz="4"/>
+        </w:tblBorders>
+      </w:tblPr>
+      <w:tblGrid>
+        <w:gridCol w:w="3873"/>
+        <w:gridCol w:w="5127"/>
+      </w:tblGrid>
+      <w:tr>
+        <w:trPr>
+          <w:tblHeader/>
+        </w:trPr>
+        <w:tc>
+          <w:tcPr>
+            <w:tcW w:type="dxa" w:w="3873"/>
+            <w:tcBorders>
+              <w:top w:val="single" w:color="D9D9D9" w:sz="4"/>
+              <w:left w:val="single" w:color="D9D9D9" w:sz="4"/>
+              <w:bottom w:val="single" w:color="D9D9D9" w:sz="4"/>
+              <w:right w:val="single" w:color="D9D9D9" w:sz="4"/>
+            </w:tcBorders>
+            <w:shd w:fill="F2F2F2" w:color="auto" w:val="clear"/>
+            <w:tcMar>
+              <w:top w:type="dxa" w:w="60"/>
+              <w:left w:type="dxa" w:w="90"/>
+              <w:bottom w:type="dxa" w:w="60"/>
+              <w:right w:type="dxa" w:w="90"/>
+            </w:tcMar>
+          </w:tcPr>
+          <w:p>
+            <w:pPr>
+              <w:spacing w:after="0" w:line="260"/>
+            </w:pPr>
+            <w:r>
+              <w:rPr>
+                <w:b/>
+                <w:bCs/>
+                <w:sz w:val="19"/>
+                <w:szCs w:val="19"/>
+              </w:rPr>
+              <w:t xml:space="preserve">Замечание</w:t>
+            </w:r>
+          </w:p>
+        </w:tc>
+        <w:tc>
+          <w:tcPr>
+            <w:tcW w:type="dxa" w:w="5127"/>
+            <w:tcBorders>
+              <w:top w:val="single" w:color="D9D9D9" w:sz="4"/>
+              <w:left w:val="single" w:color="D9D9D9" w:sz="4"/>
+              <w:bottom w:val="single" w:color="D9D9D9" w:sz="4"/>
+              <w:right w:val="single" w:color="D9D9D9" w:sz="4"/>
+            </w:tcBorders>
+            <w:shd w:fill="F2F2F2" w:color="auto" w:val="clear"/>
+            <w:tcMar>
+              <w:top w:type="dxa" w:w="60"/>
+              <w:left w:type="dxa" w:w="90"/>
+              <w:bottom w:type="dxa" w:w="60"/>
+              <w:right w:type="dxa" w:w="90"/>
+            </w:tcMar>
+          </w:tcPr>
+          <w:p>
+            <w:pPr>
+              <w:spacing w:after="0" w:line="260"/>
+            </w:pPr>
+            <w:r>
+              <w:rPr>
+                <w:b/>
+                <w:bCs/>
+                <w:sz w:val="19"/>
+                <w:szCs w:val="19"/>
+              </w:rPr>
+              <w:t xml:space="preserve">Что сделано</w:t>
+            </w:r>
+          </w:p>
+        </w:tc>
+      </w:tr>
+      <w:tr>
+        <w:trPr>
+          <w:tblHeader w:val="false"/>
+        </w:trPr>
+        <w:tc>
+          <w:tcPr>
+            <w:tcW w:type="dxa" w:w="3873"/>
+            <w:tcBorders>
+              <w:top w:val="single" w:color="D9D9D9" w:sz="4"/>
+              <w:left w:val="single" w:color="D9D9D9" w:sz="4"/>
+              <w:bottom w:val="single" w:color="D9D9D9" w:sz="4"/>
+              <w:right w:val="single" w:color="D9D9D9" w:sz="4"/>
+            </w:tcBorders>
+            <w:tcMar>
+              <w:top w:type="dxa" w:w="60"/>
+              <w:left w:type="dxa" w:w="90"/>
+              <w:bottom w:type="dxa" w:w="60"/>
+              <w:right w:type="dxa" w:w="90"/>
+            </w:tcMar>
+          </w:tcPr>
+          <w:p>
+            <w:pPr>
+              <w:spacing w:after="0" w:line="260"/>
+            </w:pPr>
+            <w:r>
+              <w:rPr>
+                <w:sz w:val="19"/>
+                <w:szCs w:val="19"/>
+              </w:rPr>
+              <w:t xml:space="preserve">Тезис заголовка «самый дорогой» текстом не доказывается</w:t>
+            </w:r>
+          </w:p>
+        </w:tc>
+        <w:tc>
+          <w:tcPr>
+            <w:tcW w:type="dxa" w:w="5127"/>
+            <w:tcBorders>
+              <w:top w:val="single" w:color="D9D9D9" w:sz="4"/>
+              <w:left w:val="single" w:color="D9D9D9" w:sz="4"/>
+              <w:bottom w:val="single" w:color="D9D9D9" w:sz="4"/>
+              <w:right w:val="single" w:color="D9D9D9" w:sz="4"/>
+            </w:tcBorders>
+            <w:tcMar>
+              <w:top w:type="dxa" w:w="60"/>
+              <w:left w:type="dxa" w:w="90"/>
+              <w:bottom w:type="dxa" w:w="60"/>
+              <w:right w:type="dxa" w:w="90"/>
+            </w:tcMar>
+          </w:tcPr>
+          <w:p>
+            <w:pPr>
+              <w:spacing w:after="0" w:line="260"/>
+            </w:pPr>
+            <w:r>
+              <w:rPr>
+                <w:sz w:val="19"/>
+                <w:szCs w:val="19"/>
+              </w:rPr>
+              <w:t xml:space="preserve">Заголовок оставлен, но в третьем абзаце объяснён: дорогим способ делает не цена подписки, а то, что к ней добавляется</w:t>
+            </w:r>
+          </w:p>
+        </w:tc>
+      </w:tr>
+      <w:tr>
+        <w:trPr>
+          <w:tblHeader w:val="false"/>
+        </w:trPr>
+        <w:tc>
+          <w:tcPr>
+            <w:tcW w:type="dxa" w:w="3873"/>
+            <w:tcBorders>
+              <w:top w:val="single" w:color="D9D9D9" w:sz="4"/>
+              <w:left w:val="single" w:color="D9D9D9" w:sz="4"/>
+              <w:bottom w:val="single" w:color="D9D9D9" w:sz="4"/>
+              <w:right w:val="single" w:color="D9D9D9" w:sz="4"/>
+            </w:tcBorders>
+            <w:tcMar>
+              <w:top w:type="dxa" w:w="60"/>
+              <w:left w:type="dxa" w:w="90"/>
+              <w:bottom w:type="dxa" w:w="60"/>
+              <w:right w:type="dxa" w:w="90"/>
+            </w:tcMar>
+          </w:tcPr>
+          <w:p>
+            <w:pPr>
+              <w:spacing w:after="0" w:line="260"/>
+            </w:pPr>
+            <w:r>
+              <w:rPr>
+                <w:sz w:val="19"/>
+                <w:szCs w:val="19"/>
+              </w:rPr>
+              <w:t xml:space="preserve">«Совокупная стоимость корпоративной подписки» — термин уже формулы (она применима и к личной подписке)</w:t>
+            </w:r>
+          </w:p>
+        </w:tc>
+        <w:tc>
+          <w:tcPr>
+            <w:tcW w:type="dxa" w:w="5127"/>
+            <w:tcBorders>
+              <w:top w:val="single" w:color="D9D9D9" w:sz="4"/>
+              <w:left w:val="single" w:color="D9D9D9" w:sz="4"/>
+              <w:bottom w:val="single" w:color="D9D9D9" w:sz="4"/>
+              <w:right w:val="single" w:color="D9D9D9" w:sz="4"/>
+            </w:tcBorders>
+            <w:tcMar>
+              <w:top w:type="dxa" w:w="60"/>
+              <w:left w:type="dxa" w:w="90"/>
+              <w:bottom w:type="dxa" w:w="60"/>
+              <w:right w:type="dxa" w:w="90"/>
+            </w:tcMar>
+          </w:tcPr>
+          <w:p>
+            <w:pPr>
+              <w:spacing w:after="0" w:line="260"/>
+            </w:pPr>
+            <w:r>
+              <w:rPr>
+                <w:sz w:val="19"/>
+                <w:szCs w:val="19"/>
+              </w:rPr>
+              <w:t xml:space="preserve">Переименовано в </w:t>
+            </w:r>
+            <w:r>
+              <w:rPr>
+                <w:sz w:val="19"/>
+                <w:szCs w:val="19"/>
+              </w:rPr>
+              <w:t xml:space="preserve">совокупную стоимость владения подпиской для компании</w:t>
+            </w:r>
+            <w:r>
+              <w:rPr>
+                <w:sz w:val="19"/>
+                <w:szCs w:val="19"/>
+              </w:rPr>
+              <w:t xml:space="preserve"> — и в статье, и в навыке, и в библиотеке</w:t>
+            </w:r>
+          </w:p>
+        </w:tc>
+      </w:tr>
+      <w:tr>
+        <w:trPr>
+          <w:tblHeader w:val="false"/>
+        </w:trPr>
+        <w:tc>
+          <w:tcPr>
+            <w:tcW w:type="dxa" w:w="3873"/>
+            <w:tcBorders>
+              <w:top w:val="single" w:color="D9D9D9" w:sz="4"/>
+              <w:left w:val="single" w:color="D9D9D9" w:sz="4"/>
+              <w:bottom w:val="single" w:color="D9D9D9" w:sz="4"/>
+              <w:right w:val="single" w:color="D9D9D9" w:sz="4"/>
+            </w:tcBorders>
+            <w:tcMar>
+              <w:top w:type="dxa" w:w="60"/>
+              <w:left w:type="dxa" w:w="90"/>
+              <w:bottom w:type="dxa" w:w="60"/>
+              <w:right w:type="dxa" w:w="90"/>
+            </w:tcMar>
+          </w:tcPr>
+          <w:p>
+            <w:pPr>
+              <w:spacing w:after="0" w:line="260"/>
+            </w:pPr>
+            <w:r>
+              <w:rPr>
+                <w:sz w:val="19"/>
+                <w:szCs w:val="19"/>
+              </w:rPr>
+              <w:t xml:space="preserve">«Рабочим аккаунтом распоряжается сотрудник» — снова абсолют</w:t>
+            </w:r>
+          </w:p>
+        </w:tc>
+        <w:tc>
+          <w:tcPr>
+            <w:tcW w:type="dxa" w:w="5127"/>
+            <w:tcBorders>
+              <w:top w:val="single" w:color="D9D9D9" w:sz="4"/>
+              <w:left w:val="single" w:color="D9D9D9" w:sz="4"/>
+              <w:bottom w:val="single" w:color="D9D9D9" w:sz="4"/>
+              <w:right w:val="single" w:color="D9D9D9" w:sz="4"/>
+            </w:tcBorders>
+            <w:tcMar>
+              <w:top w:type="dxa" w:w="60"/>
+              <w:left w:type="dxa" w:w="90"/>
+              <w:bottom w:type="dxa" w:w="60"/>
+              <w:right w:type="dxa" w:w="90"/>
+            </w:tcMar>
+          </w:tcPr>
+          <w:p>
+            <w:pPr>
+              <w:spacing w:after="0" w:line="260"/>
+            </w:pPr>
+            <w:r>
+              <w:rPr>
+                <w:sz w:val="19"/>
+                <w:szCs w:val="19"/>
+              </w:rPr>
+              <w:t xml:space="preserve">«Компания может не контролировать рабочий аккаунт»</w:t>
+            </w:r>
+          </w:p>
+        </w:tc>
+      </w:tr>
+      <w:tr>
+        <w:trPr>
+          <w:tblHeader w:val="false"/>
+        </w:trPr>
+        <w:tc>
+          <w:tcPr>
+            <w:tcW w:type="dxa" w:w="3873"/>
+            <w:tcBorders>
+              <w:top w:val="single" w:color="D9D9D9" w:sz="4"/>
+              <w:left w:val="single" w:color="D9D9D9" w:sz="4"/>
+              <w:bottom w:val="single" w:color="D9D9D9" w:sz="4"/>
+              <w:right w:val="single" w:color="D9D9D9" w:sz="4"/>
+            </w:tcBorders>
+            <w:tcMar>
+              <w:top w:type="dxa" w:w="60"/>
+              <w:left w:type="dxa" w:w="90"/>
+              <w:bottom w:type="dxa" w:w="60"/>
+              <w:right w:type="dxa" w:w="90"/>
+            </w:tcMar>
+          </w:tcPr>
+          <w:p>
+            <w:pPr>
+              <w:spacing w:after="0" w:line="260"/>
+            </w:pPr>
+            <w:r>
+              <w:rPr>
+                <w:sz w:val="19"/>
+                <w:szCs w:val="19"/>
+              </w:rPr>
+              <w:t xml:space="preserve">Канцелярит «достаточность комплекта для учёта зависит от ситуации»</w:t>
+            </w:r>
+          </w:p>
+        </w:tc>
+        <w:tc>
+          <w:tcPr>
+            <w:tcW w:type="dxa" w:w="5127"/>
+            <w:tcBorders>
+              <w:top w:val="single" w:color="D9D9D9" w:sz="4"/>
+              <w:left w:val="single" w:color="D9D9D9" w:sz="4"/>
+              <w:bottom w:val="single" w:color="D9D9D9" w:sz="4"/>
+              <w:right w:val="single" w:color="D9D9D9" w:sz="4"/>
+            </w:tcBorders>
+            <w:tcMar>
+              <w:top w:type="dxa" w:w="60"/>
+              <w:left w:type="dxa" w:w="90"/>
+              <w:bottom w:type="dxa" w:w="60"/>
+              <w:right w:type="dxa" w:w="90"/>
+            </w:tcMar>
+          </w:tcPr>
+          <w:p>
+            <w:pPr>
+              <w:spacing w:after="0" w:line="260"/>
+            </w:pPr>
+            <w:r>
+              <w:rPr>
+                <w:sz w:val="19"/>
+                <w:szCs w:val="19"/>
+              </w:rPr>
+              <w:t xml:space="preserve">«Но примет ли бухгалтерия такой комплект, зависит от конкретной покупки и правил компании»</w:t>
+            </w:r>
+          </w:p>
+        </w:tc>
+      </w:tr>
+      <w:tr>
+        <w:trPr>
+          <w:tblHeader w:val="false"/>
+        </w:trPr>
+        <w:tc>
+          <w:tcPr>
+            <w:tcW w:type="dxa" w:w="3873"/>
+            <w:tcBorders>
+              <w:top w:val="single" w:color="D9D9D9" w:sz="4"/>
+              <w:left w:val="single" w:color="D9D9D9" w:sz="4"/>
+              <w:bottom w:val="single" w:color="D9D9D9" w:sz="4"/>
+              <w:right w:val="single" w:color="D9D9D9" w:sz="4"/>
+            </w:tcBorders>
+            <w:tcMar>
+              <w:top w:type="dxa" w:w="60"/>
+              <w:left w:type="dxa" w:w="90"/>
+              <w:bottom w:type="dxa" w:w="60"/>
+              <w:right w:type="dxa" w:w="90"/>
+            </w:tcMar>
+          </w:tcPr>
+          <w:p>
+            <w:pPr>
+              <w:spacing w:after="0" w:line="260"/>
+            </w:pPr>
+            <w:r>
+              <w:rPr>
+                <w:sz w:val="19"/>
+                <w:szCs w:val="19"/>
+              </w:rPr>
+              <w:t xml:space="preserve">Формула простоя двусмысленна</w:t>
+            </w:r>
+          </w:p>
+        </w:tc>
+        <w:tc>
+          <w:tcPr>
+            <w:tcW w:type="dxa" w:w="5127"/>
+            <w:tcBorders>
+              <w:top w:val="single" w:color="D9D9D9" w:sz="4"/>
+              <w:left w:val="single" w:color="D9D9D9" w:sz="4"/>
+              <w:bottom w:val="single" w:color="D9D9D9" w:sz="4"/>
+              <w:right w:val="single" w:color="D9D9D9" w:sz="4"/>
+            </w:tcBorders>
+            <w:tcMar>
+              <w:top w:type="dxa" w:w="60"/>
+              <w:left w:type="dxa" w:w="90"/>
+              <w:bottom w:type="dxa" w:w="60"/>
+              <w:right w:type="dxa" w:w="90"/>
+            </w:tcMar>
+          </w:tcPr>
+          <w:p>
+            <w:pPr>
+              <w:spacing w:after="0" w:line="260"/>
+            </w:pPr>
+            <w:r>
+              <w:rPr>
+                <w:sz w:val="19"/>
+                <w:szCs w:val="19"/>
+              </w:rPr>
+              <w:t xml:space="preserve">«число затронутых сотрудников × стоимость рабочего дня одного сотрудника × длительность простоя в днях»</w:t>
+            </w:r>
+          </w:p>
+        </w:tc>
+      </w:tr>
+      <w:tr>
+        <w:trPr>
+          <w:tblHeader w:val="false"/>
+        </w:trPr>
+        <w:tc>
+          <w:tcPr>
+            <w:tcW w:type="dxa" w:w="3873"/>
+            <w:tcBorders>
+              <w:top w:val="single" w:color="D9D9D9" w:sz="4"/>
+              <w:left w:val="single" w:color="D9D9D9" w:sz="4"/>
+              <w:bottom w:val="single" w:color="D9D9D9" w:sz="4"/>
+              <w:right w:val="single" w:color="D9D9D9" w:sz="4"/>
+            </w:tcBorders>
+            <w:tcMar>
+              <w:top w:type="dxa" w:w="60"/>
+              <w:left w:type="dxa" w:w="90"/>
+              <w:bottom w:type="dxa" w:w="60"/>
+              <w:right w:type="dxa" w:w="90"/>
+            </w:tcMar>
+          </w:tcPr>
+          <w:p>
+            <w:pPr>
+              <w:spacing w:after="0" w:line="260"/>
+            </w:pPr>
+            <w:r>
+              <w:rPr>
+                <w:sz w:val="19"/>
+                <w:szCs w:val="19"/>
+              </w:rPr>
+              <w:t xml:space="preserve">«Перекроет всю годовую экономию» — не доказано</w:t>
+            </w:r>
+          </w:p>
+        </w:tc>
+        <w:tc>
+          <w:tcPr>
+            <w:tcW w:type="dxa" w:w="5127"/>
+            <w:tcBorders>
+              <w:top w:val="single" w:color="D9D9D9" w:sz="4"/>
+              <w:left w:val="single" w:color="D9D9D9" w:sz="4"/>
+              <w:bottom w:val="single" w:color="D9D9D9" w:sz="4"/>
+              <w:right w:val="single" w:color="D9D9D9" w:sz="4"/>
+            </w:tcBorders>
+            <w:tcMar>
+              <w:top w:type="dxa" w:w="60"/>
+              <w:left w:type="dxa" w:w="90"/>
+              <w:bottom w:type="dxa" w:w="60"/>
+              <w:right w:type="dxa" w:w="90"/>
+            </w:tcMar>
+          </w:tcPr>
+          <w:p>
+            <w:pPr>
+              <w:spacing w:after="0" w:line="260"/>
+            </w:pPr>
+            <w:r>
+              <w:rPr>
+                <w:sz w:val="19"/>
+                <w:szCs w:val="19"/>
+              </w:rPr>
+              <w:t xml:space="preserve">«Может стоить больше, чем разница между тарифами за год»</w:t>
+            </w:r>
+          </w:p>
+        </w:tc>
+      </w:tr>
+      <w:tr>
+        <w:trPr>
+          <w:tblHeader w:val="false"/>
+        </w:trPr>
+        <w:tc>
+          <w:tcPr>
+            <w:tcW w:type="dxa" w:w="3873"/>
+            <w:tcBorders>
+              <w:top w:val="single" w:color="D9D9D9" w:sz="4"/>
+              <w:left w:val="single" w:color="D9D9D9" w:sz="4"/>
+              <w:bottom w:val="single" w:color="D9D9D9" w:sz="4"/>
+              <w:right w:val="single" w:color="D9D9D9" w:sz="4"/>
+            </w:tcBorders>
+            <w:tcMar>
+              <w:top w:type="dxa" w:w="60"/>
+              <w:left w:type="dxa" w:w="90"/>
+              <w:bottom w:type="dxa" w:w="60"/>
+              <w:right w:type="dxa" w:w="90"/>
+            </w:tcMar>
+          </w:tcPr>
+          <w:p>
+            <w:pPr>
+              <w:spacing w:after="0" w:line="260"/>
+            </w:pPr>
+            <w:r>
+              <w:rPr>
+                <w:sz w:val="19"/>
+                <w:szCs w:val="19"/>
+              </w:rPr>
+              <w:t xml:space="preserve">В таблицу аудита не хватает поля под главный тезис</w:t>
+            </w:r>
+          </w:p>
+        </w:tc>
+        <w:tc>
+          <w:tcPr>
+            <w:tcW w:type="dxa" w:w="5127"/>
+            <w:tcBorders>
+              <w:top w:val="single" w:color="D9D9D9" w:sz="4"/>
+              <w:left w:val="single" w:color="D9D9D9" w:sz="4"/>
+              <w:bottom w:val="single" w:color="D9D9D9" w:sz="4"/>
+              <w:right w:val="single" w:color="D9D9D9" w:sz="4"/>
+            </w:tcBorders>
+            <w:tcMar>
+              <w:top w:type="dxa" w:w="60"/>
+              <w:left w:type="dxa" w:w="90"/>
+              <w:bottom w:type="dxa" w:w="60"/>
+              <w:right w:type="dxa" w:w="90"/>
+            </w:tcMar>
+          </w:tcPr>
+          <w:p>
+            <w:pPr>
+              <w:spacing w:after="0" w:line="260"/>
+            </w:pPr>
+            <w:r>
+              <w:rPr>
+                <w:sz w:val="19"/>
+                <w:szCs w:val="19"/>
+              </w:rPr>
+              <w:t xml:space="preserve">Добавлено «возможность переназначить лицензию или восстановить доступ»</w:t>
+            </w:r>
+          </w:p>
+        </w:tc>
+      </w:tr>
+      <w:tr>
+        <w:trPr>
+          <w:tblHeader w:val="false"/>
+        </w:trPr>
+        <w:tc>
+          <w:tcPr>
+            <w:tcW w:type="dxa" w:w="3873"/>
+            <w:tcBorders>
+              <w:top w:val="single" w:color="D9D9D9" w:sz="4"/>
+              <w:left w:val="single" w:color="D9D9D9" w:sz="4"/>
+              <w:bottom w:val="single" w:color="D9D9D9" w:sz="4"/>
+              <w:right w:val="single" w:color="D9D9D9" w:sz="4"/>
+            </w:tcBorders>
+            <w:tcMar>
+              <w:top w:type="dxa" w:w="60"/>
+              <w:left w:type="dxa" w:w="90"/>
+              <w:bottom w:type="dxa" w:w="60"/>
+              <w:right w:type="dxa" w:w="90"/>
+            </w:tcMar>
+          </w:tcPr>
+          <w:p>
+            <w:pPr>
+              <w:spacing w:after="0" w:line="260"/>
+            </w:pPr>
+            <w:r>
+              <w:rPr>
+                <w:sz w:val="19"/>
+                <w:szCs w:val="19"/>
+              </w:rPr>
+              <w:t xml:space="preserve">«Часть продуктов покупалась самостоятельно» — предполагаем факт</w:t>
+            </w:r>
+          </w:p>
+        </w:tc>
+        <w:tc>
+          <w:tcPr>
+            <w:tcW w:type="dxa" w:w="5127"/>
+            <w:tcBorders>
+              <w:top w:val="single" w:color="D9D9D9" w:sz="4"/>
+              <w:left w:val="single" w:color="D9D9D9" w:sz="4"/>
+              <w:bottom w:val="single" w:color="D9D9D9" w:sz="4"/>
+              <w:right w:val="single" w:color="D9D9D9" w:sz="4"/>
+            </w:tcBorders>
+            <w:tcMar>
+              <w:top w:type="dxa" w:w="60"/>
+              <w:left w:type="dxa" w:w="90"/>
+              <w:bottom w:type="dxa" w:w="60"/>
+              <w:right w:type="dxa" w:w="90"/>
+            </w:tcMar>
+          </w:tcPr>
+          <w:p>
+            <w:pPr>
+              <w:spacing w:after="0" w:line="260"/>
+            </w:pPr>
+            <w:r>
+              <w:rPr>
+                <w:sz w:val="19"/>
+                <w:szCs w:val="19"/>
+              </w:rPr>
+              <w:t xml:space="preserve">«Могла покупаться»</w:t>
+            </w:r>
+          </w:p>
+        </w:tc>
+      </w:tr>
+      <w:tr>
+        <w:trPr>
+          <w:tblHeader w:val="false"/>
+        </w:trPr>
+        <w:tc>
+          <w:tcPr>
+            <w:tcW w:type="dxa" w:w="3873"/>
+            <w:tcBorders>
+              <w:top w:val="single" w:color="D9D9D9" w:sz="4"/>
+              <w:left w:val="single" w:color="D9D9D9" w:sz="4"/>
+              <w:bottom w:val="single" w:color="D9D9D9" w:sz="4"/>
+              <w:right w:val="single" w:color="D9D9D9" w:sz="4"/>
+            </w:tcBorders>
+            <w:tcMar>
+              <w:top w:type="dxa" w:w="60"/>
+              <w:left w:type="dxa" w:w="90"/>
+              <w:bottom w:type="dxa" w:w="60"/>
+              <w:right w:type="dxa" w:w="90"/>
+            </w:tcMar>
+          </w:tcPr>
+          <w:p>
+            <w:pPr>
+              <w:spacing w:after="0" w:line="260"/>
+            </w:pPr>
+            <w:r>
+              <w:rPr>
+                <w:sz w:val="19"/>
+                <w:szCs w:val="19"/>
+              </w:rPr>
+              <w:t xml:space="preserve">Нет автономного фрагмента для AI-цитирования после блока рисков</w:t>
+            </w:r>
+          </w:p>
+        </w:tc>
+        <w:tc>
+          <w:tcPr>
+            <w:tcW w:type="dxa" w:w="5127"/>
+            <w:tcBorders>
+              <w:top w:val="single" w:color="D9D9D9" w:sz="4"/>
+              <w:left w:val="single" w:color="D9D9D9" w:sz="4"/>
+              <w:bottom w:val="single" w:color="D9D9D9" w:sz="4"/>
+              <w:right w:val="single" w:color="D9D9D9" w:sz="4"/>
+            </w:tcBorders>
+            <w:tcMar>
+              <w:top w:type="dxa" w:w="60"/>
+              <w:left w:type="dxa" w:w="90"/>
+              <w:bottom w:type="dxa" w:w="60"/>
+              <w:right w:type="dxa" w:w="90"/>
+            </w:tcMar>
+          </w:tcPr>
+          <w:p>
+            <w:pPr>
+              <w:spacing w:after="0" w:line="260"/>
+            </w:pPr>
+            <w:r>
+              <w:rPr>
+                <w:sz w:val="19"/>
+                <w:szCs w:val="19"/>
+              </w:rPr>
+              <w:t xml:space="preserve">Добавлен абзац «Главный принцип: сравнивать не по цене лицензии, а по совокупной стоимости владения…»</w:t>
+            </w:r>
+          </w:p>
+        </w:tc>
+      </w:tr>
+      <w:tr>
+        <w:trPr>
+          <w:tblHeader w:val="false"/>
+        </w:trPr>
+        <w:tc>
+          <w:tcPr>
+            <w:tcW w:type="dxa" w:w="3873"/>
+            <w:tcBorders>
+              <w:top w:val="single" w:color="D9D9D9" w:sz="4"/>
+              <w:left w:val="single" w:color="D9D9D9" w:sz="4"/>
+              <w:bottom w:val="single" w:color="D9D9D9" w:sz="4"/>
+              <w:right w:val="single" w:color="D9D9D9" w:sz="4"/>
+            </w:tcBorders>
+            <w:tcMar>
+              <w:top w:type="dxa" w:w="60"/>
+              <w:left w:type="dxa" w:w="90"/>
+              <w:bottom w:type="dxa" w:w="60"/>
+              <w:right w:type="dxa" w:w="90"/>
+            </w:tcMar>
+          </w:tcPr>
+          <w:p>
+            <w:pPr>
+              <w:spacing w:after="0" w:line="260"/>
+            </w:pPr>
+            <w:r>
+              <w:rPr>
+                <w:sz w:val="19"/>
+                <w:szCs w:val="19"/>
+              </w:rPr>
+              <w:t xml:space="preserve">«Полчаса работы» — рекламно и слишком точно</w:t>
+            </w:r>
+          </w:p>
+        </w:tc>
+        <w:tc>
+          <w:tcPr>
+            <w:tcW w:type="dxa" w:w="5127"/>
+            <w:tcBorders>
+              <w:top w:val="single" w:color="D9D9D9" w:sz="4"/>
+              <w:left w:val="single" w:color="D9D9D9" w:sz="4"/>
+              <w:bottom w:val="single" w:color="D9D9D9" w:sz="4"/>
+              <w:right w:val="single" w:color="D9D9D9" w:sz="4"/>
+            </w:tcBorders>
+            <w:tcMar>
+              <w:top w:type="dxa" w:w="60"/>
+              <w:left w:type="dxa" w:w="90"/>
+              <w:bottom w:type="dxa" w:w="60"/>
+              <w:right w:type="dxa" w:w="90"/>
+            </w:tcMar>
+          </w:tcPr>
+          <w:p>
+            <w:pPr>
+              <w:spacing w:after="0" w:line="260"/>
+            </w:pPr>
+            <w:r>
+              <w:rPr>
+                <w:sz w:val="19"/>
+                <w:szCs w:val="19"/>
+              </w:rPr>
+              <w:t xml:space="preserve">«Для небольшой компании первичный аудит можно провести за один короткий рабочий сеанс»; заголовок раздела тоже перестал обещать полчаса</w:t>
+            </w:r>
+          </w:p>
+        </w:tc>
+      </w:tr>
+    </w:tbl>
+    <w:p>
+      <w:pPr>
+        <w:spacing w:after="160"/>
+      </w:pPr>
+    </w:p>
+    <w:p>
+      <w:pPr>
+        <w:pStyle w:val="Heading3"/>
+        <w:keepNext/>
+        <w:spacing w:after="140" w:before="280"/>
+      </w:pPr>
+      <w:r>
+        <w:t xml:space="preserve">Что было изменено в версии 2 (первое ревью)</w:t>
       </w:r>
     </w:p>
     <w:tbl>
@@ -4088,7 +4833,7 @@
         <w:t xml:space="preserve">Объём:</w:t>
       </w:r>
       <w:r>
-        <w:t xml:space="preserve"> 9 300 знаков с пробелами (~1 240 слов). Чуть выше ориентира 5 000–9 000 — осознанно: методика расчёта и блок «когда не нужно» и есть то, ради чего материал читают.</w:t>
+        <w:t xml:space="preserve"> 9 800 знаков с пробелами (~1 300 слов). Выше ориентира 5 000–9 000 — осознанно: методика расчёта, блок для цитирования и раздел «когда не нужно» и есть то, ради чего материал читают. Линтер даёт на это предупреждение — так и задумано, решение принимается вручную.</w:t>
       </w:r>
     </w:p>
     <w:p>
@@ -4213,27 +4958,27 @@
         <w:t xml:space="preserve">Ключевые фразы:</w:t>
       </w:r>
       <w:r>
-        <w:t xml:space="preserve"> оплата софта картой сотрудника; компенсация расходов сотруднику на подписку; подписки на зарубежное ПО для компании; совокупная стоимость подписки; инвентаризация подписок</w:t>
-      </w:r>
-    </w:p>
-    <w:p>
-      <w:pPr>
-        <w:pStyle w:val="ListParagraph"/>
-        <w:numPr>
-          <w:ilvl w:val="0"/>
-          <w:numId w:val="1"/>
-        </w:numPr>
-        <w:spacing w:after="80" w:line="300"/>
-      </w:pPr>
-      <w:r>
-        <w:rPr>
-          <w:b/>
-          <w:bCs/>
-        </w:rPr>
-        <w:t xml:space="preserve">Ссылка — одна:</w:t>
-      </w:r>
-      <w:r>
-        <w:t xml:space="preserve"> </w:t>
+        <w:t xml:space="preserve"> оплата софта картой сотрудника; компенсация расходов сотруднику на подписку; подписки на зарубежное ПО для компании; совокупная стоимость владения подпиской; инвентаризация подписок</w:t>
+      </w:r>
+    </w:p>
+    <w:p>
+      <w:pPr>
+        <w:pStyle w:val="ListParagraph"/>
+        <w:numPr>
+          <w:ilvl w:val="0"/>
+          <w:numId w:val="1"/>
+        </w:numPr>
+        <w:spacing w:after="80" w:line="300"/>
+      </w:pPr>
+      <w:r>
+        <w:rPr>
+          <w:b/>
+          <w:bCs/>
+        </w:rPr>
+        <w:t xml:space="preserve">Собственный тезис серии:</w:t>
+      </w:r>
+      <w:r>
+        <w:t xml:space="preserve"> «считать совокупную стоимость владения подпиской для компании, а не только цену лицензии». Развивается в следующих материалах — см. </w:t>
       </w:r>
       <w:r>
         <w:rPr>
@@ -4241,6 +4986,37 @@
           <w:sz w:val="20"/>
           <w:szCs w:val="20"/>
         </w:rPr>
+        <w:t xml:space="preserve">content-library/objects/karta-sotrudnika/meta.yml</w:t>
+      </w:r>
+      <w:r>
+        <w:t xml:space="preserve">.</w:t>
+      </w:r>
+    </w:p>
+    <w:p>
+      <w:pPr>
+        <w:pStyle w:val="ListParagraph"/>
+        <w:numPr>
+          <w:ilvl w:val="0"/>
+          <w:numId w:val="1"/>
+        </w:numPr>
+        <w:spacing w:after="80" w:line="300"/>
+      </w:pPr>
+      <w:r>
+        <w:rPr>
+          <w:b/>
+          <w:bCs/>
+        </w:rPr>
+        <w:t xml:space="preserve">Ссылка — одна:</w:t>
+      </w:r>
+      <w:r>
+        <w:t xml:space="preserve"> </w:t>
+      </w:r>
+      <w:r>
+        <w:rPr>
+          <w:rFonts w:ascii="Consolas" w:cs="Consolas" w:eastAsia="Consolas" w:hAnsi="Consolas"/>
+          <w:sz w:val="20"/>
+          <w:szCs w:val="20"/>
+        </w:rPr>
         <w:t xml:space="preserve">/blog/kak-kupit-zarubezhnoe-po-dlya-yurlica</w:t>
       </w:r>
       <w:r>
@@ -4341,7 +5117,7 @@
         <w:spacing w:after="160" w:line="300"/>
       </w:pPr>
       <w:r>
-        <w:t xml:space="preserve">Ниже — способ самостоятельно проверить, во сколько эта схема обходится именно вашей компании, и понять, где она дорога, а где остаётся разумной.</w:t>
+        <w:t xml:space="preserve">Самым дорогим этот способ делает не цена подписки — она как раз обычно ниже корпоративной, — а то, что может к ней добавиться: простои, потеря доступа и расходы, которыми никто не управляет. Ниже — как проверить это на своей компании и понять, где схема дорога, а где остаётся разумной.</w:t>
       </w:r>
     </w:p>
     <w:p>
@@ -4426,7 +5202,7 @@
           <w:b/>
           <w:bCs/>
         </w:rPr>
-        <w:t xml:space="preserve">совокупную стоимость корпоративной подписки</w:t>
+        <w:t xml:space="preserve">совокупную стоимость владения подпиской для компании</w:t>
       </w:r>
       <w:r>
         <w:t xml:space="preserve">:</w:t>
@@ -4441,7 +5217,7 @@
           <w:b/>
           <w:bCs/>
         </w:rPr>
-        <w:t xml:space="preserve">стоимость лицензии + стоимость возможного простоя + стоимость восстановления доступа + неиспользуемые лицензии + административные расходы.</w:t>
+        <w:t xml:space="preserve">стоимость лицензии + стоимость возможного простоя + стоимость восстановления доступа + неиспользуемые лицензии + административные затраты.</w:t>
       </w:r>
     </w:p>
     <w:p>
@@ -4459,7 +5235,7 @@
         <w:spacing w:after="140" w:before="280"/>
       </w:pPr>
       <w:r>
-        <w:t xml:space="preserve">1. Рабочим аккаунтом распоряжается сотрудник, а не компания</w:t>
+        <w:t xml:space="preserve">1. Компания может не контролировать рабочий аккаунт</w:t>
       </w:r>
     </w:p>
     <w:p>
@@ -4475,7 +5251,7 @@
         <w:spacing w:after="160" w:line="300"/>
       </w:pPr>
       <w:r>
-        <w:t xml:space="preserve">Когда сотрудник уходит, выясняется, что доступ к рабочему сервису связан с его личной учётной записью. Дальше всё зависит от продукта: где-то владельца аккаунта можно сменить, где-то проекты переносятся в корпоративное пространство, где-то нужно обращение в поддержку. У части персональных тарифов передача учётной записи правилами сервиса не предусмотрена вовсе.</w:t>
+        <w:t xml:space="preserve">Когда сотрудник уходит, выясняется, что доступ к рабочему сервису связан с его личной учётной записью. Дальше всё зависит от продукта: где-то владельца аккаунта можно сменить, где-то проекты переносятся в корпоративное пространство, где-то нужно обращение в поддержку. У части персональных тарифов передача учётной записи не предусмотрена вовсе.</w:t>
       </w:r>
     </w:p>
     <w:p>
@@ -4535,80 +5311,15 @@
         <w:spacing w:after="160" w:line="300"/>
       </w:pPr>
       <w:r>
-        <w:t xml:space="preserve">Когда человек покупает подписку сам, а компания возвращает ему деньги, появляется не только технический, но и бухгалтерский процесс. Есть платёж, письмо от сервиса, чек или иной документ — но достаточность этого комплекта для учёта зависит от ситуации, способа покупки и внутренних правил компании. Универсального ответа здесь нет, поэтому порядок оформления таких расходов стоит заранее согласовать со своей бухгалтерией.</w:t>
-      </w:r>
-    </w:p>
-    <w:p>
-      <w:pPr>
-        <w:spacing w:after="160" w:line="300"/>
-      </w:pPr>
-      <w:r>
-        <w:t xml:space="preserve">Чем больше регулярных подписок проходит через сотрудников, тем важнее понимать:</w:t>
-      </w:r>
-    </w:p>
-    <w:p>
-      <w:pPr>
-        <w:pStyle w:val="ListParagraph"/>
-        <w:numPr>
-          <w:ilvl w:val="0"/>
-          <w:numId w:val="1"/>
-        </w:numPr>
-        <w:spacing w:after="80" w:line="300"/>
-      </w:pPr>
-      <w:r>
-        <w:t xml:space="preserve">кто согласовывает покупку;</w:t>
-      </w:r>
-    </w:p>
-    <w:p>
-      <w:pPr>
-        <w:pStyle w:val="ListParagraph"/>
-        <w:numPr>
-          <w:ilvl w:val="0"/>
-          <w:numId w:val="1"/>
-        </w:numPr>
-        <w:spacing w:after="80" w:line="300"/>
-      </w:pPr>
-      <w:r>
-        <w:t xml:space="preserve">какие документы нужно предоставить;</w:t>
-      </w:r>
-    </w:p>
-    <w:p>
-      <w:pPr>
-        <w:pStyle w:val="ListParagraph"/>
-        <w:numPr>
-          <w:ilvl w:val="0"/>
-          <w:numId w:val="1"/>
-        </w:numPr>
-        <w:spacing w:after="80" w:line="300"/>
-      </w:pPr>
-      <w:r>
-        <w:t xml:space="preserve">чем подтверждается производственная необходимость;</w:t>
-      </w:r>
-    </w:p>
-    <w:p>
-      <w:pPr>
-        <w:pStyle w:val="ListParagraph"/>
-        <w:numPr>
-          <w:ilvl w:val="0"/>
-          <w:numId w:val="1"/>
-        </w:numPr>
-        <w:spacing w:after="80" w:line="300"/>
-      </w:pPr>
-      <w:r>
-        <w:t xml:space="preserve">кто следит за датой продления;</w:t>
-      </w:r>
-    </w:p>
-    <w:p>
-      <w:pPr>
-        <w:pStyle w:val="ListParagraph"/>
-        <w:numPr>
-          <w:ilvl w:val="0"/>
-          <w:numId w:val="1"/>
-        </w:numPr>
-        <w:spacing w:after="80" w:line="300"/>
-      </w:pPr>
-      <w:r>
-        <w:t xml:space="preserve">что происходит при изменении курса или стоимости тарифа.</w:t>
+        <w:t xml:space="preserve">Когда человек покупает подписку сам, а компания возвращает ему деньги, появляется не только технический, но и бухгалтерский процесс. Есть платёж, письмо от сервиса, чек или иной документ. Но примет ли бухгалтерия такой комплект, зависит от конкретной покупки и правил компании. Универсального ответа здесь нет, поэтому порядок оформления таких расходов стоит заранее согласовать со своей бухгалтерией.</w:t>
+      </w:r>
+    </w:p>
+    <w:p>
+      <w:pPr>
+        <w:spacing w:after="160" w:line="300"/>
+      </w:pPr>
+      <w:r>
+        <w:t xml:space="preserve">Чем больше регулярных подписок проходит через сотрудников, тем важнее понимать: кто согласовывает покупку, какие документы нужны, чем подтверждается производственная необходимость, кто следит за датой продления и что происходит при изменении курса или стоимости тарифа.</w:t>
       </w:r>
     </w:p>
     <w:p>
@@ -4634,7 +5345,7 @@
         <w:spacing w:after="160" w:line="300"/>
       </w:pPr>
       <w:r>
-        <w:t xml:space="preserve">Подписка продлевается месяцами, и к этому легко привыкнуть. Но причины отказа бывают разные: изменение правил банка, ограничения сервиса, истёкшая карта, нехватка средств, смена платёжного метода, требование повторно подтвердить операцию.</w:t>
+        <w:t xml:space="preserve">Подписка продлевается месяцами, и к этому легко привыкнуть. Но причины отказа бывают разные: изменение правил банка, ограничения сервиса, истёкшая карта, нехватка средств, требование повторно подтвердить операцию.</w:t>
       </w:r>
     </w:p>
     <w:p>
@@ -4654,15 +5365,15 @@
           <w:b/>
           <w:bCs/>
         </w:rPr>
-        <w:t xml:space="preserve">число сотрудников, которые не смогут работать × стоимость рабочего дня × время восстановления доступа.</w:t>
-      </w:r>
-    </w:p>
-    <w:p>
-      <w:pPr>
-        <w:spacing w:after="160" w:line="300"/>
-      </w:pPr>
-      <w:r>
-        <w:t xml:space="preserve">Для недорогого инструмента, которым ежедневно пользуется команда из десяти человек, один день простоя способен перекрыть всю годовую экономию между персональным и корпоративным тарифом.</w:t>
+        <w:t xml:space="preserve">число затронутых сотрудников × стоимость рабочего дня одного сотрудника × длительность простоя в днях.</w:t>
+      </w:r>
+    </w:p>
+    <w:p>
+      <w:pPr>
+        <w:spacing w:after="160" w:line="300"/>
+      </w:pPr>
+      <w:r>
+        <w:t xml:space="preserve">Для недорогого инструмента, которым ежедневно пользуется команда из десяти человек, один день простоя может стоить больше, чем разница между персональным и корпоративным тарифом за год.</w:t>
       </w:r>
     </w:p>
     <w:p>
@@ -4680,7 +5391,7 @@
         <w:spacing w:after="160" w:line="300"/>
       </w:pPr>
       <w:r>
-        <w:t xml:space="preserve">Децентрализованные покупки плохо видны. Один сотрудник оплачивает сервис для дизайна, второй купил другой продукт для той же задачи, третий продлевает инструмент, которым команда почти не пользуется. Каждая сумма небольшая, поэтому отдельно её никто не разбирает.</w:t>
+        <w:t xml:space="preserve">Децентрализованные покупки плохо видны. Один сотрудник оплачивает сервис для дизайна, второй купил другой продукт для той же задачи, третий продлевает инструмент, которым команда почти не пользуется. Каждая сумма небольшая, поэтому отдельно её не разбирают.</w:t>
       </w:r>
     </w:p>
     <w:p>
@@ -4749,6 +5460,18 @@
       </w:pPr>
       <w:r>
         <w:t xml:space="preserve">Здесь же обычно находится самая простая экономия — не в снижении цены лицензии, а в отключении того, чем никто не пользуется.</w:t>
+      </w:r>
+    </w:p>
+    <w:p>
+      <w:pPr>
+        <w:spacing w:after="160" w:line="300"/>
+      </w:pPr>
+      <w:r>
+        <w:rPr>
+          <w:b/>
+          <w:bCs/>
+        </w:rPr>
+        <w:t xml:space="preserve">Главный принцип: способ покупки ПО имеет смысл сравнивать не по цене лицензии, а по совокупной стоимости владения для компании. Она включает цену подписки, возможный простой, восстановление доступа, административную работу и неиспользуемые лицензии.</w:t>
       </w:r>
     </w:p>
     <w:p>
@@ -4758,7 +5481,7 @@
         <w:spacing w:after="140" w:before="280"/>
       </w:pPr>
       <w:r>
-        <w:t xml:space="preserve">Как оценить эту схему за полчаса</w:t>
+        <w:t xml:space="preserve">Как провести первичный аудит подписок</w:t>
       </w:r>
     </w:p>
     <w:p>
@@ -4778,7 +5501,7 @@
           <w:b/>
           <w:bCs/>
         </w:rPr>
-        <w:t xml:space="preserve">сервис → пользователь → стоимость → период оплаты → владелец аккаунта → критичность → дата продления.</w:t>
+        <w:t xml:space="preserve">сервис → пользователь → стоимость → период оплаты → владелец аккаунта → возможность переназначить лицензию или восстановить доступ → критичность → дата продления.</w:t>
       </w:r>
     </w:p>
     <w:p>
@@ -4806,7 +5529,7 @@
         <w:t xml:space="preserve">Соберите все подписки.</w:t>
       </w:r>
       <w:r>
-        <w:t xml:space="preserve"> Попросите руководителей подразделений перечислить сервисы, которыми пользуются сотрудники. Не ограничивайтесь данными бухгалтерии: часть продуктов покупалась самостоятельно с последующей компенсацией.</w:t>
+        <w:t xml:space="preserve"> Попросите руководителей подразделений перечислить сервисы, которыми пользуются сотрудники. Не ограничивайтесь данными бухгалтерии: часть продуктов могла покупаться самостоятельно с последующей компенсацией.</w:t>
       </w:r>
     </w:p>
     <w:p>
@@ -4954,7 +5677,7 @@
         <w:t xml:space="preserve">Шаг 2. Проверьте корпоративные тарифы.</w:t>
       </w:r>
       <w:r>
-        <w:t xml:space="preserve"> У многих сервисов командные планы отличаются от персональных не только ценой: централизованное управление пользователями, переназначение лицензий, единое рабочее пространство, контроль доступа. Но это не универсальное правило — возможности проверяются по конкретному продукту и тарифу.</w:t>
+        <w:t xml:space="preserve"> У многих сервисов командные планы отличаются от персональных не только ценой: централизованное управление пользователями, переназначение лицензий, единое рабочее пространство. Но это не универсальное правило — возможности проверяются по конкретному тарифу.</w:t>
       </w:r>
     </w:p>
     <w:p>
@@ -4971,7 +5694,7 @@
       <w:r>
         <w:t xml:space="preserve"> Для российских компаний прямая покупка зарубежного ПО бывает организационно сложнее: доступность платежа зависит от вендора, страны, банка и способа оплаты, а комплект документов может не соответствовать требованиям конкретной бухгалтерии. Один из вариантов — оформление через российского поставщика: договор, счёт в рублях, получение лицензии или доступа и закрывающие документы. Процесс покупки зарубежного ПО для российского юрлица мы </w:t>
       </w:r>
-      <w:hyperlink w:history="1" r:id="rIdl1auyfjhxf-i2d7xbkbje">
+      <w:hyperlink w:history="1" r:id="rIdfml1utp82ja80q0clzwsw">
         <w:r>
           <w:rPr>
             <w:rStyle w:val="Hyperlink"/>
@@ -5071,7 +5794,7 @@
         <w:spacing w:after="160" w:line="300"/>
       </w:pPr>
       <w:r>
-        <w:t xml:space="preserve">Первый шаг — не менять способ оплаты, а провести инвентаризацию: список подписок, критичность, владельцы аккаунтов, даты продления, фактическое использование. Полчаса работы. После этого видно, где личная карта остаётся разумным решением, а где её удобство обходится компании слишком дорого.</w:t>
+        <w:t xml:space="preserve">Первый шаг — не менять способ оплаты, а провести инвентаризацию: собрать список подписок, определить их критичность, проверить владельцев аккаунтов, даты продления и фактическое использование. Для небольшой компании первичный аудит можно провести за один короткий рабочий сеанс. После этого уже видно, где личная карта остаётся разумным решением, а где её удобство создаёт дополнительные расходы и риски.</w:t>
       </w:r>
     </w:p>
     <w:p>

--- a/exports/marketing/bizsoft-dzen-01-karta-sotrudnika.docx
+++ b/exports/marketing/bizsoft-dzen-01-karta-sotrudnika.docx
@@ -3246,7 +3246,14 @@
         <w:spacing w:after="160" w:line="300"/>
       </w:pPr>
       <w:r>
-        <w:t xml:space="preserve">Версия 3 (01.09.2026). Второе ревью маркетолога: 8,8/10, «допустил бы к публикации после точечных правок» — все внесены. Регламент площадки: </w:t>
+        <w:rPr>
+          <w:b/>
+          <w:bCs/>
+        </w:rPr>
+        <w:t xml:space="preserve">Версия 1.0 — готова к публикации.</w:t>
+      </w:r>
+      <w:r>
+        <w:t xml:space="preserve"> Три круга ревью внешнего маркетолога: 7,5 → 8,8 → 9,2/10, все замечания внесены. Дальнейшая SEO-оптимизация не требуется: ключевые фразы присутствуют естественно, дополнительное насыщение ухудшит материал. Регламент площадки: </w:t>
       </w:r>
       <w:r>
         <w:rPr>
@@ -3267,7 +3274,507 @@
         <w:spacing w:after="140" w:before="280"/>
       </w:pPr>
       <w:r>
-        <w:t xml:space="preserve">Что изменено в версии 3 (второе ревью)</w:t>
+        <w:t xml:space="preserve">Что изменено в версии 1.0 (третье ревью)</w:t>
+      </w:r>
+    </w:p>
+    <w:tbl>
+      <w:tblPr>
+        <w:tblW w:type="dxa" w:w="9000"/>
+        <w:tblBorders>
+          <w:top w:val="single" w:color="auto" w:sz="4"/>
+          <w:left w:val="single" w:color="auto" w:sz="4"/>
+          <w:bottom w:val="single" w:color="auto" w:sz="4"/>
+          <w:right w:val="single" w:color="auto" w:sz="4"/>
+          <w:insideH w:val="single" w:color="auto" w:sz="4"/>
+          <w:insideV w:val="single" w:color="auto" w:sz="4"/>
+        </w:tblBorders>
+      </w:tblPr>
+      <w:tblGrid>
+        <w:gridCol w:w="3766"/>
+        <w:gridCol w:w="5234"/>
+      </w:tblGrid>
+      <w:tr>
+        <w:trPr>
+          <w:tblHeader/>
+        </w:trPr>
+        <w:tc>
+          <w:tcPr>
+            <w:tcW w:type="dxa" w:w="3766"/>
+            <w:tcBorders>
+              <w:top w:val="single" w:color="D9D9D9" w:sz="4"/>
+              <w:left w:val="single" w:color="D9D9D9" w:sz="4"/>
+              <w:bottom w:val="single" w:color="D9D9D9" w:sz="4"/>
+              <w:right w:val="single" w:color="D9D9D9" w:sz="4"/>
+            </w:tcBorders>
+            <w:shd w:fill="F2F2F2" w:color="auto" w:val="clear"/>
+            <w:tcMar>
+              <w:top w:type="dxa" w:w="60"/>
+              <w:left w:type="dxa" w:w="90"/>
+              <w:bottom w:type="dxa" w:w="60"/>
+              <w:right w:type="dxa" w:w="90"/>
+            </w:tcMar>
+          </w:tcPr>
+          <w:p>
+            <w:pPr>
+              <w:spacing w:after="0" w:line="260"/>
+            </w:pPr>
+            <w:r>
+              <w:rPr>
+                <w:b/>
+                <w:bCs/>
+                <w:sz w:val="19"/>
+                <w:szCs w:val="19"/>
+              </w:rPr>
+              <w:t xml:space="preserve">Замечание</w:t>
+            </w:r>
+          </w:p>
+        </w:tc>
+        <w:tc>
+          <w:tcPr>
+            <w:tcW w:type="dxa" w:w="5234"/>
+            <w:tcBorders>
+              <w:top w:val="single" w:color="D9D9D9" w:sz="4"/>
+              <w:left w:val="single" w:color="D9D9D9" w:sz="4"/>
+              <w:bottom w:val="single" w:color="D9D9D9" w:sz="4"/>
+              <w:right w:val="single" w:color="D9D9D9" w:sz="4"/>
+            </w:tcBorders>
+            <w:shd w:fill="F2F2F2" w:color="auto" w:val="clear"/>
+            <w:tcMar>
+              <w:top w:type="dxa" w:w="60"/>
+              <w:left w:type="dxa" w:w="90"/>
+              <w:bottom w:type="dxa" w:w="60"/>
+              <w:right w:type="dxa" w:w="90"/>
+            </w:tcMar>
+          </w:tcPr>
+          <w:p>
+            <w:pPr>
+              <w:spacing w:after="0" w:line="260"/>
+            </w:pPr>
+            <w:r>
+              <w:rPr>
+                <w:b/>
+                <w:bCs/>
+                <w:sz w:val="19"/>
+                <w:szCs w:val="19"/>
+              </w:rPr>
+              <w:t xml:space="preserve">Что сделано</w:t>
+            </w:r>
+          </w:p>
+        </w:tc>
+      </w:tr>
+      <w:tr>
+        <w:trPr>
+          <w:tblHeader w:val="false"/>
+        </w:trPr>
+        <w:tc>
+          <w:tcPr>
+            <w:tcW w:type="dxa" w:w="3766"/>
+            <w:tcBorders>
+              <w:top w:val="single" w:color="D9D9D9" w:sz="4"/>
+              <w:left w:val="single" w:color="D9D9D9" w:sz="4"/>
+              <w:bottom w:val="single" w:color="D9D9D9" w:sz="4"/>
+              <w:right w:val="single" w:color="D9D9D9" w:sz="4"/>
+            </w:tcBorders>
+            <w:tcMar>
+              <w:top w:type="dxa" w:w="60"/>
+              <w:left w:type="dxa" w:w="90"/>
+              <w:bottom w:type="dxa" w:w="60"/>
+              <w:right w:type="dxa" w:w="90"/>
+            </w:tcMar>
+          </w:tcPr>
+          <w:p>
+            <w:pPr>
+              <w:spacing w:after="0" w:line="260"/>
+            </w:pPr>
+            <w:r>
+              <w:rPr>
+                <w:sz w:val="19"/>
+                <w:szCs w:val="19"/>
+              </w:rPr>
+              <w:t xml:space="preserve">«Она как раз обычно ниже корпоративной» — снова недоказанное обобщение</w:t>
+            </w:r>
+          </w:p>
+        </w:tc>
+        <w:tc>
+          <w:tcPr>
+            <w:tcW w:type="dxa" w:w="5234"/>
+            <w:tcBorders>
+              <w:top w:val="single" w:color="D9D9D9" w:sz="4"/>
+              <w:left w:val="single" w:color="D9D9D9" w:sz="4"/>
+              <w:bottom w:val="single" w:color="D9D9D9" w:sz="4"/>
+              <w:right w:val="single" w:color="D9D9D9" w:sz="4"/>
+            </w:tcBorders>
+            <w:tcMar>
+              <w:top w:type="dxa" w:w="60"/>
+              <w:left w:type="dxa" w:w="90"/>
+              <w:bottom w:type="dxa" w:w="60"/>
+              <w:right w:type="dxa" w:w="90"/>
+            </w:tcMar>
+          </w:tcPr>
+          <w:p>
+            <w:pPr>
+              <w:spacing w:after="0" w:line="260"/>
+            </w:pPr>
+            <w:r>
+              <w:rPr>
+                <w:sz w:val="19"/>
+                <w:szCs w:val="19"/>
+              </w:rPr>
+              <w:t xml:space="preserve">«Персональный тариф нередко дешевле корпоративного»</w:t>
+            </w:r>
+          </w:p>
+        </w:tc>
+      </w:tr>
+      <w:tr>
+        <w:trPr>
+          <w:tblHeader w:val="false"/>
+        </w:trPr>
+        <w:tc>
+          <w:tcPr>
+            <w:tcW w:type="dxa" w:w="3766"/>
+            <w:tcBorders>
+              <w:top w:val="single" w:color="D9D9D9" w:sz="4"/>
+              <w:left w:val="single" w:color="D9D9D9" w:sz="4"/>
+              <w:bottom w:val="single" w:color="D9D9D9" w:sz="4"/>
+              <w:right w:val="single" w:color="D9D9D9" w:sz="4"/>
+            </w:tcBorders>
+            <w:tcMar>
+              <w:top w:type="dxa" w:w="60"/>
+              <w:left w:type="dxa" w:w="90"/>
+              <w:bottom w:type="dxa" w:w="60"/>
+              <w:right w:type="dxa" w:w="90"/>
+            </w:tcMar>
+          </w:tcPr>
+          <w:p>
+            <w:pPr>
+              <w:spacing w:after="0" w:line="260"/>
+            </w:pPr>
+            <w:r>
+              <w:rPr>
+                <w:sz w:val="19"/>
+                <w:szCs w:val="19"/>
+              </w:rPr>
+              <w:t xml:space="preserve">В формуле «неиспользуемые лицензии» стоят рядом с денежными величинами, хотя сами суммой не являются</w:t>
+            </w:r>
+          </w:p>
+        </w:tc>
+        <w:tc>
+          <w:tcPr>
+            <w:tcW w:type="dxa" w:w="5234"/>
+            <w:tcBorders>
+              <w:top w:val="single" w:color="D9D9D9" w:sz="4"/>
+              <w:left w:val="single" w:color="D9D9D9" w:sz="4"/>
+              <w:bottom w:val="single" w:color="D9D9D9" w:sz="4"/>
+              <w:right w:val="single" w:color="D9D9D9" w:sz="4"/>
+            </w:tcBorders>
+            <w:tcMar>
+              <w:top w:type="dxa" w:w="60"/>
+              <w:left w:type="dxa" w:w="90"/>
+              <w:bottom w:type="dxa" w:w="60"/>
+              <w:right w:type="dxa" w:w="90"/>
+            </w:tcMar>
+          </w:tcPr>
+          <w:p>
+            <w:pPr>
+              <w:spacing w:after="0" w:line="260"/>
+            </w:pPr>
+            <w:r>
+              <w:rPr>
+                <w:sz w:val="19"/>
+                <w:szCs w:val="19"/>
+              </w:rPr>
+              <w:t xml:space="preserve">Порядок исправлен: подписка + простой + восстановление доступа + административные затраты + </w:t>
+            </w:r>
+            <w:r>
+              <w:rPr>
+                <w:sz w:val="19"/>
+                <w:szCs w:val="19"/>
+              </w:rPr>
+              <w:t xml:space="preserve">стоимость</w:t>
+            </w:r>
+            <w:r>
+              <w:rPr>
+                <w:sz w:val="19"/>
+                <w:szCs w:val="19"/>
+              </w:rPr>
+              <w:t xml:space="preserve"> неиспользуемых лицензий</w:t>
+            </w:r>
+          </w:p>
+        </w:tc>
+      </w:tr>
+      <w:tr>
+        <w:trPr>
+          <w:tblHeader w:val="false"/>
+        </w:trPr>
+        <w:tc>
+          <w:tcPr>
+            <w:tcW w:type="dxa" w:w="3766"/>
+            <w:tcBorders>
+              <w:top w:val="single" w:color="D9D9D9" w:sz="4"/>
+              <w:left w:val="single" w:color="D9D9D9" w:sz="4"/>
+              <w:bottom w:val="single" w:color="D9D9D9" w:sz="4"/>
+              <w:right w:val="single" w:color="D9D9D9" w:sz="4"/>
+            </w:tcBorders>
+            <w:tcMar>
+              <w:top w:type="dxa" w:w="60"/>
+              <w:left w:type="dxa" w:w="90"/>
+              <w:bottom w:type="dxa" w:w="60"/>
+              <w:right w:type="dxa" w:w="90"/>
+            </w:tcMar>
+          </w:tcPr>
+          <w:p>
+            <w:pPr>
+              <w:spacing w:after="0" w:line="260"/>
+            </w:pPr>
+            <w:r>
+              <w:rPr>
+                <w:sz w:val="19"/>
+                <w:szCs w:val="19"/>
+              </w:rPr>
+              <w:t xml:space="preserve">«Чем подтверждается производственная необходимость» уводит в бухгалтерскую консультацию</w:t>
+            </w:r>
+          </w:p>
+        </w:tc>
+        <w:tc>
+          <w:tcPr>
+            <w:tcW w:type="dxa" w:w="5234"/>
+            <w:tcBorders>
+              <w:top w:val="single" w:color="D9D9D9" w:sz="4"/>
+              <w:left w:val="single" w:color="D9D9D9" w:sz="4"/>
+              <w:bottom w:val="single" w:color="D9D9D9" w:sz="4"/>
+              <w:right w:val="single" w:color="D9D9D9" w:sz="4"/>
+            </w:tcBorders>
+            <w:tcMar>
+              <w:top w:type="dxa" w:w="60"/>
+              <w:left w:type="dxa" w:w="90"/>
+              <w:bottom w:type="dxa" w:w="60"/>
+              <w:right w:type="dxa" w:w="90"/>
+            </w:tcMar>
+          </w:tcPr>
+          <w:p>
+            <w:pPr>
+              <w:spacing w:after="0" w:line="260"/>
+            </w:pPr>
+            <w:r>
+              <w:rPr>
+                <w:sz w:val="19"/>
+                <w:szCs w:val="19"/>
+              </w:rPr>
+              <w:t xml:space="preserve">Формулировка убрана из перечня</w:t>
+            </w:r>
+          </w:p>
+        </w:tc>
+      </w:tr>
+      <w:tr>
+        <w:trPr>
+          <w:tblHeader w:val="false"/>
+        </w:trPr>
+        <w:tc>
+          <w:tcPr>
+            <w:tcW w:type="dxa" w:w="3766"/>
+            <w:tcBorders>
+              <w:top w:val="single" w:color="D9D9D9" w:sz="4"/>
+              <w:left w:val="single" w:color="D9D9D9" w:sz="4"/>
+              <w:bottom w:val="single" w:color="D9D9D9" w:sz="4"/>
+              <w:right w:val="single" w:color="D9D9D9" w:sz="4"/>
+            </w:tcBorders>
+            <w:tcMar>
+              <w:top w:type="dxa" w:w="60"/>
+              <w:left w:type="dxa" w:w="90"/>
+              <w:bottom w:type="dxa" w:w="60"/>
+              <w:right w:type="dxa" w:w="90"/>
+            </w:tcMar>
+          </w:tcPr>
+          <w:p>
+            <w:pPr>
+              <w:spacing w:after="0" w:line="260"/>
+            </w:pPr>
+            <w:r>
+              <w:rPr>
+                <w:sz w:val="19"/>
+                <w:szCs w:val="19"/>
+              </w:rPr>
+              <w:t xml:space="preserve">Две версии одной формулы простоя (в разделе 3 и в шаге 4 аудита)</w:t>
+            </w:r>
+          </w:p>
+        </w:tc>
+        <w:tc>
+          <w:tcPr>
+            <w:tcW w:type="dxa" w:w="5234"/>
+            <w:tcBorders>
+              <w:top w:val="single" w:color="D9D9D9" w:sz="4"/>
+              <w:left w:val="single" w:color="D9D9D9" w:sz="4"/>
+              <w:bottom w:val="single" w:color="D9D9D9" w:sz="4"/>
+              <w:right w:val="single" w:color="D9D9D9" w:sz="4"/>
+            </w:tcBorders>
+            <w:tcMar>
+              <w:top w:type="dxa" w:w="60"/>
+              <w:left w:type="dxa" w:w="90"/>
+              <w:bottom w:type="dxa" w:w="60"/>
+              <w:right w:type="dxa" w:w="90"/>
+            </w:tcMar>
+          </w:tcPr>
+          <w:p>
+            <w:pPr>
+              <w:spacing w:after="0" w:line="260"/>
+            </w:pPr>
+            <w:r>
+              <w:rPr>
+                <w:sz w:val="19"/>
+                <w:szCs w:val="19"/>
+              </w:rPr>
+              <w:t xml:space="preserve">Оставлена одна: сотрудники × стоимость рабочего дня × число дней простоя</w:t>
+            </w:r>
+          </w:p>
+        </w:tc>
+      </w:tr>
+      <w:tr>
+        <w:trPr>
+          <w:tblHeader w:val="false"/>
+        </w:trPr>
+        <w:tc>
+          <w:tcPr>
+            <w:tcW w:type="dxa" w:w="3766"/>
+            <w:tcBorders>
+              <w:top w:val="single" w:color="D9D9D9" w:sz="4"/>
+              <w:left w:val="single" w:color="D9D9D9" w:sz="4"/>
+              <w:bottom w:val="single" w:color="D9D9D9" w:sz="4"/>
+              <w:right w:val="single" w:color="D9D9D9" w:sz="4"/>
+            </w:tcBorders>
+            <w:tcMar>
+              <w:top w:type="dxa" w:w="60"/>
+              <w:left w:type="dxa" w:w="90"/>
+              <w:bottom w:type="dxa" w:w="60"/>
+              <w:right w:type="dxa" w:w="90"/>
+            </w:tcMar>
+          </w:tcPr>
+          <w:p>
+            <w:pPr>
+              <w:spacing w:after="0" w:line="260"/>
+            </w:pPr>
+            <w:r>
+              <w:rPr>
+                <w:sz w:val="19"/>
+                <w:szCs w:val="19"/>
+              </w:rPr>
+              <w:t xml:space="preserve">Чеклист аудита можно усилить</w:t>
+            </w:r>
+          </w:p>
+        </w:tc>
+        <w:tc>
+          <w:tcPr>
+            <w:tcW w:type="dxa" w:w="5234"/>
+            <w:tcBorders>
+              <w:top w:val="single" w:color="D9D9D9" w:sz="4"/>
+              <w:left w:val="single" w:color="D9D9D9" w:sz="4"/>
+              <w:bottom w:val="single" w:color="D9D9D9" w:sz="4"/>
+              <w:right w:val="single" w:color="D9D9D9" w:sz="4"/>
+            </w:tcBorders>
+            <w:tcMar>
+              <w:top w:type="dxa" w:w="60"/>
+              <w:left w:type="dxa" w:w="90"/>
+              <w:bottom w:type="dxa" w:w="60"/>
+              <w:right w:type="dxa" w:w="90"/>
+            </w:tcMar>
+          </w:tcPr>
+          <w:p>
+            <w:pPr>
+              <w:spacing w:after="0" w:line="260"/>
+            </w:pPr>
+            <w:r>
+              <w:rPr>
+                <w:sz w:val="19"/>
+                <w:szCs w:val="19"/>
+              </w:rPr>
+              <w:t xml:space="preserve">Добавлено поле «автопродление (да/нет)»</w:t>
+            </w:r>
+          </w:p>
+        </w:tc>
+      </w:tr>
+      <w:tr>
+        <w:trPr>
+          <w:tblHeader w:val="false"/>
+        </w:trPr>
+        <w:tc>
+          <w:tcPr>
+            <w:tcW w:type="dxa" w:w="3766"/>
+            <w:tcBorders>
+              <w:top w:val="single" w:color="D9D9D9" w:sz="4"/>
+              <w:left w:val="single" w:color="D9D9D9" w:sz="4"/>
+              <w:bottom w:val="single" w:color="D9D9D9" w:sz="4"/>
+              <w:right w:val="single" w:color="D9D9D9" w:sz="4"/>
+            </w:tcBorders>
+            <w:tcMar>
+              <w:top w:type="dxa" w:w="60"/>
+              <w:left w:type="dxa" w:w="90"/>
+              <w:bottom w:type="dxa" w:w="60"/>
+              <w:right w:type="dxa" w:w="90"/>
+            </w:tcMar>
+          </w:tcPr>
+          <w:p>
+            <w:pPr>
+              <w:spacing w:after="0" w:line="260"/>
+            </w:pPr>
+            <w:r>
+              <w:rPr>
+                <w:sz w:val="19"/>
+                <w:szCs w:val="19"/>
+              </w:rPr>
+              <w:t xml:space="preserve">Подпись можно сделать тематической</w:t>
+            </w:r>
+          </w:p>
+        </w:tc>
+        <w:tc>
+          <w:tcPr>
+            <w:tcW w:type="dxa" w:w="5234"/>
+            <w:tcBorders>
+              <w:top w:val="single" w:color="D9D9D9" w:sz="4"/>
+              <w:left w:val="single" w:color="D9D9D9" w:sz="4"/>
+              <w:bottom w:val="single" w:color="D9D9D9" w:sz="4"/>
+              <w:right w:val="single" w:color="D9D9D9" w:sz="4"/>
+            </w:tcBorders>
+            <w:tcMar>
+              <w:top w:type="dxa" w:w="60"/>
+              <w:left w:type="dxa" w:w="90"/>
+              <w:bottom w:type="dxa" w:w="60"/>
+              <w:right w:type="dxa" w:w="90"/>
+            </w:tcMar>
+          </w:tcPr>
+          <w:p>
+            <w:pPr>
+              <w:spacing w:after="0" w:line="260"/>
+            </w:pPr>
+            <w:r>
+              <w:rPr>
+                <w:sz w:val="19"/>
+                <w:szCs w:val="19"/>
+              </w:rPr>
+              <w:t xml:space="preserve">Оставлена универсальная</w:t>
+            </w:r>
+            <w:r>
+              <w:rPr>
+                <w:sz w:val="19"/>
+                <w:szCs w:val="19"/>
+              </w:rPr>
+              <w:t xml:space="preserve"> — решение в пользу единообразия бренда во всех материалах серии; тематические подписи разошлись бы по площадкам</w:t>
+            </w:r>
+          </w:p>
+        </w:tc>
+      </w:tr>
+    </w:tbl>
+    <w:p>
+      <w:pPr>
+        <w:spacing w:after="160"/>
+      </w:pPr>
+    </w:p>
+    <w:p>
+      <w:pPr>
+        <w:pStyle w:val="Heading3"/>
+        <w:keepNext/>
+        <w:spacing w:after="140" w:before="280"/>
+      </w:pPr>
+      <w:r>
+        <w:t xml:space="preserve">Что было изменено в версии 3 (второе ревью)</w:t>
       </w:r>
     </w:p>
     <w:tbl>
@@ -5117,7 +5624,7 @@
         <w:spacing w:after="160" w:line="300"/>
       </w:pPr>
       <w:r>
-        <w:t xml:space="preserve">Самым дорогим этот способ делает не цена подписки — она как раз обычно ниже корпоративной, — а то, что может к ней добавиться: простои, потеря доступа и расходы, которыми никто не управляет. Ниже — как проверить это на своей компании и понять, где схема дорога, а где остаётся разумной.</w:t>
+        <w:t xml:space="preserve">Самым дорогим этот способ может сделать не цена самой подписки — персональный тариф нередко дешевле корпоративного, — а то, что добавляется к ней: простои, потеря доступа и неуправляемые расходы. Ниже — как проверить это на своей компании и понять, где схема дорога, а где остаётся разумной.</w:t>
       </w:r>
     </w:p>
     <w:p>
@@ -5217,7 +5724,7 @@
           <w:b/>
           <w:bCs/>
         </w:rPr>
-        <w:t xml:space="preserve">стоимость лицензии + стоимость возможного простоя + стоимость восстановления доступа + неиспользуемые лицензии + административные затраты.</w:t>
+        <w:t xml:space="preserve">стоимость подписки + стоимость возможного простоя + стоимость восстановления доступа + административные затраты + стоимость неиспользуемых лицензий.</w:t>
       </w:r>
     </w:p>
     <w:p>
@@ -5319,7 +5826,7 @@
         <w:spacing w:after="160" w:line="300"/>
       </w:pPr>
       <w:r>
-        <w:t xml:space="preserve">Чем больше регулярных подписок проходит через сотрудников, тем важнее понимать: кто согласовывает покупку, какие документы нужны, чем подтверждается производственная необходимость, кто следит за датой продления и что происходит при изменении курса или стоимости тарифа.</w:t>
+        <w:t xml:space="preserve">Чем больше регулярных подписок проходит через сотрудников, тем важнее понимать: кто согласовывает покупку, какие документы нужны, кто следит за датой продления и что происходит при изменении курса или стоимости тарифа.</w:t>
       </w:r>
     </w:p>
     <w:p>
@@ -5459,7 +5966,7 @@
         <w:spacing w:after="160" w:line="300"/>
       </w:pPr>
       <w:r>
-        <w:t xml:space="preserve">Здесь же обычно находится самая простая экономия — не в снижении цены лицензии, а в отключении того, чем никто не пользуется.</w:t>
+        <w:t xml:space="preserve">Здесь же находится и самая простая экономия — не в снижении цены лицензии, а в отключении того, чем никто не пользуется.</w:t>
       </w:r>
     </w:p>
     <w:p>
@@ -5501,7 +6008,7 @@
           <w:b/>
           <w:bCs/>
         </w:rPr>
-        <w:t xml:space="preserve">сервис → пользователь → стоимость → период оплаты → владелец аккаунта → возможность переназначить лицензию или восстановить доступ → критичность → дата продления.</w:t>
+        <w:t xml:space="preserve">сервис → пользователь → стоимость → период оплаты → владелец аккаунта → возможность переназначить лицензию или восстановить доступ → критичность → дата продления → автопродление (да/нет).</w:t>
       </w:r>
     </w:p>
     <w:p>
@@ -5586,10 +6093,10 @@
           <w:b/>
           <w:bCs/>
         </w:rPr>
-        <w:t xml:space="preserve">Оцените стоимость дня простоя:</w:t>
-      </w:r>
-      <w:r>
-        <w:t xml:space="preserve"> число затронутых сотрудников × средняя стоимость рабочего дня. Бухгалтерская точность не нужна, важен порядок величины.</w:t>
+        <w:t xml:space="preserve">Оцените стоимость простоя:</w:t>
+      </w:r>
+      <w:r>
+        <w:t xml:space="preserve"> число затронутых сотрудников × средняя стоимость рабочего дня одного сотрудника × предполагаемое число дней простоя. Бухгалтерская точность не нужна, важен порядок величины.</w:t>
       </w:r>
     </w:p>
     <w:p>
@@ -5694,7 +6201,7 @@
       <w:r>
         <w:t xml:space="preserve"> Для российских компаний прямая покупка зарубежного ПО бывает организационно сложнее: доступность платежа зависит от вендора, страны, банка и способа оплаты, а комплект документов может не соответствовать требованиям конкретной бухгалтерии. Один из вариантов — оформление через российского поставщика: договор, счёт в рублях, получение лицензии или доступа и закрывающие документы. Процесс покупки зарубежного ПО для российского юрлица мы </w:t>
       </w:r>
-      <w:hyperlink w:history="1" r:id="rIdfml1utp82ja80q0clzwsw">
+      <w:hyperlink w:history="1" r:id="rIdrtbxrvxfgqk6u3qyhixmw">
         <w:r>
           <w:rPr>
             <w:rStyle w:val="Hyperlink"/>

--- a/exports/marketing/bizsoft-dzen-01-karta-sotrudnika.docx
+++ b/exports/marketing/bizsoft-dzen-01-karta-sotrudnika.docx
@@ -3250,10 +3250,20 @@
           <w:b/>
           <w:bCs/>
         </w:rPr>
-        <w:t xml:space="preserve">Версия 1.0 — готова к публикации.</w:t>
-      </w:r>
-      <w:r>
-        <w:t xml:space="preserve"> Три круга ревью внешнего маркетолога: 7,5 → 8,8 → 9,2/10, все замечания внесены. Дальнейшая SEO-оптимизация не требуется: ключевые фразы присутствуют естественно, дополнительное насыщение ухудшит материал. Регламент площадки: </w:t>
+        <w:t xml:space="preserve">Финальная версия №1 — к публикации.</w:t>
+      </w:r>
+      <w:r>
+        <w:t xml:space="preserve"> Четыре круга ревью внешнего маркетолога: 7,5 → 8,8 → 9,2 → 9,4/10, все замечания внесены. Дальнейшая полировка не проводится: есть риск потерять естественность ради формальной оптимизации. Материал зафиксирован как </w:t>
+      </w:r>
+      <w:r>
+        <w:rPr>
+          <w:b/>
+          <w:bCs/>
+        </w:rPr>
+        <w:t xml:space="preserve">эталон серии</w:t>
+      </w:r>
+      <w:r>
+        <w:t xml:space="preserve"> BIZSoft в Дзене. Дальнейшая SEO-оптимизация не требуется: ключевые фразы присутствуют естественно, дополнительное насыщение ухудшит материал. Регламент площадки: </w:t>
       </w:r>
       <w:r>
         <w:rPr>
@@ -3274,7 +3284,305 @@
         <w:spacing w:after="140" w:before="280"/>
       </w:pPr>
       <w:r>
-        <w:t xml:space="preserve">Что изменено в версии 1.0 (третье ревью)</w:t>
+        <w:t xml:space="preserve">Что изменено в финальной версии (четвёртое ревью)</w:t>
+      </w:r>
+    </w:p>
+    <w:tbl>
+      <w:tblPr>
+        <w:tblW w:type="dxa" w:w="9000"/>
+        <w:tblBorders>
+          <w:top w:val="single" w:color="auto" w:sz="4"/>
+          <w:left w:val="single" w:color="auto" w:sz="4"/>
+          <w:bottom w:val="single" w:color="auto" w:sz="4"/>
+          <w:right w:val="single" w:color="auto" w:sz="4"/>
+          <w:insideH w:val="single" w:color="auto" w:sz="4"/>
+          <w:insideV w:val="single" w:color="auto" w:sz="4"/>
+        </w:tblBorders>
+      </w:tblPr>
+      <w:tblGrid>
+        <w:gridCol w:w="3922"/>
+        <w:gridCol w:w="5078"/>
+      </w:tblGrid>
+      <w:tr>
+        <w:trPr>
+          <w:tblHeader/>
+        </w:trPr>
+        <w:tc>
+          <w:tcPr>
+            <w:tcW w:type="dxa" w:w="3922"/>
+            <w:tcBorders>
+              <w:top w:val="single" w:color="D9D9D9" w:sz="4"/>
+              <w:left w:val="single" w:color="D9D9D9" w:sz="4"/>
+              <w:bottom w:val="single" w:color="D9D9D9" w:sz="4"/>
+              <w:right w:val="single" w:color="D9D9D9" w:sz="4"/>
+            </w:tcBorders>
+            <w:shd w:fill="F2F2F2" w:color="auto" w:val="clear"/>
+            <w:tcMar>
+              <w:top w:type="dxa" w:w="60"/>
+              <w:left w:type="dxa" w:w="90"/>
+              <w:bottom w:type="dxa" w:w="60"/>
+              <w:right w:type="dxa" w:w="90"/>
+            </w:tcMar>
+          </w:tcPr>
+          <w:p>
+            <w:pPr>
+              <w:spacing w:after="0" w:line="260"/>
+            </w:pPr>
+            <w:r>
+              <w:rPr>
+                <w:b/>
+                <w:bCs/>
+                <w:sz w:val="19"/>
+                <w:szCs w:val="19"/>
+              </w:rPr>
+              <w:t xml:space="preserve">Замечание</w:t>
+            </w:r>
+          </w:p>
+        </w:tc>
+        <w:tc>
+          <w:tcPr>
+            <w:tcW w:type="dxa" w:w="5078"/>
+            <w:tcBorders>
+              <w:top w:val="single" w:color="D9D9D9" w:sz="4"/>
+              <w:left w:val="single" w:color="D9D9D9" w:sz="4"/>
+              <w:bottom w:val="single" w:color="D9D9D9" w:sz="4"/>
+              <w:right w:val="single" w:color="D9D9D9" w:sz="4"/>
+            </w:tcBorders>
+            <w:shd w:fill="F2F2F2" w:color="auto" w:val="clear"/>
+            <w:tcMar>
+              <w:top w:type="dxa" w:w="60"/>
+              <w:left w:type="dxa" w:w="90"/>
+              <w:bottom w:type="dxa" w:w="60"/>
+              <w:right w:type="dxa" w:w="90"/>
+            </w:tcMar>
+          </w:tcPr>
+          <w:p>
+            <w:pPr>
+              <w:spacing w:after="0" w:line="260"/>
+            </w:pPr>
+            <w:r>
+              <w:rPr>
+                <w:b/>
+                <w:bCs/>
+                <w:sz w:val="19"/>
+                <w:szCs w:val="19"/>
+              </w:rPr>
+              <w:t xml:space="preserve">Что сделано</w:t>
+            </w:r>
+          </w:p>
+        </w:tc>
+      </w:tr>
+      <w:tr>
+        <w:trPr>
+          <w:tblHeader w:val="false"/>
+        </w:trPr>
+        <w:tc>
+          <w:tcPr>
+            <w:tcW w:type="dxa" w:w="3922"/>
+            <w:tcBorders>
+              <w:top w:val="single" w:color="D9D9D9" w:sz="4"/>
+              <w:left w:val="single" w:color="D9D9D9" w:sz="4"/>
+              <w:bottom w:val="single" w:color="D9D9D9" w:sz="4"/>
+              <w:right w:val="single" w:color="D9D9D9" w:sz="4"/>
+            </w:tcBorders>
+            <w:tcMar>
+              <w:top w:type="dxa" w:w="60"/>
+              <w:left w:type="dxa" w:w="90"/>
+              <w:bottom w:type="dxa" w:w="60"/>
+              <w:right w:type="dxa" w:w="90"/>
+            </w:tcMar>
+          </w:tcPr>
+          <w:p>
+            <w:pPr>
+              <w:spacing w:after="0" w:line="260"/>
+            </w:pPr>
+            <w:r>
+              <w:rPr>
+                <w:sz w:val="19"/>
+                <w:szCs w:val="19"/>
+              </w:rPr>
+              <w:t xml:space="preserve">«Компания постепенно теряет контроль» — последний заметный абсолют</w:t>
+            </w:r>
+          </w:p>
+        </w:tc>
+        <w:tc>
+          <w:tcPr>
+            <w:tcW w:type="dxa" w:w="5078"/>
+            <w:tcBorders>
+              <w:top w:val="single" w:color="D9D9D9" w:sz="4"/>
+              <w:left w:val="single" w:color="D9D9D9" w:sz="4"/>
+              <w:bottom w:val="single" w:color="D9D9D9" w:sz="4"/>
+              <w:right w:val="single" w:color="D9D9D9" w:sz="4"/>
+            </w:tcBorders>
+            <w:tcMar>
+              <w:top w:type="dxa" w:w="60"/>
+              <w:left w:type="dxa" w:w="90"/>
+              <w:bottom w:type="dxa" w:w="60"/>
+              <w:right w:type="dxa" w:w="90"/>
+            </w:tcMar>
+          </w:tcPr>
+          <w:p>
+            <w:pPr>
+              <w:spacing w:after="0" w:line="260"/>
+            </w:pPr>
+            <w:r>
+              <w:rPr>
+                <w:sz w:val="19"/>
+                <w:szCs w:val="19"/>
+              </w:rPr>
+              <w:t xml:space="preserve">«Может постепенно терять контроль»</w:t>
+            </w:r>
+          </w:p>
+        </w:tc>
+      </w:tr>
+      <w:tr>
+        <w:trPr>
+          <w:tblHeader w:val="false"/>
+        </w:trPr>
+        <w:tc>
+          <w:tcPr>
+            <w:tcW w:type="dxa" w:w="3922"/>
+            <w:tcBorders>
+              <w:top w:val="single" w:color="D9D9D9" w:sz="4"/>
+              <w:left w:val="single" w:color="D9D9D9" w:sz="4"/>
+              <w:bottom w:val="single" w:color="D9D9D9" w:sz="4"/>
+              <w:right w:val="single" w:color="D9D9D9" w:sz="4"/>
+            </w:tcBorders>
+            <w:tcMar>
+              <w:top w:type="dxa" w:w="60"/>
+              <w:left w:type="dxa" w:w="90"/>
+              <w:bottom w:type="dxa" w:w="60"/>
+              <w:right w:type="dxa" w:w="90"/>
+            </w:tcMar>
+          </w:tcPr>
+          <w:p>
+            <w:pPr>
+              <w:spacing w:after="0" w:line="260"/>
+            </w:pPr>
+            <w:r>
+              <w:rPr>
+                <w:sz w:val="19"/>
+                <w:szCs w:val="19"/>
+              </w:rPr>
+              <w:t xml:space="preserve">«Один платёж через сотрудника — мелочь» выбивается из нейтрально-делового тона</w:t>
+            </w:r>
+          </w:p>
+        </w:tc>
+        <w:tc>
+          <w:tcPr>
+            <w:tcW w:type="dxa" w:w="5078"/>
+            <w:tcBorders>
+              <w:top w:val="single" w:color="D9D9D9" w:sz="4"/>
+              <w:left w:val="single" w:color="D9D9D9" w:sz="4"/>
+              <w:bottom w:val="single" w:color="D9D9D9" w:sz="4"/>
+              <w:right w:val="single" w:color="D9D9D9" w:sz="4"/>
+            </w:tcBorders>
+            <w:tcMar>
+              <w:top w:type="dxa" w:w="60"/>
+              <w:left w:type="dxa" w:w="90"/>
+              <w:bottom w:type="dxa" w:w="60"/>
+              <w:right w:type="dxa" w:w="90"/>
+            </w:tcMar>
+          </w:tcPr>
+          <w:p>
+            <w:pPr>
+              <w:spacing w:after="0" w:line="260"/>
+            </w:pPr>
+            <w:r>
+              <w:rPr>
+                <w:sz w:val="19"/>
+                <w:szCs w:val="19"/>
+              </w:rPr>
+              <w:t xml:space="preserve">«Один такой платёж обычно не создаёт заметной нагрузки»</w:t>
+            </w:r>
+          </w:p>
+        </w:tc>
+      </w:tr>
+      <w:tr>
+        <w:trPr>
+          <w:tblHeader w:val="false"/>
+        </w:trPr>
+        <w:tc>
+          <w:tcPr>
+            <w:tcW w:type="dxa" w:w="3922"/>
+            <w:tcBorders>
+              <w:top w:val="single" w:color="D9D9D9" w:sz="4"/>
+              <w:left w:val="single" w:color="D9D9D9" w:sz="4"/>
+              <w:bottom w:val="single" w:color="D9D9D9" w:sz="4"/>
+              <w:right w:val="single" w:color="D9D9D9" w:sz="4"/>
+            </w:tcBorders>
+            <w:tcMar>
+              <w:top w:type="dxa" w:w="60"/>
+              <w:left w:type="dxa" w:w="90"/>
+              <w:bottom w:type="dxa" w:w="60"/>
+              <w:right w:type="dxa" w:w="90"/>
+            </w:tcMar>
+          </w:tcPr>
+          <w:p>
+            <w:pPr>
+              <w:spacing w:after="0" w:line="260"/>
+            </w:pPr>
+            <w:r>
+              <w:rPr>
+                <w:sz w:val="19"/>
+                <w:szCs w:val="19"/>
+              </w:rPr>
+              <w:t xml:space="preserve">«Месячные платежи в годовом выражении выглядят совсем иначе» — размыто</w:t>
+            </w:r>
+          </w:p>
+        </w:tc>
+        <w:tc>
+          <w:tcPr>
+            <w:tcW w:type="dxa" w:w="5078"/>
+            <w:tcBorders>
+              <w:top w:val="single" w:color="D9D9D9" w:sz="4"/>
+              <w:left w:val="single" w:color="D9D9D9" w:sz="4"/>
+              <w:bottom w:val="single" w:color="D9D9D9" w:sz="4"/>
+              <w:right w:val="single" w:color="D9D9D9" w:sz="4"/>
+            </w:tcBorders>
+            <w:tcMar>
+              <w:top w:type="dxa" w:w="60"/>
+              <w:left w:type="dxa" w:w="90"/>
+              <w:bottom w:type="dxa" w:w="60"/>
+              <w:right w:type="dxa" w:w="90"/>
+            </w:tcMar>
+          </w:tcPr>
+          <w:p>
+            <w:pPr>
+              <w:spacing w:after="0" w:line="260"/>
+            </w:pPr>
+            <w:r>
+              <w:rPr>
+                <w:sz w:val="19"/>
+                <w:szCs w:val="19"/>
+              </w:rPr>
+              <w:t xml:space="preserve">«Пересчитайте ежемесячные платежи в годовые — так легче увидеть реальный масштаб регулярных расходов»</w:t>
+            </w:r>
+          </w:p>
+        </w:tc>
+      </w:tr>
+    </w:tbl>
+    <w:p>
+      <w:pPr>
+        <w:spacing w:after="160"/>
+      </w:pPr>
+    </w:p>
+    <w:p>
+      <w:pPr>
+        <w:spacing w:after="160" w:line="300"/>
+      </w:pPr>
+      <w:r>
+        <w:t xml:space="preserve">Линтер помечает «обычно» во второй правке как мягкое обобщение — предупреждение принято осознанно: здесь это смягчение тона, а не утверждение о рынке.</w:t>
+      </w:r>
+    </w:p>
+    <w:p>
+      <w:pPr>
+        <w:pStyle w:val="Heading3"/>
+        <w:keepNext/>
+        <w:spacing w:after="140" w:before="280"/>
+      </w:pPr>
+      <w:r>
+        <w:t xml:space="preserve">Что было изменено в версии 1.0 (третье ревью)</w:t>
       </w:r>
     </w:p>
     <w:tbl>
@@ -5616,7 +5924,7 @@
         <w:spacing w:after="160" w:line="300"/>
       </w:pPr>
       <w:r>
-        <w:t xml:space="preserve">Мы в BIZSoft оформляем зарубежные лицензии и подписки для российских компаний, то есть коммерчески заинтересованы в корпоративной схеме покупки. Говорим об этом сразу. Проблема при этом существует независимо от поставщика: когда рабочий софт распределён между личными аккаунтами и картами сотрудников, компания постепенно теряет контроль над доступами, расходами и продлениями.</w:t>
+        <w:t xml:space="preserve">Мы в BIZSoft оформляем зарубежные лицензии и подписки для российских компаний, то есть коммерчески заинтересованы в корпоративной схеме покупки. Говорим об этом сразу. Проблема при этом существует независимо от поставщика: когда рабочий софт распределён между личными аккаунтами и картами сотрудников, компания может постепенно терять контроль над доступами, расходами и продлениями.</w:t>
       </w:r>
     </w:p>
     <w:p>
@@ -5834,7 +6142,7 @@
         <w:spacing w:after="160" w:line="300"/>
       </w:pPr>
       <w:r>
-        <w:t xml:space="preserve">Один платёж через сотрудника — мелочь. Три десятка регулярных подписок — уже процесс, которым кто-то должен заниматься.</w:t>
+        <w:t xml:space="preserve">Один такой платёж обычно не создаёт заметной нагрузки. Три десятка регулярных подписок — уже процесс, которым кто-то должен заниматься.</w:t>
       </w:r>
     </w:p>
     <w:p>
@@ -6056,7 +6364,7 @@
         <w:t xml:space="preserve">Приведите расходы к году.</w:t>
       </w:r>
       <w:r>
-        <w:t xml:space="preserve"> Месячные платежи в годовом выражении выглядят совсем иначе.</w:t>
+        <w:t xml:space="preserve"> Пересчитайте ежемесячные платежи в годовые — так легче увидеть реальный масштаб регулярных расходов.</w:t>
       </w:r>
     </w:p>
     <w:p>
@@ -6201,7 +6509,7 @@
       <w:r>
         <w:t xml:space="preserve"> Для российских компаний прямая покупка зарубежного ПО бывает организационно сложнее: доступность платежа зависит от вендора, страны, банка и способа оплаты, а комплект документов может не соответствовать требованиям конкретной бухгалтерии. Один из вариантов — оформление через российского поставщика: договор, счёт в рублях, получение лицензии или доступа и закрывающие документы. Процесс покупки зарубежного ПО для российского юрлица мы </w:t>
       </w:r>
-      <w:hyperlink w:history="1" r:id="rIdrtbxrvxfgqk6u3qyhixmw">
+      <w:hyperlink w:history="1" r:id="rId6tlcsxp_4sa6yaltsebiy">
         <w:r>
           <w:rPr>
             <w:rStyle w:val="Hyperlink"/>

--- a/exports/marketing/bizsoft-dzen-01-karta-sotrudnika.docx
+++ b/exports/marketing/bizsoft-dzen-01-karta-sotrudnika.docx
@@ -6509,7 +6509,7 @@
       <w:r>
         <w:t xml:space="preserve"> Для российских компаний прямая покупка зарубежного ПО бывает организационно сложнее: доступность платежа зависит от вендора, страны, банка и способа оплаты, а комплект документов может не соответствовать требованиям конкретной бухгалтерии. Один из вариантов — оформление через российского поставщика: договор, счёт в рублях, получение лицензии или доступа и закрывающие документы. Процесс покупки зарубежного ПО для российского юрлица мы </w:t>
       </w:r>
-      <w:hyperlink w:history="1" r:id="rId6tlcsxp_4sa6yaltsebiy">
+      <w:hyperlink w:history="1" r:id="rIdanocpdgjk2ohfbe1udxlw">
         <w:r>
           <w:rPr>
             <w:rStyle w:val="Hyperlink"/>

--- a/exports/marketing/bizsoft-dzen-01-karta-sotrudnika.docx
+++ b/exports/marketing/bizsoft-dzen-01-karta-sotrudnika.docx
@@ -1135,6 +1135,46 @@
           <w:b/>
           <w:bCs/>
         </w:rPr>
+        <w:t xml:space="preserve">Доступные элементы форматирования</w:t>
+      </w:r>
+      <w:r>
+        <w:t xml:space="preserve"> (по справке редактора): подзаголовки второго и третьего уровня, цитата, маркированный и нумерованный списки, полужирный, курсив, зачёркнутый, гиперссылка. Плюс картинки и галереи, видео, эмбеды и формы Yandex Forms.</w:t>
+      </w:r>
+    </w:p>
+    <w:p>
+      <w:pPr>
+        <w:pStyle w:val="ListParagraph"/>
+        <w:numPr>
+          <w:ilvl w:val="0"/>
+          <w:numId w:val="1"/>
+        </w:numPr>
+        <w:spacing w:after="80" w:line="300"/>
+      </w:pPr>
+      <w:r>
+        <w:rPr>
+          <w:b/>
+          <w:bCs/>
+        </w:rPr>
+        <w:t xml:space="preserve">Ката и спойлера в этом перечне нет</w:t>
+      </w:r>
+      <w:r>
+        <w:t xml:space="preserve"> — свернуть часть текста «под раскрытие» нельзя. Длинный материал в Дзене управляется только структурой: оглавлением из подзаголовков, резюме в начале, выносом тяжёлых расчётов в конец либо разделением на серию публикаций. Если в Студии появится такой элемент — обновить этот пункт.</w:t>
+      </w:r>
+    </w:p>
+    <w:p>
+      <w:pPr>
+        <w:pStyle w:val="ListParagraph"/>
+        <w:numPr>
+          <w:ilvl w:val="0"/>
+          <w:numId w:val="1"/>
+        </w:numPr>
+        <w:spacing w:after="80" w:line="300"/>
+      </w:pPr>
+      <w:r>
+        <w:rPr>
+          <w:b/>
+          <w:bCs/>
+        </w:rPr>
         <w:t xml:space="preserve">Оглавление собирается из подзаголовков</w:t>
       </w:r>
       <w:r>
@@ -3795,6 +3835,8 @@
             </w:r>
             <w:r>
               <w:rPr>
+                <w:b/>
+                <w:bCs/>
                 <w:sz w:val="19"/>
                 <w:szCs w:val="19"/>
               </w:rPr>
@@ -4054,6 +4096,8 @@
             </w:pPr>
             <w:r>
               <w:rPr>
+                <w:b/>
+                <w:bCs/>
                 <w:sz w:val="19"/>
                 <w:szCs w:val="19"/>
               </w:rPr>
@@ -4295,6 +4339,8 @@
             </w:r>
             <w:r>
               <w:rPr>
+                <w:b/>
+                <w:bCs/>
                 <w:sz w:val="19"/>
                 <w:szCs w:val="19"/>
               </w:rPr>
@@ -6509,7 +6555,7 @@
       <w:r>
         <w:t xml:space="preserve"> Для российских компаний прямая покупка зарубежного ПО бывает организационно сложнее: доступность платежа зависит от вендора, страны, банка и способа оплаты, а комплект документов может не соответствовать требованиям конкретной бухгалтерии. Один из вариантов — оформление через российского поставщика: договор, счёт в рублях, получение лицензии или доступа и закрывающие документы. Процесс покупки зарубежного ПО для российского юрлица мы </w:t>
       </w:r>
-      <w:hyperlink w:history="1" r:id="rIdanocpdgjk2ohfbe1udxlw">
+      <w:hyperlink w:history="1" r:id="rId18m2rgmvtpwjwx-qrexv1">
         <w:r>
           <w:rPr>
             <w:rStyle w:val="Hyperlink"/>
